--- a/yang-diujikan/informatika - pembahasan.docx
+++ b/yang-diujikan/informatika - pembahasan.docx
@@ -1,6 +1,6 @@
 
 <file path=word/document.xml><?xml version="1.0" encoding="utf-8"?>
-<w:document xmlns:wpc="http://schemas.microsoft.com/office/word/2010/wordprocessingCanvas" xmlns:cx="http://schemas.microsoft.com/office/drawing/2014/chartex" xmlns:cx1="http://schemas.microsoft.com/office/drawing/2015/9/8/chartex" xmlns:mc="http://schemas.openxmlformats.org/markup-compatibility/2006" xmlns:o="urn:schemas-microsoft-com:office:office" xmlns:r="http://schemas.openxmlformats.org/officeDocument/2006/relationships" xmlns:m="http://schemas.openxmlformats.org/officeDocument/2006/math" xmlns:v="urn:schemas-microsoft-com:vml" xmlns:wp14="http://schemas.microsoft.com/office/word/2010/wordprocessingDrawing" xmlns:wp="http://schemas.openxmlformats.org/drawingml/2006/wordprocessingDrawing" xmlns:w10="urn:schemas-microsoft-com:office:word" xmlns:w="http://schemas.openxmlformats.org/wordprocessingml/2006/main" xmlns:w14="http://schemas.microsoft.com/office/word/2010/wordml" xmlns:w15="http://schemas.microsoft.com/office/word/2012/wordml" xmlns:w16se="http://schemas.microsoft.com/office/word/2015/wordml/symex" xmlns:wpg="http://schemas.microsoft.com/office/word/2010/wordprocessingGroup" xmlns:wpi="http://schemas.microsoft.com/office/word/2010/wordprocessingInk" xmlns:wne="http://schemas.microsoft.com/office/word/2006/wordml" xmlns:wps="http://schemas.microsoft.com/office/word/2010/wordprocessingShape" mc:Ignorable="w14 w15 w16se wp14">
+<w:document xmlns:wpc="http://schemas.microsoft.com/office/word/2010/wordprocessingCanvas" xmlns:cx="http://schemas.microsoft.com/office/drawing/2014/chartex" xmlns:cx1="http://schemas.microsoft.com/office/drawing/2015/9/8/chartex" xmlns:cx2="http://schemas.microsoft.com/office/drawing/2015/10/21/chartex" xmlns:cx3="http://schemas.microsoft.com/office/drawing/2016/5/9/chartex" xmlns:cx4="http://schemas.microsoft.com/office/drawing/2016/5/10/chartex" xmlns:cx5="http://schemas.microsoft.com/office/drawing/2016/5/11/chartex" xmlns:cx6="http://schemas.microsoft.com/office/drawing/2016/5/12/chartex" xmlns:cx7="http://schemas.microsoft.com/office/drawing/2016/5/13/chartex" xmlns:cx8="http://schemas.microsoft.com/office/drawing/2016/5/14/chartex" xmlns:mc="http://schemas.openxmlformats.org/markup-compatibility/2006" xmlns:aink="http://schemas.microsoft.com/office/drawing/2016/ink" xmlns:am3d="http://schemas.microsoft.com/office/drawing/2017/model3d" xmlns:o="urn:schemas-microsoft-com:office:office" xmlns:r="http://schemas.openxmlformats.org/officeDocument/2006/relationships" xmlns:m="http://schemas.openxmlformats.org/officeDocument/2006/math" xmlns:v="urn:schemas-microsoft-com:vml" xmlns:wp14="http://schemas.microsoft.com/office/word/2010/wordprocessingDrawing" xmlns:wp="http://schemas.openxmlformats.org/drawingml/2006/wordprocessingDrawing" xmlns:w10="urn:schemas-microsoft-com:office:word" xmlns:w="http://schemas.openxmlformats.org/wordprocessingml/2006/main" xmlns:w14="http://schemas.microsoft.com/office/word/2010/wordml" xmlns:w15="http://schemas.microsoft.com/office/word/2012/wordml" xmlns:w16cex="http://schemas.microsoft.com/office/word/2018/wordml/cex" xmlns:w16cid="http://schemas.microsoft.com/office/word/2016/wordml/cid" xmlns:w16="http://schemas.microsoft.com/office/word/2018/wordml" xmlns:w16se="http://schemas.microsoft.com/office/word/2015/wordml/symex" xmlns:wpg="http://schemas.microsoft.com/office/word/2010/wordprocessingGroup" xmlns:wpi="http://schemas.microsoft.com/office/word/2010/wordprocessingInk" xmlns:wne="http://schemas.microsoft.com/office/word/2006/wordml" xmlns:wps="http://schemas.microsoft.com/office/word/2010/wordprocessingShape" mc:Ignorable="w14 w15 w16se w16cid w16 w16cex wp14">
   <w:body>
     <w:tbl>
       <w:tblPr>
@@ -172,7 +172,7 @@
           <w:noProof/>
         </w:rPr>
         <w:drawing>
-          <wp:anchor distT="0" distB="0" distL="114300" distR="114300" simplePos="0" relativeHeight="251660288" behindDoc="0" locked="0" layoutInCell="1" allowOverlap="1">
+          <wp:anchor distT="0" distB="0" distL="114300" distR="114300" simplePos="0" relativeHeight="251660288" behindDoc="0" locked="0" layoutInCell="1" allowOverlap="1" wp14:anchorId="4F274C46" wp14:editId="31A60554">
             <wp:simplePos x="0" y="0"/>
             <wp:positionH relativeFrom="column">
               <wp:posOffset>2438400</wp:posOffset>
@@ -283,36 +283,34 @@
           <w:sz w:val="26"/>
           <w:szCs w:val="26"/>
         </w:rPr>
-        <w:t>DINAS PENDIDIKAN DAN KEBUDAY</w:t>
-      </w:r>
-      <w:bookmarkStart w:id="0" w:name="_GoBack"/>
-      <w:bookmarkEnd w:id="0"/>
-      <w:r>
+        <w:t>DINAS PENDIDIKAN DAN KEBUDAYAAN</w:t>
+      </w:r>
+    </w:p>
+    <w:p>
+      <w:pPr>
+        <w:spacing w:line="360" w:lineRule="auto"/>
+        <w:jc w:val="center"/>
         <w:rPr>
           <w:b/>
           <w:sz w:val="26"/>
           <w:szCs w:val="26"/>
         </w:rPr>
-        <w:t>AAN</w:t>
-      </w:r>
-    </w:p>
-    <w:p>
-      <w:pPr>
-        <w:spacing w:line="360" w:lineRule="auto"/>
-        <w:jc w:val="center"/>
+      </w:pPr>
+      <w:r>
         <w:rPr>
           <w:b/>
           <w:sz w:val="26"/>
           <w:szCs w:val="26"/>
         </w:rPr>
-      </w:pPr>
+        <w:t xml:space="preserve">UJIAN SEKOLAH TINGKAT SEKOLAH </w:t>
+      </w:r>
       <w:r>
         <w:rPr>
           <w:b/>
           <w:sz w:val="26"/>
           <w:szCs w:val="26"/>
         </w:rPr>
-        <w:t xml:space="preserve">UJIAN SEKOLAH TINGKAT SEKOLAH </w:t>
+        <w:t xml:space="preserve">MENENGAH </w:t>
       </w:r>
       <w:r>
         <w:rPr>
@@ -320,7 +318,7 @@
           <w:sz w:val="26"/>
           <w:szCs w:val="26"/>
         </w:rPr>
-        <w:t xml:space="preserve">MENENGAH </w:t>
+        <w:t>P</w:t>
       </w:r>
       <w:r>
         <w:rPr>
@@ -328,55 +326,37 @@
           <w:sz w:val="26"/>
           <w:szCs w:val="26"/>
         </w:rPr>
-        <w:t>P</w:t>
-      </w:r>
-      <w:r>
+        <w:t>ERTAMA</w:t>
+      </w:r>
+    </w:p>
+    <w:p>
+      <w:pPr>
+        <w:spacing w:line="360" w:lineRule="auto"/>
+        <w:jc w:val="center"/>
         <w:rPr>
           <w:b/>
           <w:sz w:val="26"/>
           <w:szCs w:val="26"/>
         </w:rPr>
-        <w:t>ERTAMA</w:t>
-      </w:r>
-    </w:p>
-    <w:p>
-      <w:pPr>
-        <w:spacing w:line="360" w:lineRule="auto"/>
-        <w:jc w:val="center"/>
+      </w:pPr>
+      <w:r>
         <w:rPr>
           <w:b/>
           <w:sz w:val="26"/>
           <w:szCs w:val="26"/>
         </w:rPr>
-      </w:pPr>
-      <w:r>
+        <w:t>TAHUN PELAJARAN 20../20..</w:t>
+      </w:r>
+    </w:p>
+    <w:p>
+      <w:pPr>
+        <w:spacing w:line="360" w:lineRule="auto"/>
+        <w:jc w:val="center"/>
         <w:rPr>
           <w:b/>
           <w:sz w:val="26"/>
           <w:szCs w:val="26"/>
         </w:rPr>
-        <w:t>TAHUN PELAJARAN 20../20</w:t>
-      </w:r>
-      <w:proofErr w:type="gramStart"/>
-      <w:r>
-        <w:rPr>
-          <w:b/>
-          <w:sz w:val="26"/>
-          <w:szCs w:val="26"/>
-        </w:rPr>
-        <w:t>..</w:t>
-      </w:r>
-      <w:proofErr w:type="gramEnd"/>
-    </w:p>
-    <w:p>
-      <w:pPr>
-        <w:spacing w:line="360" w:lineRule="auto"/>
-        <w:jc w:val="center"/>
-        <w:rPr>
-          <w:b/>
-          <w:sz w:val="26"/>
-          <w:szCs w:val="26"/>
-        </w:rPr>
       </w:pPr>
       <w:r>
         <w:rPr>
@@ -385,7 +365,7 @@
         <mc:AlternateContent>
           <mc:Choice Requires="wps">
             <w:drawing>
-              <wp:anchor distT="4294967294" distB="4294967294" distL="114300" distR="114300" simplePos="0" relativeHeight="251659264" behindDoc="0" locked="0" layoutInCell="1" allowOverlap="1">
+              <wp:anchor distT="4294967294" distB="4294967294" distL="114300" distR="114300" simplePos="0" relativeHeight="251659264" behindDoc="0" locked="0" layoutInCell="1" allowOverlap="1" wp14:anchorId="49273092" wp14:editId="7F7F2EB2">
                 <wp:simplePos x="0" y="0"/>
                 <wp:positionH relativeFrom="column">
                   <wp:posOffset>14605</wp:posOffset>
@@ -586,7 +566,7 @@
         <mc:AlternateContent>
           <mc:Choice Requires="wps">
             <w:drawing>
-              <wp:anchor distT="4294967294" distB="4294967294" distL="114300" distR="114300" simplePos="0" relativeHeight="251661312" behindDoc="0" locked="0" layoutInCell="1" allowOverlap="1">
+              <wp:anchor distT="4294967294" distB="4294967294" distL="114300" distR="114300" simplePos="0" relativeHeight="251661312" behindDoc="0" locked="0" layoutInCell="1" allowOverlap="1" wp14:anchorId="4D2F64D0" wp14:editId="2E3B6D09">
                 <wp:simplePos x="0" y="0"/>
                 <wp:positionH relativeFrom="column">
                   <wp:posOffset>5080</wp:posOffset>
@@ -814,21 +794,7 @@
         <w:rPr>
           <w:rFonts w:eastAsia="Times New Roman"/>
         </w:rPr>
-        <w:t xml:space="preserve"> dalam menyelesaikan masalah. Dekomposisi </w:t>
-      </w:r>
-      <w:proofErr w:type="gramStart"/>
-      <w:r>
-        <w:rPr>
-          <w:rFonts w:eastAsia="Times New Roman"/>
-        </w:rPr>
-        <w:t>akan</w:t>
-      </w:r>
-      <w:proofErr w:type="gramEnd"/>
-      <w:r>
-        <w:rPr>
-          <w:rFonts w:eastAsia="Times New Roman"/>
-        </w:rPr>
-        <w:t xml:space="preserve"> memecah masalah kompleks menjadi lebih kecil agar kita mudah memahami dan menganalisis masalah yang terjadi.</w:t>
+        <w:t xml:space="preserve"> dalam menyelesaikan masalah. Dekomposisi akan memecah masalah kompleks menjadi lebih kecil agar kita mudah memahami dan menganalisis masalah yang terjadi.</w:t>
       </w:r>
       <w:r>
         <w:rPr>
@@ -854,21 +820,7 @@
         <w:rPr>
           <w:rFonts w:eastAsia="Times New Roman"/>
         </w:rPr>
-        <w:t xml:space="preserve"> yang lain </w:t>
-      </w:r>
-      <w:proofErr w:type="gramStart"/>
-      <w:r>
-        <w:rPr>
-          <w:rFonts w:eastAsia="Times New Roman"/>
-        </w:rPr>
-        <w:t>akan</w:t>
-      </w:r>
-      <w:proofErr w:type="gramEnd"/>
-      <w:r>
-        <w:rPr>
-          <w:rFonts w:eastAsia="Times New Roman"/>
-        </w:rPr>
-        <w:t xml:space="preserve"> sulit dilakukan karena masalah yang diselesaikan akan sulit dipahami dan dianalisis. Jadi, pemecahan masalah kompleks menjadi kurang efektif dan efisien.</w:t>
+        <w:t xml:space="preserve"> yang lain akan sulit dilakukan karena masalah yang diselesaikan akan sulit dipahami dan dianalisis. Jadi, pemecahan masalah kompleks menjadi kurang efektif dan efisien.</w:t>
       </w:r>
       <w:r>
         <w:rPr>
@@ -882,7 +834,7 @@
           <w:noProof/>
         </w:rPr>
         <w:drawing>
-          <wp:inline distT="114300" distB="114300" distL="114300" distR="114300" wp14:anchorId="40869F80" wp14:editId="07A1C799">
+          <wp:inline distT="114300" distB="114300" distL="114300" distR="114300" wp14:anchorId="38D2B435" wp14:editId="0658291A">
             <wp:extent cx="3543300" cy="1993900"/>
             <wp:effectExtent l="0" t="0" r="0" b="0"/>
             <wp:docPr id="3" name="image2.png"/>
@@ -965,11 +917,18 @@
           <w:rFonts w:eastAsia="Times New Roman"/>
         </w:rPr>
         <w:br/>
+      </w:r>
+      <w:r>
+        <w:rPr>
+          <w:rFonts w:eastAsia="Times New Roman"/>
+          <w:highlight w:val="yellow"/>
+        </w:rPr>
         <w:t xml:space="preserve">B. </w:t>
       </w:r>
       <w:r>
         <w:rPr>
           <w:rFonts w:eastAsia="Times New Roman"/>
+          <w:highlight w:val="yellow"/>
         </w:rPr>
         <w:t>Membagi masalah besar menjadi bagian-bagian kecil</w:t>
       </w:r>
@@ -1122,7 +1081,7 @@
           <w:noProof/>
         </w:rPr>
         <w:drawing>
-          <wp:inline distT="114300" distB="114300" distL="114300" distR="114300" wp14:anchorId="493B8AD2" wp14:editId="0C498178">
+          <wp:inline distT="114300" distB="114300" distL="114300" distR="114300" wp14:anchorId="7F2D87BC" wp14:editId="10BD2778">
             <wp:extent cx="1664081" cy="1695838"/>
             <wp:effectExtent l="0" t="0" r="0" b="0"/>
             <wp:docPr id="5" name="image1.png"/>
@@ -1170,7 +1129,7 @@
           <w:noProof/>
         </w:rPr>
         <w:drawing>
-          <wp:inline distT="114300" distB="114300" distL="114300" distR="114300" wp14:anchorId="7F4B74EF" wp14:editId="0CD1E140">
+          <wp:inline distT="114300" distB="114300" distL="114300" distR="114300" wp14:anchorId="439FD6EC" wp14:editId="6604FBA4">
             <wp:extent cx="1564634" cy="1752514"/>
             <wp:effectExtent l="0" t="0" r="0" b="0"/>
             <wp:docPr id="4" name="image4.png"/>
@@ -1221,16 +1180,8 @@
         <w:rPr>
           <w:rFonts w:eastAsia="Times New Roman"/>
         </w:rPr>
-        <w:t>Berdasarkan gambar diatas, bagian-bagian Gunpla dapat dianalisis dan dikelompokkan menjadi bagian-bagian yang sesuai dengan fungsinya. Misalnya, pengelompokkan bagian-bagian berikut</w:t>
-      </w:r>
-      <w:proofErr w:type="gramStart"/>
-      <w:r>
-        <w:rPr>
-          <w:rFonts w:eastAsia="Times New Roman"/>
-        </w:rPr>
-        <w:t>:</w:t>
-      </w:r>
-      <w:proofErr w:type="gramEnd"/>
+        <w:t>Berdasarkan gambar diatas, bagian-bagian Gunpla dapat dianalisis dan dikelompokkan menjadi bagian-bagian yang sesuai dengan fungsinya. Misalnya, pengelompokkan bagian-bagian berikut:</w:t>
+      </w:r>
       <w:r>
         <w:rPr>
           <w:rFonts w:eastAsia="Times New Roman"/>
@@ -1427,11 +1378,13 @@
               <w:jc w:val="both"/>
               <w:rPr>
                 <w:rFonts w:eastAsia="Times New Roman"/>
-              </w:rPr>
-            </w:pPr>
-            <w:r>
-              <w:rPr>
-                <w:rFonts w:eastAsia="Times New Roman"/>
+                <w:highlight w:val="yellow"/>
+              </w:rPr>
+            </w:pPr>
+            <w:r>
+              <w:rPr>
+                <w:rFonts w:eastAsia="Times New Roman"/>
+                <w:highlight w:val="yellow"/>
               </w:rPr>
               <w:t>Pengelompokan bagian-bagian gundam dapat menerapkan konsep dekomposisi.</w:t>
             </w:r>
@@ -1466,11 +1419,13 @@
               <w:jc w:val="both"/>
               <w:rPr>
                 <w:rFonts w:eastAsia="Times New Roman"/>
-              </w:rPr>
-            </w:pPr>
-            <w:r>
-              <w:rPr>
-                <w:rFonts w:eastAsia="Times New Roman"/>
+                <w:highlight w:val="yellow"/>
+              </w:rPr>
+            </w:pPr>
+            <w:r>
+              <w:rPr>
+                <w:rFonts w:eastAsia="Times New Roman"/>
+                <w:highlight w:val="yellow"/>
               </w:rPr>
               <w:t>Menganalisis hubungan antar bagian bagian dan prioritas pengerjaan</w:t>
             </w:r>
@@ -1633,21 +1588,7 @@
         <w:rPr>
           <w:rFonts w:eastAsia="Times New Roman"/>
         </w:rPr>
-        <w:t xml:space="preserve"> yang tepat, perangkat lunak tidak </w:t>
-      </w:r>
-      <w:proofErr w:type="gramStart"/>
-      <w:r>
-        <w:rPr>
-          <w:rFonts w:eastAsia="Times New Roman"/>
-        </w:rPr>
-        <w:t>akan</w:t>
-      </w:r>
-      <w:proofErr w:type="gramEnd"/>
-      <w:r>
-        <w:rPr>
-          <w:rFonts w:eastAsia="Times New Roman"/>
-        </w:rPr>
-        <w:t xml:space="preserve"> memiliki platform untuk berjalan</w:t>
+        <w:t xml:space="preserve"> yang tepat, perangkat lunak tidak akan memiliki platform untuk berjalan</w:t>
       </w:r>
       <w:r>
         <w:rPr>
@@ -1824,6 +1765,13 @@
                 <w:rFonts w:eastAsia="Times New Roman"/>
               </w:rPr>
             </w:pPr>
+            <w:r>
+              <w:rPr>
+                <w:rFonts w:eastAsia="Times New Roman"/>
+                <w:highlight w:val="yellow"/>
+              </w:rPr>
+              <w:t>a</w:t>
+            </w:r>
           </w:p>
         </w:tc>
         <w:tc>
@@ -1891,6 +1839,13 @@
                 <w:rFonts w:eastAsia="Times New Roman"/>
               </w:rPr>
             </w:pPr>
+            <w:r>
+              <w:rPr>
+                <w:rFonts w:eastAsia="Times New Roman"/>
+                <w:highlight w:val="yellow"/>
+              </w:rPr>
+              <w:t>a</w:t>
+            </w:r>
           </w:p>
         </w:tc>
       </w:tr>
@@ -1929,6 +1884,13 @@
                 <w:rFonts w:eastAsia="Times New Roman"/>
               </w:rPr>
             </w:pPr>
+            <w:r>
+              <w:rPr>
+                <w:rFonts w:eastAsia="Times New Roman"/>
+                <w:highlight w:val="yellow"/>
+              </w:rPr>
+              <w:t>a</w:t>
+            </w:r>
           </w:p>
         </w:tc>
         <w:tc>
@@ -2064,8 +2026,22 @@
             <w:r>
               <w:rPr>
                 <w:rFonts w:eastAsia="Times New Roman"/>
-              </w:rPr>
-              <w:t>1.</w:t>
+                <w:highlight w:val="yellow"/>
+              </w:rPr>
+              <w:t>1</w:t>
+            </w:r>
+            <w:r>
+              <w:rPr>
+                <w:rFonts w:eastAsia="Times New Roman"/>
+                <w:highlight w:val="yellow"/>
+              </w:rPr>
+              <w:t>a</w:t>
+            </w:r>
+            <w:r>
+              <w:rPr>
+                <w:rFonts w:eastAsia="Times New Roman"/>
+              </w:rPr>
+              <w:t>.</w:t>
             </w:r>
           </w:p>
         </w:tc>
@@ -2098,13 +2074,29 @@
               <w:jc w:val="center"/>
               <w:rPr>
                 <w:rFonts w:eastAsia="Times New Roman"/>
-              </w:rPr>
-            </w:pPr>
-            <w:r>
-              <w:rPr>
-                <w:rFonts w:eastAsia="Times New Roman"/>
-              </w:rPr>
-              <w:t>2.</w:t>
+                <w:highlight w:val="yellow"/>
+              </w:rPr>
+            </w:pPr>
+            <w:r>
+              <w:rPr>
+                <w:rFonts w:eastAsia="Times New Roman"/>
+                <w:highlight w:val="yellow"/>
+              </w:rPr>
+              <w:t>2</w:t>
+            </w:r>
+            <w:r>
+              <w:rPr>
+                <w:rFonts w:eastAsia="Times New Roman"/>
+                <w:highlight w:val="yellow"/>
+              </w:rPr>
+              <w:t>b</w:t>
+            </w:r>
+            <w:r>
+              <w:rPr>
+                <w:rFonts w:eastAsia="Times New Roman"/>
+                <w:highlight w:val="yellow"/>
+              </w:rPr>
+              <w:t>.</w:t>
             </w:r>
           </w:p>
         </w:tc>
@@ -2424,39 +2416,7 @@
           <w:rFonts w:eastAsia="Times New Roman"/>
           <w:highlight w:val="white"/>
         </w:rPr>
-        <w:t xml:space="preserve">Merujuk pada seperangkat </w:t>
-      </w:r>
-      <w:proofErr w:type="gramStart"/>
-      <w:r>
-        <w:rPr>
-          <w:rFonts w:eastAsia="Times New Roman"/>
-          <w:highlight w:val="white"/>
-        </w:rPr>
-        <w:t>norma</w:t>
-      </w:r>
-      <w:proofErr w:type="gramEnd"/>
-      <w:r>
-        <w:rPr>
-          <w:rFonts w:eastAsia="Times New Roman"/>
-          <w:highlight w:val="white"/>
-        </w:rPr>
-        <w:t xml:space="preserve">, nilai, dan prinsip yang mengatur perilaku dan interaksi kita dalam dunia digital. Ini melibatkan </w:t>
-      </w:r>
-      <w:proofErr w:type="gramStart"/>
-      <w:r>
-        <w:rPr>
-          <w:rFonts w:eastAsia="Times New Roman"/>
-          <w:highlight w:val="white"/>
-        </w:rPr>
-        <w:t>cara</w:t>
-      </w:r>
-      <w:proofErr w:type="gramEnd"/>
-      <w:r>
-        <w:rPr>
-          <w:rFonts w:eastAsia="Times New Roman"/>
-          <w:highlight w:val="white"/>
-        </w:rPr>
-        <w:t xml:space="preserve"> kita menggunakan teknologi, berkomunikasi </w:t>
+        <w:t xml:space="preserve">Merujuk pada seperangkat norma, nilai, dan prinsip yang mengatur perilaku dan interaksi kita dalam dunia digital. Ini melibatkan cara kita menggunakan teknologi, berkomunikasi </w:t>
       </w:r>
       <w:r>
         <w:rPr>
@@ -2498,21 +2458,7 @@
         <w:rPr>
           <w:rFonts w:eastAsia="Times New Roman"/>
         </w:rPr>
-        <w:t xml:space="preserve">Etika digital adalah seperangkat prinsip dan nilai yang mengatur perilaku individu dalam menggunakan teknologi digital dan internet. Etika digital mencakup berbagai aspek, mulai dari </w:t>
-      </w:r>
-      <w:proofErr w:type="gramStart"/>
-      <w:r>
-        <w:rPr>
-          <w:rFonts w:eastAsia="Times New Roman"/>
-        </w:rPr>
-        <w:t>cara</w:t>
-      </w:r>
-      <w:proofErr w:type="gramEnd"/>
-      <w:r>
-        <w:rPr>
-          <w:rFonts w:eastAsia="Times New Roman"/>
-        </w:rPr>
-        <w:t xml:space="preserve"> berkomunikasi, berbagi informasi, mengunggah konten, hingga perlindungan data pribadi.</w:t>
+        <w:t>Etika digital adalah seperangkat prinsip dan nilai yang mengatur perilaku individu dalam menggunakan teknologi digital dan internet. Etika digital mencakup berbagai aspek, mulai dari cara berkomunikasi, berbagi informasi, mengunggah konten, hingga perlindungan data pribadi.</w:t>
       </w:r>
       <w:r>
         <w:rPr>
@@ -2580,6 +2526,7 @@
       <w:r>
         <w:rPr>
           <w:rFonts w:eastAsia="Times New Roman"/>
+          <w:highlight w:val="yellow"/>
         </w:rPr>
         <w:lastRenderedPageBreak/>
         <w:t xml:space="preserve">C. </w:t>
@@ -2587,6 +2534,7 @@
       <w:r>
         <w:rPr>
           <w:rFonts w:eastAsia="Times New Roman"/>
+          <w:highlight w:val="yellow"/>
         </w:rPr>
         <w:t>Menghormati privasi orang lain dengan tidak membagikan data pribadi tanpa izin</w:t>
       </w:r>
@@ -2722,6 +2670,7 @@
             <w:r>
               <w:rPr>
                 <w:rFonts w:ascii="Gungsuh" w:eastAsia="Gungsuh" w:hAnsi="Gungsuh" w:cs="Gungsuh"/>
+                <w:highlight w:val="yellow"/>
               </w:rPr>
               <w:t>√</w:t>
             </w:r>
@@ -2804,6 +2753,7 @@
             <w:r>
               <w:rPr>
                 <w:rFonts w:ascii="Gungsuh" w:eastAsia="Gungsuh" w:hAnsi="Gungsuh" w:cs="Gungsuh"/>
+                <w:highlight w:val="yellow"/>
               </w:rPr>
               <w:t>√</w:t>
             </w:r>
@@ -3025,11 +2975,13 @@
               <w:jc w:val="center"/>
               <w:rPr>
                 <w:rFonts w:eastAsia="Times New Roman"/>
+                <w:highlight w:val="yellow"/>
               </w:rPr>
             </w:pPr>
             <w:r>
               <w:rPr>
                 <w:rFonts w:ascii="Gungsuh" w:eastAsia="Gungsuh" w:hAnsi="Gungsuh" w:cs="Gungsuh"/>
+                <w:highlight w:val="yellow"/>
               </w:rPr>
               <w:t>√</w:t>
             </w:r>
@@ -3045,6 +2997,7 @@
               <w:jc w:val="center"/>
               <w:rPr>
                 <w:rFonts w:eastAsia="Times New Roman"/>
+                <w:highlight w:val="yellow"/>
               </w:rPr>
             </w:pPr>
           </w:p>
@@ -3084,6 +3037,7 @@
               <w:jc w:val="center"/>
               <w:rPr>
                 <w:rFonts w:eastAsia="Times New Roman"/>
+                <w:highlight w:val="yellow"/>
               </w:rPr>
             </w:pPr>
           </w:p>
@@ -3098,11 +3052,13 @@
               <w:jc w:val="center"/>
               <w:rPr>
                 <w:rFonts w:eastAsia="Times New Roman"/>
+                <w:highlight w:val="yellow"/>
               </w:rPr>
             </w:pPr>
             <w:r>
               <w:rPr>
                 <w:rFonts w:ascii="Gungsuh" w:eastAsia="Gungsuh" w:hAnsi="Gungsuh" w:cs="Gungsuh"/>
+                <w:highlight w:val="yellow"/>
               </w:rPr>
               <w:t>√</w:t>
             </w:r>
@@ -3142,11 +3098,13 @@
               <w:jc w:val="center"/>
               <w:rPr>
                 <w:rFonts w:eastAsia="Times New Roman"/>
+                <w:highlight w:val="yellow"/>
               </w:rPr>
             </w:pPr>
             <w:r>
               <w:rPr>
                 <w:rFonts w:ascii="Gungsuh" w:eastAsia="Gungsuh" w:hAnsi="Gungsuh" w:cs="Gungsuh"/>
+                <w:highlight w:val="yellow"/>
               </w:rPr>
               <w:t>√</w:t>
             </w:r>
@@ -3160,6 +3118,7 @@
             <w:pPr>
               <w:rPr>
                 <w:rFonts w:eastAsia="Times New Roman"/>
+                <w:highlight w:val="yellow"/>
               </w:rPr>
             </w:pPr>
           </w:p>
@@ -3294,23 +3253,7 @@
           <w:rFonts w:eastAsia="Times New Roman"/>
           <w:highlight w:val="white"/>
         </w:rPr>
-        <w:t xml:space="preserve">Metropolitan Area Network (MAN): Jaringan yang mencakup wilayah lebih luas, seperti dalam satu </w:t>
-      </w:r>
-      <w:proofErr w:type="gramStart"/>
-      <w:r>
-        <w:rPr>
-          <w:rFonts w:eastAsia="Times New Roman"/>
-          <w:highlight w:val="white"/>
-        </w:rPr>
-        <w:t>kota</w:t>
-      </w:r>
-      <w:proofErr w:type="gramEnd"/>
-      <w:r>
-        <w:rPr>
-          <w:rFonts w:eastAsia="Times New Roman"/>
-          <w:highlight w:val="white"/>
-        </w:rPr>
-        <w:t>.</w:t>
+        <w:t>Metropolitan Area Network (MAN): Jaringan yang mencakup wilayah lebih luas, seperti dalam satu kota.</w:t>
       </w:r>
     </w:p>
     <w:p>
@@ -3456,13 +3399,29 @@
               <w:jc w:val="center"/>
               <w:rPr>
                 <w:rFonts w:eastAsia="Times New Roman"/>
-              </w:rPr>
-            </w:pPr>
-            <w:r>
-              <w:rPr>
-                <w:rFonts w:eastAsia="Times New Roman"/>
-              </w:rPr>
-              <w:t>1.</w:t>
+                <w:highlight w:val="yellow"/>
+              </w:rPr>
+            </w:pPr>
+            <w:r>
+              <w:rPr>
+                <w:rFonts w:eastAsia="Times New Roman"/>
+                <w:highlight w:val="yellow"/>
+              </w:rPr>
+              <w:t>1</w:t>
+            </w:r>
+            <w:r>
+              <w:rPr>
+                <w:rFonts w:eastAsia="Times New Roman"/>
+                <w:highlight w:val="yellow"/>
+              </w:rPr>
+              <w:t>b</w:t>
+            </w:r>
+            <w:r>
+              <w:rPr>
+                <w:rFonts w:eastAsia="Times New Roman"/>
+                <w:highlight w:val="yellow"/>
+              </w:rPr>
+              <w:t>.</w:t>
             </w:r>
           </w:p>
         </w:tc>
@@ -3496,13 +3455,29 @@
               <w:jc w:val="center"/>
               <w:rPr>
                 <w:rFonts w:eastAsia="Times New Roman"/>
-              </w:rPr>
-            </w:pPr>
-            <w:r>
-              <w:rPr>
-                <w:rFonts w:eastAsia="Times New Roman"/>
-              </w:rPr>
-              <w:t>2.</w:t>
+                <w:highlight w:val="yellow"/>
+              </w:rPr>
+            </w:pPr>
+            <w:r>
+              <w:rPr>
+                <w:rFonts w:eastAsia="Times New Roman"/>
+                <w:highlight w:val="yellow"/>
+              </w:rPr>
+              <w:t>2</w:t>
+            </w:r>
+            <w:r>
+              <w:rPr>
+                <w:rFonts w:eastAsia="Times New Roman"/>
+                <w:highlight w:val="yellow"/>
+              </w:rPr>
+              <w:t>a</w:t>
+            </w:r>
+            <w:r>
+              <w:rPr>
+                <w:rFonts w:eastAsia="Times New Roman"/>
+                <w:highlight w:val="yellow"/>
+              </w:rPr>
+              <w:t>.</w:t>
             </w:r>
           </w:p>
         </w:tc>
@@ -3585,7 +3560,6 @@
               <w:rPr>
                 <w:rFonts w:eastAsia="Times New Roman"/>
               </w:rPr>
-              <w:lastRenderedPageBreak/>
               <w:t>Pilihan</w:t>
             </w:r>
           </w:p>
@@ -3834,11 +3808,13 @@
         <w:jc w:val="both"/>
         <w:rPr>
           <w:rFonts w:eastAsia="Times New Roman"/>
-        </w:rPr>
-      </w:pPr>
-      <w:r>
-        <w:rPr>
-          <w:rFonts w:eastAsia="Times New Roman"/>
+          <w:highlight w:val="yellow"/>
+        </w:rPr>
+      </w:pPr>
+      <w:r>
+        <w:rPr>
+          <w:rFonts w:eastAsia="Times New Roman"/>
+          <w:highlight w:val="yellow"/>
         </w:rPr>
         <w:t>LAN mencakup area kecil seperti sekolah atau kantor, sedangkan WAN mencakup area luas seperti antar negara</w:t>
       </w:r>
@@ -3946,21 +3922,7 @@
         <w:rPr>
           <w:rFonts w:eastAsia="Times New Roman"/>
         </w:rPr>
-        <w:t xml:space="preserve">LAN, atau Local Area Network, adalah jaringan komputer yang cakupannya kecil. Biasanya digunakan untuk menghubungkan perangkat-perangkat dalam satu ruangan, gedung, atau area yang relatif terbatas. Misalnya, jaringan yang ada di rumah atau </w:t>
-      </w:r>
-      <w:proofErr w:type="gramStart"/>
-      <w:r>
-        <w:rPr>
-          <w:rFonts w:eastAsia="Times New Roman"/>
-        </w:rPr>
-        <w:t>kantor</w:t>
-      </w:r>
-      <w:proofErr w:type="gramEnd"/>
-      <w:r>
-        <w:rPr>
-          <w:rFonts w:eastAsia="Times New Roman"/>
-        </w:rPr>
-        <w:t xml:space="preserve"> kecil. LAN memungkinkan perangkat seperti komputer, printer, dan server bisa saling terhubung dan bertukar data dengan cepat.</w:t>
+        <w:t>LAN, atau Local Area Network, adalah jaringan komputer yang cakupannya kecil. Biasanya digunakan untuk menghubungkan perangkat-perangkat dalam satu ruangan, gedung, atau area yang relatif terbatas. Misalnya, jaringan yang ada di rumah atau kantor kecil. LAN memungkinkan perangkat seperti komputer, printer, dan server bisa saling terhubung dan bertukar data dengan cepat.</w:t>
       </w:r>
       <w:r>
         <w:rPr>
@@ -3973,21 +3935,7 @@
         <w:rPr>
           <w:rFonts w:eastAsia="Times New Roman"/>
         </w:rPr>
-        <w:t xml:space="preserve">LAN juga memiliki kecepatan transfer data yang sangat tinggi. Karena cakupan areanya kecil, perangkat di dalam LAN bisa terhubung dengan sangat cepat dan efisien. LAN biasanya digunakan untuk kebutuhan yang membutuhkan respons cepat, seperti di </w:t>
-      </w:r>
-      <w:proofErr w:type="gramStart"/>
-      <w:r>
-        <w:rPr>
-          <w:rFonts w:eastAsia="Times New Roman"/>
-        </w:rPr>
-        <w:t>kantor</w:t>
-      </w:r>
-      <w:proofErr w:type="gramEnd"/>
-      <w:r>
-        <w:rPr>
-          <w:rFonts w:eastAsia="Times New Roman"/>
-        </w:rPr>
-        <w:t xml:space="preserve"> atau sekolah. Kalau kamu ingin menghubungkan komputer di rumahmu dengan printer tanpa kabel, itu artinya kamu sedang membuat jaringan LAN kecil.</w:t>
+        <w:t>LAN juga memiliki kecepatan transfer data yang sangat tinggi. Karena cakupan areanya kecil, perangkat di dalam LAN bisa terhubung dengan sangat cepat dan efisien. LAN biasanya digunakan untuk kebutuhan yang membutuhkan respons cepat, seperti di kantor atau sekolah. Kalau kamu ingin menghubungkan komputer di rumahmu dengan printer tanpa kabel, itu artinya kamu sedang membuat jaringan LAN kecil.</w:t>
       </w:r>
       <w:r>
         <w:rPr>
@@ -4087,8 +4035,16 @@
               <w:jc w:val="center"/>
               <w:rPr>
                 <w:rFonts w:eastAsia="Times New Roman"/>
-              </w:rPr>
-            </w:pPr>
+                <w:highlight w:val="yellow"/>
+              </w:rPr>
+            </w:pPr>
+            <w:r>
+              <w:rPr>
+                <w:rFonts w:eastAsia="Times New Roman"/>
+                <w:highlight w:val="yellow"/>
+              </w:rPr>
+              <w:t>a</w:t>
+            </w:r>
           </w:p>
         </w:tc>
         <w:tc>
@@ -4125,6 +4081,7 @@
               <w:jc w:val="center"/>
               <w:rPr>
                 <w:rFonts w:eastAsia="Times New Roman"/>
+                <w:highlight w:val="yellow"/>
               </w:rPr>
             </w:pPr>
           </w:p>
@@ -4163,8 +4120,16 @@
               <w:jc w:val="center"/>
               <w:rPr>
                 <w:rFonts w:eastAsia="Times New Roman"/>
-              </w:rPr>
-            </w:pPr>
+                <w:highlight w:val="yellow"/>
+              </w:rPr>
+            </w:pPr>
+            <w:r>
+              <w:rPr>
+                <w:rFonts w:eastAsia="Times New Roman"/>
+                <w:highlight w:val="yellow"/>
+              </w:rPr>
+              <w:t>a</w:t>
+            </w:r>
           </w:p>
         </w:tc>
         <w:tc>
@@ -4201,6 +4166,7 @@
               <w:jc w:val="center"/>
               <w:rPr>
                 <w:rFonts w:eastAsia="Times New Roman"/>
+                <w:highlight w:val="yellow"/>
               </w:rPr>
             </w:pPr>
           </w:p>
@@ -4303,35 +4269,7 @@
         <w:rPr>
           <w:rFonts w:eastAsia="Times New Roman"/>
         </w:rPr>
-        <w:t xml:space="preserve">Fungsi adalah </w:t>
-      </w:r>
-      <w:proofErr w:type="gramStart"/>
-      <w:r>
-        <w:rPr>
-          <w:rFonts w:eastAsia="Times New Roman"/>
-        </w:rPr>
-        <w:t>blok</w:t>
-      </w:r>
-      <w:proofErr w:type="gramEnd"/>
-      <w:r>
-        <w:rPr>
-          <w:rFonts w:eastAsia="Times New Roman"/>
-        </w:rPr>
-        <w:t xml:space="preserve"> kode yang dirancang untuk melakukan tugas tertentu. Fungsi membantu membuat kode lebih terstruktur, efisien, dan mudah digunakan kembali tanpa harus menulis ulang perintah yang </w:t>
-      </w:r>
-      <w:proofErr w:type="gramStart"/>
-      <w:r>
-        <w:rPr>
-          <w:rFonts w:eastAsia="Times New Roman"/>
-        </w:rPr>
-        <w:t>sama</w:t>
-      </w:r>
-      <w:proofErr w:type="gramEnd"/>
-      <w:r>
-        <w:rPr>
-          <w:rFonts w:eastAsia="Times New Roman"/>
-        </w:rPr>
-        <w:t xml:space="preserve"> berulang kali.</w:t>
+        <w:t>Fungsi adalah blok kode yang dirancang untuk melakukan tugas tertentu. Fungsi membantu membuat kode lebih terstruktur, efisien, dan mudah digunakan kembali tanpa harus menulis ulang perintah yang sama berulang kali.</w:t>
       </w:r>
       <w:r>
         <w:rPr>
@@ -4344,21 +4282,7 @@
         <w:rPr>
           <w:rFonts w:eastAsia="Times New Roman"/>
         </w:rPr>
-        <w:t xml:space="preserve">Sebuah fungsi dapat menerima input, </w:t>
-      </w:r>
-      <w:proofErr w:type="gramStart"/>
-      <w:r>
-        <w:rPr>
-          <w:rFonts w:eastAsia="Times New Roman"/>
-        </w:rPr>
-        <w:t>yang dikenal sebagai parameter</w:t>
-      </w:r>
-      <w:proofErr w:type="gramEnd"/>
-      <w:r>
-        <w:rPr>
-          <w:rFonts w:eastAsia="Times New Roman"/>
-        </w:rPr>
-        <w:t xml:space="preserve">, dan setelah melakukan serangkaian instruksi, biasanya menghasilkan </w:t>
+        <w:t xml:space="preserve">Sebuah fungsi dapat menerima input, yang dikenal sebagai parameter, dan setelah melakukan serangkaian instruksi, biasanya menghasilkan </w:t>
       </w:r>
       <w:hyperlink r:id="rId11">
         <w:r>
@@ -4384,13 +4308,13 @@
         <w:rPr>
           <w:rFonts w:eastAsia="Times New Roman"/>
         </w:rPr>
+        <w:lastRenderedPageBreak/>
         <w:br/>
       </w:r>
       <w:r>
         <w:rPr>
           <w:rFonts w:eastAsia="Times New Roman"/>
         </w:rPr>
-        <w:lastRenderedPageBreak/>
         <w:br/>
       </w:r>
       <w:r>
@@ -4521,8 +4445,16 @@
               <w:jc w:val="center"/>
               <w:rPr>
                 <w:rFonts w:eastAsia="Times New Roman"/>
-              </w:rPr>
-            </w:pPr>
+                <w:highlight w:val="yellow"/>
+              </w:rPr>
+            </w:pPr>
+            <w:r>
+              <w:rPr>
+                <w:rFonts w:eastAsia="Times New Roman"/>
+                <w:highlight w:val="yellow"/>
+              </w:rPr>
+              <w:t>a</w:t>
+            </w:r>
           </w:p>
         </w:tc>
         <w:tc>
@@ -4535,6 +4467,7 @@
               <w:jc w:val="center"/>
               <w:rPr>
                 <w:rFonts w:eastAsia="Times New Roman"/>
+                <w:highlight w:val="yellow"/>
               </w:rPr>
             </w:pPr>
           </w:p>
@@ -4574,6 +4507,7 @@
               <w:jc w:val="center"/>
               <w:rPr>
                 <w:rFonts w:eastAsia="Times New Roman"/>
+                <w:highlight w:val="yellow"/>
               </w:rPr>
             </w:pPr>
           </w:p>
@@ -4588,8 +4522,16 @@
               <w:jc w:val="center"/>
               <w:rPr>
                 <w:rFonts w:eastAsia="Times New Roman"/>
-              </w:rPr>
-            </w:pPr>
+                <w:highlight w:val="yellow"/>
+              </w:rPr>
+            </w:pPr>
+            <w:r>
+              <w:rPr>
+                <w:rFonts w:eastAsia="Times New Roman"/>
+                <w:highlight w:val="yellow"/>
+              </w:rPr>
+              <w:t>a</w:t>
+            </w:r>
           </w:p>
         </w:tc>
       </w:tr>
@@ -4626,8 +4568,16 @@
               <w:jc w:val="center"/>
               <w:rPr>
                 <w:rFonts w:eastAsia="Times New Roman"/>
-              </w:rPr>
-            </w:pPr>
+                <w:highlight w:val="yellow"/>
+              </w:rPr>
+            </w:pPr>
+            <w:r>
+              <w:rPr>
+                <w:rFonts w:eastAsia="Times New Roman"/>
+                <w:highlight w:val="yellow"/>
+              </w:rPr>
+              <w:t>a</w:t>
+            </w:r>
           </w:p>
         </w:tc>
         <w:tc>
@@ -4638,6 +4588,7 @@
             <w:pPr>
               <w:rPr>
                 <w:rFonts w:eastAsia="Times New Roman"/>
+                <w:highlight w:val="yellow"/>
               </w:rPr>
             </w:pPr>
           </w:p>
@@ -4749,13 +4700,29 @@
               <w:jc w:val="center"/>
               <w:rPr>
                 <w:rFonts w:eastAsia="Times New Roman"/>
-              </w:rPr>
-            </w:pPr>
-            <w:r>
-              <w:rPr>
-                <w:rFonts w:eastAsia="Times New Roman"/>
-              </w:rPr>
-              <w:t>1.</w:t>
+                <w:highlight w:val="yellow"/>
+              </w:rPr>
+            </w:pPr>
+            <w:r>
+              <w:rPr>
+                <w:rFonts w:eastAsia="Times New Roman"/>
+                <w:highlight w:val="yellow"/>
+              </w:rPr>
+              <w:t>1</w:t>
+            </w:r>
+            <w:r>
+              <w:rPr>
+                <w:rFonts w:eastAsia="Times New Roman"/>
+                <w:highlight w:val="yellow"/>
+              </w:rPr>
+              <w:t>a</w:t>
+            </w:r>
+            <w:r>
+              <w:rPr>
+                <w:rFonts w:eastAsia="Times New Roman"/>
+                <w:highlight w:val="yellow"/>
+              </w:rPr>
+              <w:t>.</w:t>
             </w:r>
           </w:p>
         </w:tc>
@@ -4789,13 +4756,29 @@
               <w:jc w:val="center"/>
               <w:rPr>
                 <w:rFonts w:eastAsia="Times New Roman"/>
-              </w:rPr>
-            </w:pPr>
-            <w:r>
-              <w:rPr>
-                <w:rFonts w:eastAsia="Times New Roman"/>
-              </w:rPr>
-              <w:t>2.</w:t>
+                <w:highlight w:val="yellow"/>
+              </w:rPr>
+            </w:pPr>
+            <w:r>
+              <w:rPr>
+                <w:rFonts w:eastAsia="Times New Roman"/>
+                <w:highlight w:val="yellow"/>
+              </w:rPr>
+              <w:t>2</w:t>
+            </w:r>
+            <w:r>
+              <w:rPr>
+                <w:rFonts w:eastAsia="Times New Roman"/>
+                <w:highlight w:val="yellow"/>
+              </w:rPr>
+              <w:t>c</w:t>
+            </w:r>
+            <w:r>
+              <w:rPr>
+                <w:rFonts w:eastAsia="Times New Roman"/>
+                <w:highlight w:val="yellow"/>
+              </w:rPr>
+              <w:t>.</w:t>
             </w:r>
           </w:p>
         </w:tc>
@@ -5106,11 +5089,13 @@
         <w:jc w:val="both"/>
         <w:rPr>
           <w:rFonts w:eastAsia="Times New Roman"/>
-        </w:rPr>
-      </w:pPr>
-      <w:r>
-        <w:rPr>
-          <w:rFonts w:eastAsia="Times New Roman"/>
+          <w:highlight w:val="yellow"/>
+        </w:rPr>
+      </w:pPr>
+      <w:r>
+        <w:rPr>
+          <w:rFonts w:eastAsia="Times New Roman"/>
+          <w:highlight w:val="yellow"/>
         </w:rPr>
         <w:t>Setiap mahasiswa dapat mengambil lebih dari satu mata kuliah dalam satu semester.</w:t>
       </w:r>
@@ -5267,21 +5252,7 @@
         <w:rPr>
           <w:rFonts w:eastAsia="Times New Roman"/>
         </w:rPr>
-        <w:t xml:space="preserve">Bilangan biner adalah sistem bilangan dasar dalam komputasi, yang memungkinkan proses perhitungan, penyimpanan, dan transmisi data dalam bentuk yang dapat dipahami oleh perangkat elektronik. </w:t>
-      </w:r>
-      <w:proofErr w:type="gramStart"/>
-      <w:r>
-        <w:rPr>
-          <w:rFonts w:eastAsia="Times New Roman"/>
-        </w:rPr>
-        <w:t>sistem</w:t>
-      </w:r>
-      <w:proofErr w:type="gramEnd"/>
-      <w:r>
-        <w:rPr>
-          <w:rFonts w:eastAsia="Times New Roman"/>
-        </w:rPr>
-        <w:t xml:space="preserve"> bilangan biner atau sistem bilangan basis dua suatu sistem penulisan angka dengan menggunakan dua lambang yaitu adalah </w:t>
+        <w:t xml:space="preserve">Bilangan biner adalah sistem bilangan dasar dalam komputasi, yang memungkinkan proses perhitungan, penyimpanan, dan transmisi data dalam bentuk yang dapat dipahami oleh perangkat elektronik. sistem bilangan biner atau sistem bilangan basis dua suatu sistem penulisan angka dengan menggunakan dua lambang yaitu adalah </w:t>
       </w:r>
       <w:hyperlink r:id="rId12">
         <w:r>
@@ -5297,8 +5268,8 @@
         </w:rPr>
         <w:t>, Tidak ada satu simbol yang mewakili bilangan dua.</w:t>
       </w:r>
-      <w:bookmarkStart w:id="1" w:name="_3znysh7" w:colFirst="0" w:colLast="0"/>
-      <w:bookmarkEnd w:id="1"/>
+      <w:bookmarkStart w:id="0" w:name="_3znysh7" w:colFirst="0" w:colLast="0"/>
+      <w:bookmarkEnd w:id="0"/>
       <w:r>
         <w:rPr>
           <w:rFonts w:eastAsia="Times New Roman"/>
@@ -5371,21 +5342,7 @@
         <w:rPr>
           <w:rFonts w:eastAsia="Times New Roman"/>
         </w:rPr>
-        <w:t xml:space="preserve">Ulangi sampai hasil bagi = </w:t>
-      </w:r>
-      <w:proofErr w:type="gramStart"/>
-      <w:r>
-        <w:rPr>
-          <w:rFonts w:eastAsia="Times New Roman"/>
-        </w:rPr>
-        <w:t>0</w:t>
-      </w:r>
-      <w:proofErr w:type="gramEnd"/>
-      <w:r>
-        <w:rPr>
-          <w:rFonts w:eastAsia="Times New Roman"/>
-        </w:rPr>
-        <w:t>.</w:t>
+        <w:t>Ulangi sampai hasil bagi = 0.</w:t>
       </w:r>
     </w:p>
     <w:p>
@@ -5737,8 +5694,16 @@
               <w:jc w:val="center"/>
               <w:rPr>
                 <w:rFonts w:eastAsia="Times New Roman"/>
-              </w:rPr>
-            </w:pPr>
+                <w:highlight w:val="yellow"/>
+              </w:rPr>
+            </w:pPr>
+            <w:r>
+              <w:rPr>
+                <w:rFonts w:eastAsia="Times New Roman"/>
+                <w:highlight w:val="yellow"/>
+              </w:rPr>
+              <w:t>a</w:t>
+            </w:r>
           </w:p>
         </w:tc>
         <w:tc>
@@ -5775,8 +5740,16 @@
               <w:jc w:val="center"/>
               <w:rPr>
                 <w:rFonts w:eastAsia="Times New Roman"/>
-              </w:rPr>
-            </w:pPr>
+                <w:highlight w:val="yellow"/>
+              </w:rPr>
+            </w:pPr>
+            <w:r>
+              <w:rPr>
+                <w:rFonts w:eastAsia="Times New Roman"/>
+                <w:highlight w:val="yellow"/>
+              </w:rPr>
+              <w:t>a</w:t>
+            </w:r>
           </w:p>
         </w:tc>
         <w:tc>
@@ -6002,8 +5975,16 @@
               <w:jc w:val="center"/>
               <w:rPr>
                 <w:rFonts w:eastAsia="Times New Roman"/>
-              </w:rPr>
-            </w:pPr>
+                <w:highlight w:val="yellow"/>
+              </w:rPr>
+            </w:pPr>
+            <w:r>
+              <w:rPr>
+                <w:rFonts w:eastAsia="Times New Roman"/>
+                <w:highlight w:val="yellow"/>
+              </w:rPr>
+              <w:t>a</w:t>
+            </w:r>
           </w:p>
         </w:tc>
         <w:tc>
@@ -6016,6 +5997,7 @@
               <w:jc w:val="center"/>
               <w:rPr>
                 <w:rFonts w:eastAsia="Times New Roman"/>
+                <w:highlight w:val="yellow"/>
               </w:rPr>
             </w:pPr>
           </w:p>
@@ -6055,6 +6037,7 @@
               <w:jc w:val="center"/>
               <w:rPr>
                 <w:rFonts w:eastAsia="Times New Roman"/>
+                <w:highlight w:val="yellow"/>
               </w:rPr>
             </w:pPr>
           </w:p>
@@ -6069,8 +6052,16 @@
               <w:jc w:val="center"/>
               <w:rPr>
                 <w:rFonts w:eastAsia="Times New Roman"/>
-              </w:rPr>
-            </w:pPr>
+                <w:highlight w:val="yellow"/>
+              </w:rPr>
+            </w:pPr>
+            <w:r>
+              <w:rPr>
+                <w:rFonts w:eastAsia="Times New Roman"/>
+                <w:highlight w:val="yellow"/>
+              </w:rPr>
+              <w:t>a</w:t>
+            </w:r>
           </w:p>
         </w:tc>
       </w:tr>
@@ -6107,8 +6098,16 @@
               <w:jc w:val="center"/>
               <w:rPr>
                 <w:rFonts w:eastAsia="Times New Roman"/>
-              </w:rPr>
-            </w:pPr>
+                <w:highlight w:val="yellow"/>
+              </w:rPr>
+            </w:pPr>
+            <w:r>
+              <w:rPr>
+                <w:rFonts w:eastAsia="Times New Roman"/>
+                <w:highlight w:val="yellow"/>
+              </w:rPr>
+              <w:t>a</w:t>
+            </w:r>
           </w:p>
         </w:tc>
         <w:tc>
@@ -6119,6 +6118,7 @@
             <w:pPr>
               <w:rPr>
                 <w:rFonts w:eastAsia="Times New Roman"/>
+                <w:highlight w:val="yellow"/>
               </w:rPr>
             </w:pPr>
           </w:p>
@@ -6238,13 +6238,29 @@
               <w:jc w:val="center"/>
               <w:rPr>
                 <w:rFonts w:eastAsia="Times New Roman"/>
-              </w:rPr>
-            </w:pPr>
-            <w:r>
-              <w:rPr>
-                <w:rFonts w:eastAsia="Times New Roman"/>
-              </w:rPr>
-              <w:t>1.</w:t>
+                <w:highlight w:val="yellow"/>
+              </w:rPr>
+            </w:pPr>
+            <w:r>
+              <w:rPr>
+                <w:rFonts w:eastAsia="Times New Roman"/>
+                <w:highlight w:val="yellow"/>
+              </w:rPr>
+              <w:t>1</w:t>
+            </w:r>
+            <w:r>
+              <w:rPr>
+                <w:rFonts w:eastAsia="Times New Roman"/>
+                <w:highlight w:val="yellow"/>
+              </w:rPr>
+              <w:t>c</w:t>
+            </w:r>
+            <w:r>
+              <w:rPr>
+                <w:rFonts w:eastAsia="Times New Roman"/>
+                <w:highlight w:val="yellow"/>
+              </w:rPr>
+              <w:t>.</w:t>
             </w:r>
           </w:p>
         </w:tc>
@@ -6281,13 +6297,29 @@
               <w:jc w:val="center"/>
               <w:rPr>
                 <w:rFonts w:eastAsia="Times New Roman"/>
-              </w:rPr>
-            </w:pPr>
-            <w:r>
-              <w:rPr>
-                <w:rFonts w:eastAsia="Times New Roman"/>
-              </w:rPr>
-              <w:t>2.</w:t>
+                <w:highlight w:val="yellow"/>
+              </w:rPr>
+            </w:pPr>
+            <w:r>
+              <w:rPr>
+                <w:rFonts w:eastAsia="Times New Roman"/>
+                <w:highlight w:val="yellow"/>
+              </w:rPr>
+              <w:t>2</w:t>
+            </w:r>
+            <w:r>
+              <w:rPr>
+                <w:rFonts w:eastAsia="Times New Roman"/>
+                <w:highlight w:val="yellow"/>
+              </w:rPr>
+              <w:t>b</w:t>
+            </w:r>
+            <w:r>
+              <w:rPr>
+                <w:rFonts w:eastAsia="Times New Roman"/>
+                <w:highlight w:val="yellow"/>
+              </w:rPr>
+              <w:t>.</w:t>
             </w:r>
           </w:p>
         </w:tc>
@@ -6675,11 +6707,18 @@
           <w:rFonts w:eastAsia="Times New Roman"/>
         </w:rPr>
         <w:br/>
+      </w:r>
+      <w:r>
+        <w:rPr>
+          <w:rFonts w:eastAsia="Times New Roman"/>
+          <w:highlight w:val="yellow"/>
+        </w:rPr>
         <w:t xml:space="preserve">B. </w:t>
       </w:r>
       <w:r>
         <w:rPr>
           <w:rFonts w:eastAsia="Times New Roman"/>
+          <w:highlight w:val="yellow"/>
         </w:rPr>
         <w:t>Serangkaian langkah-langkah terstruktur untuk menyelesaikan masalah</w:t>
       </w:r>
@@ -6824,8 +6863,16 @@
               <w:jc w:val="center"/>
               <w:rPr>
                 <w:rFonts w:eastAsia="Times New Roman"/>
-              </w:rPr>
-            </w:pPr>
+                <w:highlight w:val="yellow"/>
+              </w:rPr>
+            </w:pPr>
+            <w:r>
+              <w:rPr>
+                <w:rFonts w:eastAsia="Times New Roman"/>
+                <w:highlight w:val="yellow"/>
+              </w:rPr>
+              <w:t>a</w:t>
+            </w:r>
           </w:p>
         </w:tc>
         <w:tc>
@@ -6862,8 +6909,16 @@
               <w:jc w:val="center"/>
               <w:rPr>
                 <w:rFonts w:eastAsia="Times New Roman"/>
-              </w:rPr>
-            </w:pPr>
+                <w:highlight w:val="yellow"/>
+              </w:rPr>
+            </w:pPr>
+            <w:r>
+              <w:rPr>
+                <w:rFonts w:eastAsia="Times New Roman"/>
+                <w:highlight w:val="yellow"/>
+              </w:rPr>
+              <w:t>a</w:t>
+            </w:r>
           </w:p>
         </w:tc>
         <w:tc>
@@ -7114,6 +7169,7 @@
               <w:jc w:val="center"/>
               <w:rPr>
                 <w:rFonts w:eastAsia="Times New Roman"/>
+                <w:highlight w:val="yellow"/>
               </w:rPr>
             </w:pPr>
           </w:p>
@@ -7128,8 +7184,16 @@
               <w:jc w:val="center"/>
               <w:rPr>
                 <w:rFonts w:eastAsia="Times New Roman"/>
-              </w:rPr>
-            </w:pPr>
+                <w:highlight w:val="yellow"/>
+              </w:rPr>
+            </w:pPr>
+            <w:r>
+              <w:rPr>
+                <w:rFonts w:eastAsia="Times New Roman"/>
+                <w:highlight w:val="yellow"/>
+              </w:rPr>
+              <w:t>a</w:t>
+            </w:r>
           </w:p>
         </w:tc>
       </w:tr>
@@ -7169,8 +7233,16 @@
               <w:jc w:val="center"/>
               <w:rPr>
                 <w:rFonts w:eastAsia="Times New Roman"/>
-              </w:rPr>
-            </w:pPr>
+                <w:highlight w:val="yellow"/>
+              </w:rPr>
+            </w:pPr>
+            <w:r>
+              <w:rPr>
+                <w:rFonts w:eastAsia="Times New Roman"/>
+                <w:highlight w:val="yellow"/>
+              </w:rPr>
+              <w:t>a</w:t>
+            </w:r>
           </w:p>
         </w:tc>
         <w:tc>
@@ -7183,6 +7255,7 @@
               <w:jc w:val="center"/>
               <w:rPr>
                 <w:rFonts w:eastAsia="Times New Roman"/>
+                <w:highlight w:val="yellow"/>
               </w:rPr>
             </w:pPr>
           </w:p>
@@ -7221,8 +7294,16 @@
               <w:jc w:val="center"/>
               <w:rPr>
                 <w:rFonts w:eastAsia="Times New Roman"/>
-              </w:rPr>
-            </w:pPr>
+                <w:highlight w:val="yellow"/>
+              </w:rPr>
+            </w:pPr>
+            <w:r>
+              <w:rPr>
+                <w:rFonts w:eastAsia="Times New Roman"/>
+                <w:highlight w:val="yellow"/>
+              </w:rPr>
+              <w:t>a</w:t>
+            </w:r>
           </w:p>
         </w:tc>
         <w:tc>
@@ -7233,6 +7314,7 @@
             <w:pPr>
               <w:rPr>
                 <w:rFonts w:eastAsia="Times New Roman"/>
+                <w:highlight w:val="yellow"/>
               </w:rPr>
             </w:pPr>
           </w:p>
@@ -7384,23 +7466,7 @@
           <w:rFonts w:eastAsia="Times New Roman"/>
           <w:color w:val="000000"/>
         </w:rPr>
-        <w:t xml:space="preserve">Perangkat lunak aplikasi perkantoran diperginakan untuk menyelesaikan pekerjaan </w:t>
-      </w:r>
-      <w:proofErr w:type="gramStart"/>
-      <w:r>
-        <w:rPr>
-          <w:rFonts w:eastAsia="Times New Roman"/>
-          <w:color w:val="000000"/>
-        </w:rPr>
-        <w:t>kantor</w:t>
-      </w:r>
-      <w:proofErr w:type="gramEnd"/>
-      <w:r>
-        <w:rPr>
-          <w:rFonts w:eastAsia="Times New Roman"/>
-          <w:color w:val="000000"/>
-        </w:rPr>
-        <w:t xml:space="preserve"> seperti mengetik, membuat tabel kerja, membuat database sederhana, ataupun mengolah image/ citra sederhana. </w:t>
+        <w:t xml:space="preserve">Perangkat lunak aplikasi perkantoran diperginakan untuk menyelesaikan pekerjaan kantor seperti mengetik, membuat tabel kerja, membuat database sederhana, ataupun mengolah image/ citra sederhana. </w:t>
       </w:r>
     </w:p>
     <w:p>
@@ -7428,23 +7494,7 @@
           <w:rFonts w:eastAsia="Times New Roman"/>
           <w:color w:val="000000"/>
         </w:rPr>
-        <w:t xml:space="preserve">Perangkat lunak pemrograman, softwere yang digunakan untuk menterjemahkan instruksi dari bahasa pemrograman ke kode bahasa mesin melalui prosedur tertentu </w:t>
-      </w:r>
-      <w:proofErr w:type="gramStart"/>
-      <w:r>
-        <w:rPr>
-          <w:rFonts w:eastAsia="Times New Roman"/>
-          <w:color w:val="000000"/>
-        </w:rPr>
-        <w:t>adar</w:t>
-      </w:r>
-      <w:proofErr w:type="gramEnd"/>
-      <w:r>
-        <w:rPr>
-          <w:rFonts w:eastAsia="Times New Roman"/>
-          <w:color w:val="000000"/>
-        </w:rPr>
-        <w:t xml:space="preserve"> dapat diterima dan dibaca komputer umumnya perangkat kunak ini untuk menterjemahkan, menulis, menguji, mengembangkan.</w:t>
+        <w:t>Perangkat lunak pemrograman, softwere yang digunakan untuk menterjemahkan instruksi dari bahasa pemrograman ke kode bahasa mesin melalui prosedur tertentu adar dapat diterima dan dibaca komputer umumnya perangkat kunak ini untuk menterjemahkan, menulis, menguji, mengembangkan.</w:t>
       </w:r>
     </w:p>
     <w:p>
@@ -7472,6 +7522,7 @@
           <w:rFonts w:eastAsia="Times New Roman"/>
           <w:color w:val="000000"/>
         </w:rPr>
+        <w:lastRenderedPageBreak/>
         <w:t>Perangkat lunak tambahan, Softwere ini merupakan aplikasi yang berguna untuk membantu pengelolaan komputer, seperti mengkompres file, mengkopi data, dan lain-lain.</w:t>
       </w:r>
     </w:p>
@@ -7583,13 +7634,29 @@
               <w:jc w:val="center"/>
               <w:rPr>
                 <w:rFonts w:eastAsia="Times New Roman"/>
-              </w:rPr>
-            </w:pPr>
-            <w:r>
-              <w:rPr>
-                <w:rFonts w:eastAsia="Times New Roman"/>
-              </w:rPr>
-              <w:t>1.</w:t>
+                <w:highlight w:val="yellow"/>
+              </w:rPr>
+            </w:pPr>
+            <w:r>
+              <w:rPr>
+                <w:rFonts w:eastAsia="Times New Roman"/>
+                <w:highlight w:val="yellow"/>
+              </w:rPr>
+              <w:t>1</w:t>
+            </w:r>
+            <w:r>
+              <w:rPr>
+                <w:rFonts w:eastAsia="Times New Roman"/>
+                <w:highlight w:val="yellow"/>
+              </w:rPr>
+              <w:t>b</w:t>
+            </w:r>
+            <w:r>
+              <w:rPr>
+                <w:rFonts w:eastAsia="Times New Roman"/>
+                <w:highlight w:val="yellow"/>
+              </w:rPr>
+              <w:t>.</w:t>
             </w:r>
           </w:p>
         </w:tc>
@@ -7623,13 +7690,29 @@
               <w:jc w:val="center"/>
               <w:rPr>
                 <w:rFonts w:eastAsia="Times New Roman"/>
-              </w:rPr>
-            </w:pPr>
-            <w:r>
-              <w:rPr>
-                <w:rFonts w:eastAsia="Times New Roman"/>
-              </w:rPr>
-              <w:t>2.</w:t>
+                <w:highlight w:val="yellow"/>
+              </w:rPr>
+            </w:pPr>
+            <w:r>
+              <w:rPr>
+                <w:rFonts w:eastAsia="Times New Roman"/>
+                <w:highlight w:val="yellow"/>
+              </w:rPr>
+              <w:t>2</w:t>
+            </w:r>
+            <w:r>
+              <w:rPr>
+                <w:rFonts w:eastAsia="Times New Roman"/>
+                <w:highlight w:val="yellow"/>
+              </w:rPr>
+              <w:t>c</w:t>
+            </w:r>
+            <w:r>
+              <w:rPr>
+                <w:rFonts w:eastAsia="Times New Roman"/>
+                <w:highlight w:val="yellow"/>
+              </w:rPr>
+              <w:t>.</w:t>
             </w:r>
           </w:p>
         </w:tc>
@@ -7884,11 +7967,18 @@
           <w:rFonts w:eastAsia="Times New Roman"/>
         </w:rPr>
         <w:br/>
+      </w:r>
+      <w:r>
+        <w:rPr>
+          <w:rFonts w:eastAsia="Times New Roman"/>
+          <w:highlight w:val="yellow"/>
+        </w:rPr>
         <w:t xml:space="preserve">A. </w:t>
       </w:r>
       <w:r>
         <w:rPr>
           <w:rFonts w:eastAsia="Times New Roman"/>
+          <w:highlight w:val="yellow"/>
         </w:rPr>
         <w:t>Adobe Photoshop</w:t>
       </w:r>
@@ -8041,8 +8131,16 @@
               <w:jc w:val="center"/>
               <w:rPr>
                 <w:rFonts w:eastAsia="Times New Roman"/>
-              </w:rPr>
-            </w:pPr>
+                <w:highlight w:val="yellow"/>
+              </w:rPr>
+            </w:pPr>
+            <w:r>
+              <w:rPr>
+                <w:rFonts w:eastAsia="Times New Roman"/>
+                <w:highlight w:val="yellow"/>
+              </w:rPr>
+              <w:t>a</w:t>
+            </w:r>
           </w:p>
         </w:tc>
         <w:tc>
@@ -8080,6 +8178,7 @@
               <w:jc w:val="center"/>
               <w:rPr>
                 <w:rFonts w:eastAsia="Times New Roman"/>
+                <w:highlight w:val="yellow"/>
               </w:rPr>
             </w:pPr>
           </w:p>
@@ -8119,8 +8218,16 @@
               <w:jc w:val="center"/>
               <w:rPr>
                 <w:rFonts w:eastAsia="Times New Roman"/>
-              </w:rPr>
-            </w:pPr>
+                <w:highlight w:val="yellow"/>
+              </w:rPr>
+            </w:pPr>
+            <w:r>
+              <w:rPr>
+                <w:rFonts w:eastAsia="Times New Roman"/>
+                <w:highlight w:val="yellow"/>
+              </w:rPr>
+              <w:t>a</w:t>
+            </w:r>
           </w:p>
         </w:tc>
         <w:tc>
@@ -8252,21 +8359,7 @@
         <w:rPr>
           <w:rFonts w:eastAsia="Times New Roman"/>
         </w:rPr>
-        <w:t xml:space="preserve">Software </w:t>
-      </w:r>
-      <w:proofErr w:type="gramStart"/>
-      <w:r>
-        <w:rPr>
-          <w:rFonts w:eastAsia="Times New Roman"/>
-        </w:rPr>
-        <w:t>merupakan  perangkat</w:t>
-      </w:r>
-      <w:proofErr w:type="gramEnd"/>
-      <w:r>
-        <w:rPr>
-          <w:rFonts w:eastAsia="Times New Roman"/>
-        </w:rPr>
-        <w:t xml:space="preserve"> lunak yang digunakan untuk mengoperasikan satu atau lebih aplikasi seperti program basis data, program pengolah kata, program pengeditan video, atau program browser web. Selain itu, perangkat lunak aplikasi juga berarti program yang berdiri sendiri dalam memenuhi kebutuha</w:t>
+        <w:t>Software merupakan  perangkat lunak yang digunakan untuk mengoperasikan satu atau lebih aplikasi seperti program basis data, program pengolah kata, program pengeditan video, atau program browser web. Selain itu, perangkat lunak aplikasi juga berarti program yang berdiri sendiri dalam memenuhi kebutuha</w:t>
       </w:r>
       <w:r>
         <w:rPr>
@@ -8285,21 +8378,7 @@
         <w:rPr>
           <w:rFonts w:eastAsia="Times New Roman"/>
         </w:rPr>
-        <w:t xml:space="preserve">Perangkat lunak aplikasi memproses kebutuhan penggunanya dengan </w:t>
-      </w:r>
-      <w:proofErr w:type="gramStart"/>
-      <w:r>
-        <w:rPr>
-          <w:rFonts w:eastAsia="Times New Roman"/>
-        </w:rPr>
-        <w:t>cara</w:t>
-      </w:r>
-      <w:proofErr w:type="gramEnd"/>
-      <w:r>
-        <w:rPr>
-          <w:rFonts w:eastAsia="Times New Roman"/>
-        </w:rPr>
-        <w:t xml:space="preserve"> memfasilitasi kegiatan pengguna sehingga memberikan hasil sesuai dengan kebutuhan pengguna dan dapat membantu dalam pengambilan keputusan.</w:t>
+        <w:t>Perangkat lunak aplikasi memproses kebutuhan penggunanya dengan cara memfasilitasi kegiatan pengguna sehingga memberikan hasil sesuai dengan kebutuhan pengguna dan dapat membantu dalam pengambilan keputusan.</w:t>
       </w:r>
       <w:r>
         <w:rPr>
@@ -8444,11 +8523,13 @@
               <w:jc w:val="center"/>
               <w:rPr>
                 <w:rFonts w:eastAsia="Times New Roman"/>
+                <w:highlight w:val="yellow"/>
               </w:rPr>
             </w:pPr>
             <w:r>
               <w:rPr>
                 <w:rFonts w:ascii="Gungsuh" w:eastAsia="Gungsuh" w:hAnsi="Gungsuh" w:cs="Gungsuh"/>
+                <w:highlight w:val="yellow"/>
               </w:rPr>
               <w:t>√</w:t>
             </w:r>
@@ -8464,6 +8545,7 @@
               <w:jc w:val="center"/>
               <w:rPr>
                 <w:rFonts w:eastAsia="Times New Roman"/>
+                <w:highlight w:val="yellow"/>
               </w:rPr>
             </w:pPr>
           </w:p>
@@ -8500,11 +8582,13 @@
               <w:jc w:val="center"/>
               <w:rPr>
                 <w:rFonts w:eastAsia="Times New Roman"/>
+                <w:highlight w:val="yellow"/>
               </w:rPr>
             </w:pPr>
             <w:r>
               <w:rPr>
                 <w:rFonts w:ascii="Gungsuh" w:eastAsia="Gungsuh" w:hAnsi="Gungsuh" w:cs="Gungsuh"/>
+                <w:highlight w:val="yellow"/>
               </w:rPr>
               <w:t>√</w:t>
             </w:r>
@@ -8520,6 +8604,7 @@
               <w:jc w:val="center"/>
               <w:rPr>
                 <w:rFonts w:eastAsia="Times New Roman"/>
+                <w:highlight w:val="yellow"/>
               </w:rPr>
             </w:pPr>
           </w:p>
@@ -8541,6 +8626,7 @@
               <w:rPr>
                 <w:rFonts w:eastAsia="Times New Roman"/>
               </w:rPr>
+              <w:lastRenderedPageBreak/>
               <w:t>Untuk mengedit dan memanipulasi gambar atau foto secara profesional, adalah aplikasi Windows Media Player</w:t>
             </w:r>
           </w:p>
@@ -8555,6 +8641,7 @@
               <w:jc w:val="center"/>
               <w:rPr>
                 <w:rFonts w:eastAsia="Times New Roman"/>
+                <w:highlight w:val="yellow"/>
               </w:rPr>
             </w:pPr>
           </w:p>
@@ -8568,11 +8655,13 @@
               <w:jc w:val="center"/>
               <w:rPr>
                 <w:rFonts w:eastAsia="Times New Roman"/>
+                <w:highlight w:val="yellow"/>
               </w:rPr>
             </w:pPr>
             <w:r>
               <w:rPr>
                 <w:rFonts w:ascii="Gungsuh" w:eastAsia="Gungsuh" w:hAnsi="Gungsuh" w:cs="Gungsuh"/>
+                <w:highlight w:val="yellow"/>
               </w:rPr>
               <w:t>√</w:t>
             </w:r>
@@ -8618,7 +8707,6 @@
         <w:rPr>
           <w:rFonts w:eastAsia="Times New Roman"/>
         </w:rPr>
-        <w:lastRenderedPageBreak/>
         <w:t>Pasangkanlah pernyataan di bawah ini dengan tepat!</w:t>
       </w:r>
     </w:p>
@@ -8702,13 +8790,29 @@
               <w:jc w:val="center"/>
               <w:rPr>
                 <w:rFonts w:eastAsia="Times New Roman"/>
-              </w:rPr>
-            </w:pPr>
-            <w:r>
-              <w:rPr>
-                <w:rFonts w:eastAsia="Times New Roman"/>
-              </w:rPr>
-              <w:t>1.</w:t>
+                <w:highlight w:val="yellow"/>
+              </w:rPr>
+            </w:pPr>
+            <w:r>
+              <w:rPr>
+                <w:rFonts w:eastAsia="Times New Roman"/>
+                <w:highlight w:val="yellow"/>
+              </w:rPr>
+              <w:t>1</w:t>
+            </w:r>
+            <w:r>
+              <w:rPr>
+                <w:rFonts w:eastAsia="Times New Roman"/>
+                <w:highlight w:val="yellow"/>
+              </w:rPr>
+              <w:t>c</w:t>
+            </w:r>
+            <w:r>
+              <w:rPr>
+                <w:rFonts w:eastAsia="Times New Roman"/>
+                <w:highlight w:val="yellow"/>
+              </w:rPr>
+              <w:t>.</w:t>
             </w:r>
           </w:p>
         </w:tc>
@@ -8742,13 +8846,29 @@
               <w:jc w:val="center"/>
               <w:rPr>
                 <w:rFonts w:eastAsia="Times New Roman"/>
-              </w:rPr>
-            </w:pPr>
-            <w:r>
-              <w:rPr>
-                <w:rFonts w:eastAsia="Times New Roman"/>
-              </w:rPr>
-              <w:t>2.</w:t>
+                <w:highlight w:val="yellow"/>
+              </w:rPr>
+            </w:pPr>
+            <w:r>
+              <w:rPr>
+                <w:rFonts w:eastAsia="Times New Roman"/>
+                <w:highlight w:val="yellow"/>
+              </w:rPr>
+              <w:t>2</w:t>
+            </w:r>
+            <w:r>
+              <w:rPr>
+                <w:rFonts w:eastAsia="Times New Roman"/>
+                <w:highlight w:val="yellow"/>
+              </w:rPr>
+              <w:t>a</w:t>
+            </w:r>
+            <w:r>
+              <w:rPr>
+                <w:rFonts w:eastAsia="Times New Roman"/>
+                <w:highlight w:val="yellow"/>
+              </w:rPr>
+              <w:t>.</w:t>
             </w:r>
           </w:p>
         </w:tc>
@@ -9022,6 +9142,7 @@
       <w:r>
         <w:rPr>
           <w:rFonts w:eastAsia="Times New Roman"/>
+          <w:highlight w:val="yellow"/>
         </w:rPr>
         <w:t>A. Microsoft PowerPoint</w:t>
       </w:r>
@@ -9185,35 +9306,7 @@
         <w:rPr>
           <w:rFonts w:eastAsia="Times New Roman"/>
         </w:rPr>
-        <w:t xml:space="preserve">Sebagai contoh, dalam Scratch, jika kita ingin membuat karakter melompat saat tombol ditekan, kita bisa membuat </w:t>
-      </w:r>
-      <w:proofErr w:type="gramStart"/>
-      <w:r>
-        <w:rPr>
-          <w:rFonts w:eastAsia="Times New Roman"/>
-        </w:rPr>
-        <w:t>blok</w:t>
-      </w:r>
-      <w:proofErr w:type="gramEnd"/>
-      <w:r>
-        <w:rPr>
-          <w:rFonts w:eastAsia="Times New Roman"/>
-        </w:rPr>
-        <w:t xml:space="preserve"> khusus (custom block) bernama "Lompat" yang berisi instruksi gerakan ke atas dan turun kembali. Dengan </w:t>
-      </w:r>
-      <w:proofErr w:type="gramStart"/>
-      <w:r>
-        <w:rPr>
-          <w:rFonts w:eastAsia="Times New Roman"/>
-        </w:rPr>
-        <w:t>cara</w:t>
-      </w:r>
-      <w:proofErr w:type="gramEnd"/>
-      <w:r>
-        <w:rPr>
-          <w:rFonts w:eastAsia="Times New Roman"/>
-        </w:rPr>
-        <w:t xml:space="preserve"> ini, kita bisa memanggil blok tersebut kapan pun dibutuhkan tanpa harus menulis ulang instruksi yang sama.</w:t>
+        <w:t>Sebagai contoh, dalam Scratch, jika kita ingin membuat karakter melompat saat tombol ditekan, kita bisa membuat blok khusus (custom block) bernama "Lompat" yang berisi instruksi gerakan ke atas dan turun kembali. Dengan cara ini, kita bisa memanggil blok tersebut kapan pun dibutuhkan tanpa harus menulis ulang instruksi yang sama.</w:t>
       </w:r>
       <w:r>
         <w:rPr>
@@ -9320,8 +9413,16 @@
               <w:jc w:val="center"/>
               <w:rPr>
                 <w:rFonts w:eastAsia="Times New Roman"/>
-              </w:rPr>
-            </w:pPr>
+                <w:highlight w:val="yellow"/>
+              </w:rPr>
+            </w:pPr>
+            <w:r>
+              <w:rPr>
+                <w:rFonts w:eastAsia="Times New Roman"/>
+                <w:highlight w:val="yellow"/>
+              </w:rPr>
+              <w:t>A</w:t>
+            </w:r>
           </w:p>
         </w:tc>
         <w:tc>
@@ -9359,8 +9460,16 @@
               <w:jc w:val="center"/>
               <w:rPr>
                 <w:rFonts w:eastAsia="Times New Roman"/>
-              </w:rPr>
-            </w:pPr>
+                <w:highlight w:val="yellow"/>
+              </w:rPr>
+            </w:pPr>
+            <w:r>
+              <w:rPr>
+                <w:rFonts w:eastAsia="Times New Roman"/>
+                <w:highlight w:val="yellow"/>
+              </w:rPr>
+              <w:t>A</w:t>
+            </w:r>
           </w:p>
         </w:tc>
         <w:tc>
@@ -9486,6 +9595,7 @@
         <w:rPr>
           <w:rFonts w:eastAsia="Times New Roman"/>
         </w:rPr>
+        <w:lastRenderedPageBreak/>
         <w:t>Pilih jawaban benar atau salah sesuai pernyataan yang tepat!</w:t>
       </w:r>
     </w:p>
@@ -9605,11 +9715,13 @@
               <w:jc w:val="center"/>
               <w:rPr>
                 <w:rFonts w:eastAsia="Times New Roman"/>
+                <w:highlight w:val="yellow"/>
               </w:rPr>
             </w:pPr>
             <w:r>
               <w:rPr>
                 <w:rFonts w:ascii="Gungsuh" w:eastAsia="Gungsuh" w:hAnsi="Gungsuh" w:cs="Gungsuh"/>
+                <w:highlight w:val="yellow"/>
               </w:rPr>
               <w:t>√</w:t>
             </w:r>
@@ -9625,6 +9737,7 @@
               <w:jc w:val="center"/>
               <w:rPr>
                 <w:rFonts w:eastAsia="Times New Roman"/>
+                <w:highlight w:val="yellow"/>
               </w:rPr>
             </w:pPr>
           </w:p>
@@ -9646,7 +9759,6 @@
               <w:rPr>
                 <w:rFonts w:eastAsia="Times New Roman"/>
               </w:rPr>
-              <w:lastRenderedPageBreak/>
               <w:t>Semua bahasa pemrograman visual tidak mendukung konsep modularisasi.</w:t>
             </w:r>
           </w:p>
@@ -9661,6 +9773,7 @@
               <w:jc w:val="center"/>
               <w:rPr>
                 <w:rFonts w:eastAsia="Times New Roman"/>
+                <w:highlight w:val="yellow"/>
               </w:rPr>
             </w:pPr>
           </w:p>
@@ -9675,11 +9788,13 @@
               <w:jc w:val="center"/>
               <w:rPr>
                 <w:rFonts w:eastAsia="Times New Roman"/>
+                <w:highlight w:val="yellow"/>
               </w:rPr>
             </w:pPr>
             <w:r>
               <w:rPr>
                 <w:rFonts w:ascii="Gungsuh" w:eastAsia="Gungsuh" w:hAnsi="Gungsuh" w:cs="Gungsuh"/>
+                <w:highlight w:val="yellow"/>
               </w:rPr>
               <w:t>√</w:t>
             </w:r>
@@ -9716,11 +9831,13 @@
               <w:jc w:val="center"/>
               <w:rPr>
                 <w:rFonts w:eastAsia="Times New Roman"/>
+                <w:highlight w:val="yellow"/>
               </w:rPr>
             </w:pPr>
             <w:r>
               <w:rPr>
                 <w:rFonts w:ascii="Gungsuh" w:eastAsia="Gungsuh" w:hAnsi="Gungsuh" w:cs="Gungsuh"/>
+                <w:highlight w:val="yellow"/>
               </w:rPr>
               <w:t>√</w:t>
             </w:r>
@@ -9734,6 +9851,7 @@
             <w:pPr>
               <w:rPr>
                 <w:rFonts w:eastAsia="Times New Roman"/>
+                <w:highlight w:val="yellow"/>
               </w:rPr>
             </w:pPr>
           </w:p>
@@ -9849,13 +9967,29 @@
               <w:jc w:val="center"/>
               <w:rPr>
                 <w:rFonts w:eastAsia="Times New Roman"/>
-              </w:rPr>
-            </w:pPr>
-            <w:r>
-              <w:rPr>
-                <w:rFonts w:eastAsia="Times New Roman"/>
-              </w:rPr>
-              <w:t>1.</w:t>
+                <w:highlight w:val="yellow"/>
+              </w:rPr>
+            </w:pPr>
+            <w:r>
+              <w:rPr>
+                <w:rFonts w:eastAsia="Times New Roman"/>
+                <w:highlight w:val="yellow"/>
+              </w:rPr>
+              <w:t>1</w:t>
+            </w:r>
+            <w:r>
+              <w:rPr>
+                <w:rFonts w:eastAsia="Times New Roman"/>
+                <w:highlight w:val="yellow"/>
+              </w:rPr>
+              <w:t>a</w:t>
+            </w:r>
+            <w:r>
+              <w:rPr>
+                <w:rFonts w:eastAsia="Times New Roman"/>
+                <w:highlight w:val="yellow"/>
+              </w:rPr>
+              <w:t>.</w:t>
             </w:r>
           </w:p>
         </w:tc>
@@ -9889,13 +10023,29 @@
               <w:jc w:val="center"/>
               <w:rPr>
                 <w:rFonts w:eastAsia="Times New Roman"/>
-              </w:rPr>
-            </w:pPr>
-            <w:r>
-              <w:rPr>
-                <w:rFonts w:eastAsia="Times New Roman"/>
-              </w:rPr>
-              <w:t>2.</w:t>
+                <w:highlight w:val="yellow"/>
+              </w:rPr>
+            </w:pPr>
+            <w:r>
+              <w:rPr>
+                <w:rFonts w:eastAsia="Times New Roman"/>
+                <w:highlight w:val="yellow"/>
+              </w:rPr>
+              <w:t>2</w:t>
+            </w:r>
+            <w:r>
+              <w:rPr>
+                <w:rFonts w:eastAsia="Times New Roman"/>
+                <w:highlight w:val="yellow"/>
+              </w:rPr>
+              <w:t>c</w:t>
+            </w:r>
+            <w:r>
+              <w:rPr>
+                <w:rFonts w:eastAsia="Times New Roman"/>
+                <w:highlight w:val="yellow"/>
+              </w:rPr>
+              <w:t>.</w:t>
             </w:r>
           </w:p>
         </w:tc>
@@ -10205,38 +10355,10 @@
         <w:rPr>
           <w:rFonts w:eastAsia="Times New Roman"/>
         </w:rPr>
-        <w:t xml:space="preserve">Scratch adalah salah satu contoh terbaik bagaimana VPL dapat digunakan untuk mengajarkan pemrograman kepada anak-anak. Bahasa pemrograman visual Scratch di buat oleh MIT Media Lab, Scratch menggunakan </w:t>
-      </w:r>
-      <w:proofErr w:type="gramStart"/>
-      <w:r>
-        <w:rPr>
-          <w:rFonts w:eastAsia="Times New Roman"/>
-        </w:rPr>
-        <w:t>blok</w:t>
-      </w:r>
-      <w:proofErr w:type="gramEnd"/>
-      <w:r>
-        <w:rPr>
-          <w:rFonts w:eastAsia="Times New Roman"/>
-        </w:rPr>
-        <w:t xml:space="preserve"> kode berwarna-warni yang dapat disusun untuk menciptakan animasi, game, dan cerita interaktif. Setiap </w:t>
-      </w:r>
-      <w:proofErr w:type="gramStart"/>
-      <w:r>
-        <w:rPr>
-          <w:rFonts w:eastAsia="Times New Roman"/>
-        </w:rPr>
-        <w:t>blok</w:t>
-      </w:r>
-      <w:proofErr w:type="gramEnd"/>
-      <w:r>
-        <w:rPr>
-          <w:rFonts w:eastAsia="Times New Roman"/>
-        </w:rPr>
-        <w:t xml:space="preserve"> mewakili perintah atau aksi tertentu, seperti gerakan, suara, atau kontrol alur.</w:t>
-      </w:r>
-      <w:bookmarkStart w:id="2" w:name="_3dy6vkm" w:colFirst="0" w:colLast="0"/>
-      <w:bookmarkEnd w:id="2"/>
+        <w:t>Scratch adalah salah satu contoh terbaik bagaimana VPL dapat digunakan untuk mengajarkan pemrograman kepada anak-anak. Bahasa pemrograman visual Scratch di buat oleh MIT Media Lab, Scratch menggunakan blok kode berwarna-warni yang dapat disusun untuk menciptakan animasi, game, dan cerita interaktif. Setiap blok mewakili perintah atau aksi tertentu, seperti gerakan, suara, atau kontrol alur.</w:t>
+      </w:r>
+      <w:bookmarkStart w:id="1" w:name="_3dy6vkm" w:colFirst="0" w:colLast="0"/>
+      <w:bookmarkEnd w:id="1"/>
       <w:r>
         <w:rPr>
           <w:rFonts w:eastAsia="Times New Roman"/>
@@ -10274,21 +10396,7 @@
         <w:rPr>
           <w:rFonts w:eastAsia="Times New Roman"/>
         </w:rPr>
-        <w:t xml:space="preserve">Antarmuka Drag-and-Drop: Pengguna dapat menyeret dan menjatuhkan </w:t>
-      </w:r>
-      <w:proofErr w:type="gramStart"/>
-      <w:r>
-        <w:rPr>
-          <w:rFonts w:eastAsia="Times New Roman"/>
-        </w:rPr>
-        <w:t>blok</w:t>
-      </w:r>
-      <w:proofErr w:type="gramEnd"/>
-      <w:r>
-        <w:rPr>
-          <w:rFonts w:eastAsia="Times New Roman"/>
-        </w:rPr>
-        <w:t xml:space="preserve"> untuk menyusun program.</w:t>
+        <w:t>Antarmuka Drag-and-Drop: Pengguna dapat menyeret dan menjatuhkan blok untuk menyusun program.</w:t>
       </w:r>
     </w:p>
     <w:p>
@@ -10333,19 +10441,11 @@
           <w:rFonts w:eastAsia="Times New Roman"/>
         </w:rPr>
       </w:pPr>
-      <w:proofErr w:type="gramStart"/>
-      <w:r>
-        <w:rPr>
-          <w:rFonts w:eastAsia="Times New Roman"/>
-        </w:rPr>
-        <w:t>Apa</w:t>
-      </w:r>
-      <w:proofErr w:type="gramEnd"/>
-      <w:r>
-        <w:rPr>
-          <w:rFonts w:eastAsia="Times New Roman"/>
-        </w:rPr>
-        <w:t xml:space="preserve"> fungsi utama dari perangkat lunak Scratch dalam dunia pemrograman….</w:t>
+      <w:r>
+        <w:rPr>
+          <w:rFonts w:eastAsia="Times New Roman"/>
+        </w:rPr>
+        <w:t>Apa fungsi utama dari perangkat lunak Scratch dalam dunia pemrograman….</w:t>
       </w:r>
     </w:p>
     <w:p>
@@ -10379,11 +10479,13 @@
         <w:jc w:val="both"/>
         <w:rPr>
           <w:rFonts w:eastAsia="Times New Roman"/>
-        </w:rPr>
-      </w:pPr>
-      <w:r>
-        <w:rPr>
-          <w:rFonts w:eastAsia="Times New Roman"/>
+          <w:highlight w:val="yellow"/>
+        </w:rPr>
+      </w:pPr>
+      <w:r>
+        <w:rPr>
+          <w:rFonts w:eastAsia="Times New Roman"/>
+          <w:highlight w:val="yellow"/>
         </w:rPr>
         <w:t>Memudahkan pembuatan program menggunakan blok visual tanpa perlu menulis kode</w:t>
       </w:r>
@@ -10532,8 +10634,16 @@
               <w:jc w:val="center"/>
               <w:rPr>
                 <w:rFonts w:eastAsia="Times New Roman"/>
-              </w:rPr>
-            </w:pPr>
+                <w:highlight w:val="yellow"/>
+              </w:rPr>
+            </w:pPr>
+            <w:r>
+              <w:rPr>
+                <w:rFonts w:eastAsia="Times New Roman"/>
+                <w:highlight w:val="yellow"/>
+              </w:rPr>
+              <w:t>a</w:t>
+            </w:r>
           </w:p>
         </w:tc>
         <w:tc>
@@ -10570,6 +10680,7 @@
               <w:jc w:val="center"/>
               <w:rPr>
                 <w:rFonts w:eastAsia="Times New Roman"/>
+                <w:highlight w:val="yellow"/>
               </w:rPr>
             </w:pPr>
           </w:p>
@@ -10608,8 +10719,16 @@
               <w:jc w:val="center"/>
               <w:rPr>
                 <w:rFonts w:eastAsia="Times New Roman"/>
-              </w:rPr>
-            </w:pPr>
+                <w:highlight w:val="yellow"/>
+              </w:rPr>
+            </w:pPr>
+            <w:r>
+              <w:rPr>
+                <w:rFonts w:eastAsia="Times New Roman"/>
+                <w:highlight w:val="yellow"/>
+              </w:rPr>
+              <w:t>a</w:t>
+            </w:r>
           </w:p>
         </w:tc>
         <w:tc>
@@ -10705,7 +10824,6 @@
         <w:rPr>
           <w:rFonts w:eastAsia="Times New Roman"/>
         </w:rPr>
-        <w:lastRenderedPageBreak/>
         <w:t>Pilih jawaban benar atau salah sesuai pernyataan yang tepat!</w:t>
       </w:r>
     </w:p>
@@ -10830,8 +10948,16 @@
               <w:jc w:val="center"/>
               <w:rPr>
                 <w:rFonts w:eastAsia="Times New Roman"/>
-              </w:rPr>
-            </w:pPr>
+                <w:highlight w:val="yellow"/>
+              </w:rPr>
+            </w:pPr>
+            <w:r>
+              <w:rPr>
+                <w:rFonts w:eastAsia="Times New Roman"/>
+                <w:highlight w:val="yellow"/>
+              </w:rPr>
+              <w:t>a</w:t>
+            </w:r>
           </w:p>
         </w:tc>
         <w:tc>
@@ -10844,6 +10970,7 @@
               <w:jc w:val="center"/>
               <w:rPr>
                 <w:rFonts w:eastAsia="Times New Roman"/>
+                <w:highlight w:val="yellow"/>
               </w:rPr>
             </w:pPr>
           </w:p>
@@ -10882,8 +11009,16 @@
               <w:jc w:val="center"/>
               <w:rPr>
                 <w:rFonts w:eastAsia="Times New Roman"/>
-              </w:rPr>
-            </w:pPr>
+                <w:highlight w:val="yellow"/>
+              </w:rPr>
+            </w:pPr>
+            <w:r>
+              <w:rPr>
+                <w:rFonts w:eastAsia="Times New Roman"/>
+                <w:highlight w:val="yellow"/>
+              </w:rPr>
+              <w:t>a</w:t>
+            </w:r>
           </w:p>
         </w:tc>
         <w:tc>
@@ -10896,6 +11031,7 @@
               <w:jc w:val="center"/>
               <w:rPr>
                 <w:rFonts w:eastAsia="Times New Roman"/>
+                <w:highlight w:val="yellow"/>
               </w:rPr>
             </w:pPr>
           </w:p>
@@ -10935,6 +11071,7 @@
               <w:jc w:val="center"/>
               <w:rPr>
                 <w:rFonts w:eastAsia="Times New Roman"/>
+                <w:highlight w:val="yellow"/>
               </w:rPr>
             </w:pPr>
           </w:p>
@@ -10948,8 +11085,16 @@
               <w:jc w:val="center"/>
               <w:rPr>
                 <w:rFonts w:eastAsia="Times New Roman"/>
-              </w:rPr>
-            </w:pPr>
+                <w:highlight w:val="yellow"/>
+              </w:rPr>
+            </w:pPr>
+            <w:r>
+              <w:rPr>
+                <w:rFonts w:eastAsia="Times New Roman"/>
+                <w:highlight w:val="yellow"/>
+              </w:rPr>
+              <w:t>a</w:t>
+            </w:r>
           </w:p>
         </w:tc>
       </w:tr>
@@ -11067,21 +11212,7 @@
         <w:rPr>
           <w:rFonts w:eastAsia="Times New Roman"/>
         </w:rPr>
-        <w:t xml:space="preserve">Mendaftar dan membuat akun – Mengisi data diri dan memilih </w:t>
-      </w:r>
-      <w:proofErr w:type="gramStart"/>
-      <w:r>
-        <w:rPr>
-          <w:rFonts w:eastAsia="Times New Roman"/>
-        </w:rPr>
-        <w:t>nama</w:t>
-      </w:r>
-      <w:proofErr w:type="gramEnd"/>
-      <w:r>
-        <w:rPr>
-          <w:rFonts w:eastAsia="Times New Roman"/>
-        </w:rPr>
-        <w:t xml:space="preserve"> blog yang sesuai.</w:t>
+        <w:t>Mendaftar dan membuat akun – Mengisi data diri dan memilih nama blog yang sesuai.</w:t>
       </w:r>
     </w:p>
     <w:p>
@@ -11241,13 +11372,29 @@
               <w:jc w:val="center"/>
               <w:rPr>
                 <w:rFonts w:eastAsia="Times New Roman"/>
-              </w:rPr>
-            </w:pPr>
-            <w:r>
-              <w:rPr>
-                <w:rFonts w:eastAsia="Times New Roman"/>
-              </w:rPr>
-              <w:t>1.</w:t>
+                <w:highlight w:val="yellow"/>
+              </w:rPr>
+            </w:pPr>
+            <w:r>
+              <w:rPr>
+                <w:rFonts w:eastAsia="Times New Roman"/>
+                <w:highlight w:val="yellow"/>
+              </w:rPr>
+              <w:t>1</w:t>
+            </w:r>
+            <w:r>
+              <w:rPr>
+                <w:rFonts w:eastAsia="Times New Roman"/>
+                <w:highlight w:val="yellow"/>
+              </w:rPr>
+              <w:t>a</w:t>
+            </w:r>
+            <w:r>
+              <w:rPr>
+                <w:rFonts w:eastAsia="Times New Roman"/>
+                <w:highlight w:val="yellow"/>
+              </w:rPr>
+              <w:t>.</w:t>
             </w:r>
           </w:p>
         </w:tc>
@@ -11281,13 +11428,29 @@
               <w:jc w:val="center"/>
               <w:rPr>
                 <w:rFonts w:eastAsia="Times New Roman"/>
-              </w:rPr>
-            </w:pPr>
-            <w:r>
-              <w:rPr>
-                <w:rFonts w:eastAsia="Times New Roman"/>
-              </w:rPr>
-              <w:t>2.</w:t>
+                <w:highlight w:val="yellow"/>
+              </w:rPr>
+            </w:pPr>
+            <w:r>
+              <w:rPr>
+                <w:rFonts w:eastAsia="Times New Roman"/>
+                <w:highlight w:val="yellow"/>
+              </w:rPr>
+              <w:t>2</w:t>
+            </w:r>
+            <w:r>
+              <w:rPr>
+                <w:rFonts w:eastAsia="Times New Roman"/>
+                <w:highlight w:val="yellow"/>
+              </w:rPr>
+              <w:t>c</w:t>
+            </w:r>
+            <w:r>
+              <w:rPr>
+                <w:rFonts w:eastAsia="Times New Roman"/>
+                <w:highlight w:val="yellow"/>
+              </w:rPr>
+              <w:t>.</w:t>
             </w:r>
           </w:p>
         </w:tc>
@@ -11541,30 +11704,29 @@
           <w:rFonts w:eastAsia="Times New Roman"/>
         </w:rPr>
       </w:pPr>
-      <w:proofErr w:type="gramStart"/>
-      <w:r>
-        <w:rPr>
-          <w:rFonts w:eastAsia="Times New Roman"/>
-        </w:rPr>
-        <w:t>Apa</w:t>
-      </w:r>
-      <w:proofErr w:type="gramEnd"/>
-      <w:r>
-        <w:rPr>
-          <w:rFonts w:eastAsia="Times New Roman"/>
-        </w:rPr>
-        <w:t xml:space="preserve"> tujuan dari menyesuaikan tampilan blog….</w:t>
+      <w:r>
+        <w:rPr>
+          <w:rFonts w:eastAsia="Times New Roman"/>
+        </w:rPr>
+        <w:t>Apa tujuan dari menyesuaikan tampilan blog….</w:t>
       </w:r>
       <w:r>
         <w:rPr>
           <w:rFonts w:eastAsia="Times New Roman"/>
         </w:rPr>
         <w:br/>
+      </w:r>
+      <w:r>
+        <w:rPr>
+          <w:rFonts w:eastAsia="Times New Roman"/>
+          <w:highlight w:val="yellow"/>
+        </w:rPr>
         <w:t xml:space="preserve">A. </w:t>
       </w:r>
       <w:r>
         <w:rPr>
           <w:rFonts w:eastAsia="Times New Roman"/>
+          <w:highlight w:val="yellow"/>
         </w:rPr>
         <w:t>Memastikan blog memiliki tampilan menarik dan sesuai dengan tema</w:t>
       </w:r>
@@ -11714,12 +11876,15 @@
               <w:jc w:val="center"/>
               <w:rPr>
                 <w:rFonts w:eastAsia="Times New Roman"/>
+                <w:highlight w:val="yellow"/>
               </w:rPr>
             </w:pPr>
             <w:r>
               <w:rPr>
                 <w:rFonts w:ascii="Gungsuh" w:eastAsia="Gungsuh" w:hAnsi="Gungsuh" w:cs="Gungsuh"/>
-              </w:rPr>
+                <w:highlight w:val="yellow"/>
+              </w:rPr>
+              <w:lastRenderedPageBreak/>
               <w:t>√</w:t>
             </w:r>
           </w:p>
@@ -11755,6 +11920,7 @@
               <w:jc w:val="center"/>
               <w:rPr>
                 <w:rFonts w:eastAsia="Times New Roman"/>
+                <w:highlight w:val="yellow"/>
               </w:rPr>
             </w:pPr>
           </w:p>
@@ -11790,11 +11956,13 @@
               <w:jc w:val="center"/>
               <w:rPr>
                 <w:rFonts w:eastAsia="Times New Roman"/>
+                <w:highlight w:val="yellow"/>
               </w:rPr>
             </w:pPr>
             <w:r>
               <w:rPr>
                 <w:rFonts w:ascii="Gungsuh" w:eastAsia="Gungsuh" w:hAnsi="Gungsuh" w:cs="Gungsuh"/>
+                <w:highlight w:val="yellow"/>
               </w:rPr>
               <w:t>√</w:t>
             </w:r>
@@ -11890,26 +12058,13 @@
         <w:rPr>
           <w:rFonts w:eastAsia="Times New Roman"/>
         </w:rPr>
-        <w:lastRenderedPageBreak/>
         <w:t xml:space="preserve">  </w:t>
       </w:r>
       <w:r>
         <w:rPr>
           <w:rFonts w:eastAsia="Times New Roman"/>
         </w:rPr>
-        <w:t>Perhatikan deskri</w:t>
-      </w:r>
-      <w:r>
-        <w:rPr>
-          <w:rFonts w:eastAsia="Times New Roman"/>
-        </w:rPr>
-        <w:t>p</w:t>
-      </w:r>
-      <w:r>
-        <w:rPr>
-          <w:rFonts w:eastAsia="Times New Roman"/>
-        </w:rPr>
-        <w:t>si berikut!</w:t>
+        <w:t>Perhatikan deskripsi berikut!</w:t>
       </w:r>
       <w:r>
         <w:rPr>
@@ -12169,8 +12324,16 @@
               <w:jc w:val="center"/>
               <w:rPr>
                 <w:rFonts w:eastAsia="Times New Roman"/>
-              </w:rPr>
-            </w:pPr>
+                <w:highlight w:val="yellow"/>
+              </w:rPr>
+            </w:pPr>
+            <w:r>
+              <w:rPr>
+                <w:rFonts w:eastAsia="Times New Roman"/>
+                <w:highlight w:val="yellow"/>
+              </w:rPr>
+              <w:t>a</w:t>
+            </w:r>
           </w:p>
         </w:tc>
         <w:tc>
@@ -12183,6 +12346,7 @@
               <w:jc w:val="center"/>
               <w:rPr>
                 <w:rFonts w:eastAsia="Times New Roman"/>
+                <w:highlight w:val="yellow"/>
               </w:rPr>
             </w:pPr>
           </w:p>
@@ -12222,6 +12386,7 @@
               <w:jc w:val="center"/>
               <w:rPr>
                 <w:rFonts w:eastAsia="Times New Roman"/>
+                <w:highlight w:val="yellow"/>
               </w:rPr>
             </w:pPr>
           </w:p>
@@ -12236,8 +12401,16 @@
               <w:jc w:val="center"/>
               <w:rPr>
                 <w:rFonts w:eastAsia="Times New Roman"/>
-              </w:rPr>
-            </w:pPr>
+                <w:highlight w:val="yellow"/>
+              </w:rPr>
+            </w:pPr>
+            <w:r>
+              <w:rPr>
+                <w:rFonts w:eastAsia="Times New Roman"/>
+                <w:highlight w:val="yellow"/>
+              </w:rPr>
+              <w:t>a</w:t>
+            </w:r>
           </w:p>
         </w:tc>
       </w:tr>
@@ -12275,8 +12448,16 @@
               <w:jc w:val="center"/>
               <w:rPr>
                 <w:rFonts w:eastAsia="Times New Roman"/>
-              </w:rPr>
-            </w:pPr>
+                <w:highlight w:val="yellow"/>
+              </w:rPr>
+            </w:pPr>
+            <w:r>
+              <w:rPr>
+                <w:rFonts w:eastAsia="Times New Roman"/>
+                <w:highlight w:val="yellow"/>
+              </w:rPr>
+              <w:t>a</w:t>
+            </w:r>
           </w:p>
         </w:tc>
         <w:tc>
@@ -12287,6 +12468,7 @@
             <w:pPr>
               <w:rPr>
                 <w:rFonts w:eastAsia="Times New Roman"/>
+                <w:highlight w:val="yellow"/>
               </w:rPr>
             </w:pPr>
           </w:p>
@@ -12402,13 +12584,29 @@
               <w:jc w:val="center"/>
               <w:rPr>
                 <w:rFonts w:eastAsia="Times New Roman"/>
-              </w:rPr>
-            </w:pPr>
-            <w:r>
-              <w:rPr>
-                <w:rFonts w:eastAsia="Times New Roman"/>
-              </w:rPr>
-              <w:t>1.</w:t>
+                <w:highlight w:val="yellow"/>
+              </w:rPr>
+            </w:pPr>
+            <w:r>
+              <w:rPr>
+                <w:rFonts w:eastAsia="Times New Roman"/>
+                <w:highlight w:val="yellow"/>
+              </w:rPr>
+              <w:t>1</w:t>
+            </w:r>
+            <w:r>
+              <w:rPr>
+                <w:rFonts w:eastAsia="Times New Roman"/>
+                <w:highlight w:val="yellow"/>
+              </w:rPr>
+              <w:t>a</w:t>
+            </w:r>
+            <w:r>
+              <w:rPr>
+                <w:rFonts w:eastAsia="Times New Roman"/>
+                <w:highlight w:val="yellow"/>
+              </w:rPr>
+              <w:t>.</w:t>
             </w:r>
           </w:p>
         </w:tc>
@@ -12442,13 +12640,29 @@
               <w:jc w:val="center"/>
               <w:rPr>
                 <w:rFonts w:eastAsia="Times New Roman"/>
-              </w:rPr>
-            </w:pPr>
-            <w:r>
-              <w:rPr>
-                <w:rFonts w:eastAsia="Times New Roman"/>
-              </w:rPr>
-              <w:t>2.</w:t>
+                <w:highlight w:val="yellow"/>
+              </w:rPr>
+            </w:pPr>
+            <w:r>
+              <w:rPr>
+                <w:rFonts w:eastAsia="Times New Roman"/>
+                <w:highlight w:val="yellow"/>
+              </w:rPr>
+              <w:t>2</w:t>
+            </w:r>
+            <w:r>
+              <w:rPr>
+                <w:rFonts w:eastAsia="Times New Roman"/>
+                <w:highlight w:val="yellow"/>
+              </w:rPr>
+              <w:t>b</w:t>
+            </w:r>
+            <w:r>
+              <w:rPr>
+                <w:rFonts w:eastAsia="Times New Roman"/>
+                <w:highlight w:val="yellow"/>
+              </w:rPr>
+              <w:t>.</w:t>
             </w:r>
           </w:p>
         </w:tc>
@@ -12712,19 +12926,7 @@
         <w:rPr>
           <w:rFonts w:eastAsia="Times New Roman"/>
         </w:rPr>
-        <w:t>kan deskri</w:t>
-      </w:r>
-      <w:r>
-        <w:rPr>
-          <w:rFonts w:eastAsia="Times New Roman"/>
-        </w:rPr>
-        <w:t>p</w:t>
-      </w:r>
-      <w:r>
-        <w:rPr>
-          <w:rFonts w:eastAsia="Times New Roman"/>
-        </w:rPr>
-        <w:t>si berikut!</w:t>
+        <w:t>kan deskripsi berikut!</w:t>
       </w:r>
       <w:r>
         <w:rPr>
@@ -12774,7 +12976,14 @@
         <w:rPr>
           <w:rFonts w:eastAsia="Times New Roman"/>
         </w:rPr>
-        <w:t>Dalam dunia perkantoran modern, berbagai aplikasi digunakan untuk meningkatkan efisiensi kerja, seperti pengolah kata, lembar kerja, email, dan manajemen proyek. Agar lebih efektif, aplikasi-aplikasi ini dapat diintegrasikan, memungkinkan pengguna berbagi data dan bekerja secara kolaboratif. Contohnya, integrasi antara Microsoft Word dan Excel memungkinkan pengguna menyisipkan data dari lembar kerja langsung ke dokumen teks. Selain itu, layanan cloud seperti Google Workspace dan Microsoft 365 memungkinkan sinkronisasi otomatis antara berbagai aplikasi perkantoran sehingga pekerjaan dapat diakses dari mana saja.</w:t>
+        <w:t xml:space="preserve">Dalam dunia perkantoran modern, berbagai aplikasi digunakan untuk </w:t>
+      </w:r>
+      <w:r>
+        <w:rPr>
+          <w:rFonts w:eastAsia="Times New Roman"/>
+        </w:rPr>
+        <w:lastRenderedPageBreak/>
+        <w:t>meningkatkan efisiensi kerja, seperti pengolah kata, lembar kerja, email, dan manajemen proyek. Agar lebih efektif, aplikasi-aplikasi ini dapat diintegrasikan, memungkinkan pengguna berbagi data dan bekerja secara kolaboratif. Contohnya, integrasi antara Microsoft Word dan Excel memungkinkan pengguna menyisipkan data dari lembar kerja langsung ke dokumen teks. Selain itu, layanan cloud seperti Google Workspace dan Microsoft 365 memungkinkan sinkronisasi otomatis antara berbagai aplikasi perkantoran sehingga pekerjaan dapat diakses dari mana saja.</w:t>
       </w:r>
       <w:r>
         <w:rPr>
@@ -12792,28 +13001,7 @@
         <w:rPr>
           <w:rFonts w:eastAsia="Times New Roman"/>
         </w:rPr>
-        <w:t xml:space="preserve">Integrasi aplikasi perkantoran memberikan banyak manfaat, seperti meningkatkan </w:t>
-      </w:r>
-      <w:r>
-        <w:rPr>
-          <w:rFonts w:eastAsia="Times New Roman"/>
-        </w:rPr>
-        <w:lastRenderedPageBreak/>
-        <w:t xml:space="preserve">efisiensi, mengurangi duplikasi data, dan mempercepat proses kerja. Namun, ada tantangan seperti kompatibilitas antar perangkat lunak dan kebutuhan </w:t>
-      </w:r>
-      <w:proofErr w:type="gramStart"/>
-      <w:r>
-        <w:rPr>
-          <w:rFonts w:eastAsia="Times New Roman"/>
-        </w:rPr>
-        <w:t>akan</w:t>
-      </w:r>
-      <w:proofErr w:type="gramEnd"/>
-      <w:r>
-        <w:rPr>
-          <w:rFonts w:eastAsia="Times New Roman"/>
-        </w:rPr>
-        <w:t xml:space="preserve"> keamanan data.</w:t>
+        <w:t>Integrasi aplikasi perkantoran memberikan banyak manfaat, seperti meningkatkan efisiensi, mengurangi duplikasi data, dan mempercepat proses kerja. Namun, ada tantangan seperti kompatibilitas antar perangkat lunak dan kebutuhan akan keamanan data.</w:t>
       </w:r>
       <w:r>
         <w:rPr>
@@ -12851,11 +13039,18 @@
           <w:rFonts w:eastAsia="Times New Roman"/>
         </w:rPr>
         <w:br/>
+      </w:r>
+      <w:r>
+        <w:rPr>
+          <w:rFonts w:eastAsia="Times New Roman"/>
+          <w:highlight w:val="yellow"/>
+        </w:rPr>
         <w:t xml:space="preserve">B. </w:t>
       </w:r>
       <w:r>
         <w:rPr>
           <w:rFonts w:eastAsia="Times New Roman"/>
+          <w:highlight w:val="yellow"/>
         </w:rPr>
         <w:t>Menyisipkan tabel dari Microsoft Excel ke dalam dokumen Microsoft Word.</w:t>
       </w:r>
@@ -13079,8 +13274,16 @@
               <w:jc w:val="center"/>
               <w:rPr>
                 <w:rFonts w:eastAsia="Times New Roman"/>
-              </w:rPr>
-            </w:pPr>
+                <w:highlight w:val="yellow"/>
+              </w:rPr>
+            </w:pPr>
+            <w:r>
+              <w:rPr>
+                <w:rFonts w:eastAsia="Times New Roman"/>
+                <w:highlight w:val="yellow"/>
+              </w:rPr>
+              <w:t>A</w:t>
+            </w:r>
           </w:p>
         </w:tc>
         <w:tc>
@@ -13117,8 +13320,16 @@
               <w:jc w:val="center"/>
               <w:rPr>
                 <w:rFonts w:eastAsia="Times New Roman"/>
-              </w:rPr>
-            </w:pPr>
+                <w:highlight w:val="yellow"/>
+              </w:rPr>
+            </w:pPr>
+            <w:r>
+              <w:rPr>
+                <w:rFonts w:eastAsia="Times New Roman"/>
+                <w:highlight w:val="yellow"/>
+              </w:rPr>
+              <w:t>a</w:t>
+            </w:r>
           </w:p>
         </w:tc>
         <w:tc>
@@ -13292,8 +13503,16 @@
               <w:jc w:val="center"/>
               <w:rPr>
                 <w:rFonts w:eastAsia="Times New Roman"/>
-              </w:rPr>
-            </w:pPr>
+                <w:highlight w:val="yellow"/>
+              </w:rPr>
+            </w:pPr>
+            <w:r>
+              <w:rPr>
+                <w:rFonts w:eastAsia="Times New Roman"/>
+                <w:highlight w:val="yellow"/>
+              </w:rPr>
+              <w:t>A</w:t>
+            </w:r>
           </w:p>
         </w:tc>
         <w:tc>
@@ -13306,6 +13525,7 @@
               <w:jc w:val="center"/>
               <w:rPr>
                 <w:rFonts w:eastAsia="Times New Roman"/>
+                <w:highlight w:val="yellow"/>
               </w:rPr>
             </w:pPr>
           </w:p>
@@ -13345,6 +13565,7 @@
               <w:jc w:val="center"/>
               <w:rPr>
                 <w:rFonts w:eastAsia="Times New Roman"/>
+                <w:highlight w:val="yellow"/>
               </w:rPr>
             </w:pPr>
           </w:p>
@@ -13359,8 +13580,16 @@
               <w:jc w:val="center"/>
               <w:rPr>
                 <w:rFonts w:eastAsia="Times New Roman"/>
-              </w:rPr>
-            </w:pPr>
+                <w:highlight w:val="yellow"/>
+              </w:rPr>
+            </w:pPr>
+            <w:r>
+              <w:rPr>
+                <w:rFonts w:eastAsia="Times New Roman"/>
+                <w:highlight w:val="yellow"/>
+              </w:rPr>
+              <w:t>A</w:t>
+            </w:r>
           </w:p>
         </w:tc>
       </w:tr>
@@ -13397,8 +13626,16 @@
               <w:jc w:val="center"/>
               <w:rPr>
                 <w:rFonts w:eastAsia="Times New Roman"/>
-              </w:rPr>
-            </w:pPr>
+                <w:highlight w:val="yellow"/>
+              </w:rPr>
+            </w:pPr>
+            <w:r>
+              <w:rPr>
+                <w:rFonts w:eastAsia="Times New Roman"/>
+                <w:highlight w:val="yellow"/>
+              </w:rPr>
+              <w:t>a</w:t>
+            </w:r>
           </w:p>
         </w:tc>
         <w:tc>
@@ -13410,6 +13647,7 @@
               <w:jc w:val="center"/>
               <w:rPr>
                 <w:rFonts w:eastAsia="Times New Roman"/>
+                <w:highlight w:val="yellow"/>
               </w:rPr>
             </w:pPr>
           </w:p>
@@ -13441,19 +13679,7 @@
         <w:rPr>
           <w:rFonts w:eastAsia="Times New Roman"/>
         </w:rPr>
-        <w:t>Perhatikan deskri</w:t>
-      </w:r>
-      <w:r>
-        <w:rPr>
-          <w:rFonts w:eastAsia="Times New Roman"/>
-        </w:rPr>
-        <w:t>p</w:t>
-      </w:r>
-      <w:r>
-        <w:rPr>
-          <w:rFonts w:eastAsia="Times New Roman"/>
-        </w:rPr>
-        <w:t>si berikut!</w:t>
+        <w:t>Perhatikan deskripsi berikut!</w:t>
       </w:r>
       <w:r>
         <w:rPr>
@@ -13533,6 +13759,7 @@
         <w:rPr>
           <w:rFonts w:eastAsia="Times New Roman"/>
         </w:rPr>
+        <w:lastRenderedPageBreak/>
         <w:br/>
       </w:r>
       <w:r>
@@ -13628,13 +13855,29 @@
               <w:jc w:val="center"/>
               <w:rPr>
                 <w:rFonts w:eastAsia="Times New Roman"/>
-              </w:rPr>
-            </w:pPr>
-            <w:r>
-              <w:rPr>
-                <w:rFonts w:eastAsia="Times New Roman"/>
-              </w:rPr>
-              <w:t>1.</w:t>
+                <w:highlight w:val="yellow"/>
+              </w:rPr>
+            </w:pPr>
+            <w:r>
+              <w:rPr>
+                <w:rFonts w:eastAsia="Times New Roman"/>
+                <w:highlight w:val="yellow"/>
+              </w:rPr>
+              <w:t>1</w:t>
+            </w:r>
+            <w:r>
+              <w:rPr>
+                <w:rFonts w:eastAsia="Times New Roman"/>
+                <w:highlight w:val="yellow"/>
+              </w:rPr>
+              <w:t>b</w:t>
+            </w:r>
+            <w:r>
+              <w:rPr>
+                <w:rFonts w:eastAsia="Times New Roman"/>
+                <w:highlight w:val="yellow"/>
+              </w:rPr>
+              <w:t>.</w:t>
             </w:r>
           </w:p>
         </w:tc>
@@ -13668,13 +13911,29 @@
               <w:jc w:val="center"/>
               <w:rPr>
                 <w:rFonts w:eastAsia="Times New Roman"/>
-              </w:rPr>
-            </w:pPr>
-            <w:r>
-              <w:rPr>
-                <w:rFonts w:eastAsia="Times New Roman"/>
-              </w:rPr>
-              <w:t>2.</w:t>
+                <w:highlight w:val="yellow"/>
+              </w:rPr>
+            </w:pPr>
+            <w:r>
+              <w:rPr>
+                <w:rFonts w:eastAsia="Times New Roman"/>
+                <w:highlight w:val="yellow"/>
+              </w:rPr>
+              <w:t>2</w:t>
+            </w:r>
+            <w:r>
+              <w:rPr>
+                <w:rFonts w:eastAsia="Times New Roman"/>
+                <w:highlight w:val="yellow"/>
+              </w:rPr>
+              <w:t>c</w:t>
+            </w:r>
+            <w:r>
+              <w:rPr>
+                <w:rFonts w:eastAsia="Times New Roman"/>
+                <w:highlight w:val="yellow"/>
+              </w:rPr>
+              <w:t>.</w:t>
             </w:r>
           </w:p>
         </w:tc>
@@ -13833,7 +14092,6 @@
               <w:rPr>
                 <w:rFonts w:eastAsia="Times New Roman"/>
               </w:rPr>
-              <w:lastRenderedPageBreak/>
               <w:t>B.</w:t>
             </w:r>
           </w:p>
@@ -13923,21 +14181,7 @@
         <w:rPr>
           <w:rFonts w:eastAsia="Times New Roman"/>
         </w:rPr>
-        <w:t xml:space="preserve">Salah satu </w:t>
-      </w:r>
-      <w:proofErr w:type="gramStart"/>
-      <w:r>
-        <w:rPr>
-          <w:rFonts w:eastAsia="Times New Roman"/>
-        </w:rPr>
-        <w:t>cara</w:t>
-      </w:r>
-      <w:proofErr w:type="gramEnd"/>
-      <w:r>
-        <w:rPr>
-          <w:rFonts w:eastAsia="Times New Roman"/>
-        </w:rPr>
-        <w:t xml:space="preserve"> untuk meningkatkan keamanan akun media sosial adalah….</w:t>
+        <w:t>Salah satu cara untuk meningkatkan keamanan akun media sosial adalah….</w:t>
       </w:r>
       <w:r>
         <w:rPr>
@@ -13970,11 +14214,18 @@
           <w:rFonts w:eastAsia="Times New Roman"/>
         </w:rPr>
         <w:br/>
+      </w:r>
+      <w:r>
+        <w:rPr>
+          <w:rFonts w:eastAsia="Times New Roman"/>
+          <w:highlight w:val="yellow"/>
+        </w:rPr>
         <w:t xml:space="preserve">C. </w:t>
       </w:r>
       <w:r>
         <w:rPr>
           <w:rFonts w:eastAsia="Times New Roman"/>
+          <w:highlight w:val="yellow"/>
         </w:rPr>
         <w:t>Mengaktifkan verifikasi dua langkah pada akun</w:t>
       </w:r>
@@ -14176,8 +14427,16 @@
               <w:jc w:val="center"/>
               <w:rPr>
                 <w:rFonts w:eastAsia="Times New Roman"/>
-              </w:rPr>
-            </w:pPr>
+                <w:highlight w:val="yellow"/>
+              </w:rPr>
+            </w:pPr>
+            <w:r>
+              <w:rPr>
+                <w:rFonts w:eastAsia="Times New Roman"/>
+                <w:highlight w:val="yellow"/>
+              </w:rPr>
+              <w:t>A</w:t>
+            </w:r>
           </w:p>
         </w:tc>
         <w:tc>
@@ -14215,8 +14474,16 @@
               <w:jc w:val="center"/>
               <w:rPr>
                 <w:rFonts w:eastAsia="Times New Roman"/>
-              </w:rPr>
-            </w:pPr>
+                <w:highlight w:val="yellow"/>
+              </w:rPr>
+            </w:pPr>
+            <w:r>
+              <w:rPr>
+                <w:rFonts w:eastAsia="Times New Roman"/>
+                <w:highlight w:val="yellow"/>
+              </w:rPr>
+              <w:t>A</w:t>
+            </w:r>
           </w:p>
         </w:tc>
         <w:tc>
@@ -14265,19 +14532,7 @@
         <w:rPr>
           <w:rFonts w:eastAsia="Times New Roman"/>
         </w:rPr>
-        <w:t>Perhatikan deskri</w:t>
-      </w:r>
-      <w:r>
-        <w:rPr>
-          <w:rFonts w:eastAsia="Times New Roman"/>
-        </w:rPr>
-        <w:t>p</w:t>
-      </w:r>
-      <w:r>
-        <w:rPr>
-          <w:rFonts w:eastAsia="Times New Roman"/>
-        </w:rPr>
-        <w:t>si berikut!</w:t>
+        <w:t>Perhatikan deskripsi berikut!</w:t>
       </w:r>
       <w:r>
         <w:rPr>
@@ -14545,6 +14800,7 @@
               <w:jc w:val="center"/>
               <w:rPr>
                 <w:rFonts w:eastAsia="Times New Roman"/>
+                <w:highlight w:val="yellow"/>
               </w:rPr>
             </w:pPr>
           </w:p>
@@ -14559,11 +14815,13 @@
               <w:jc w:val="center"/>
               <w:rPr>
                 <w:rFonts w:eastAsia="Times New Roman"/>
+                <w:highlight w:val="yellow"/>
               </w:rPr>
             </w:pPr>
             <w:r>
               <w:rPr>
                 <w:rFonts w:ascii="Gungsuh" w:eastAsia="Gungsuh" w:hAnsi="Gungsuh" w:cs="Gungsuh"/>
+                <w:highlight w:val="yellow"/>
               </w:rPr>
               <w:t>√</w:t>
             </w:r>
@@ -14590,6 +14848,7 @@
               <w:rPr>
                 <w:rFonts w:eastAsia="Times New Roman"/>
               </w:rPr>
+              <w:lastRenderedPageBreak/>
               <w:t>Keamanan data hanya mengandalkan penggunaan kata sandi yang kuat tanpa tindakan tambahan lainnya</w:t>
             </w:r>
           </w:p>
@@ -14604,6 +14863,7 @@
               <w:jc w:val="center"/>
               <w:rPr>
                 <w:rFonts w:eastAsia="Times New Roman"/>
+                <w:highlight w:val="yellow"/>
               </w:rPr>
             </w:pPr>
           </w:p>
@@ -14618,11 +14878,13 @@
               <w:jc w:val="center"/>
               <w:rPr>
                 <w:rFonts w:eastAsia="Times New Roman"/>
+                <w:highlight w:val="yellow"/>
               </w:rPr>
             </w:pPr>
             <w:r>
               <w:rPr>
                 <w:rFonts w:ascii="Gungsuh" w:eastAsia="Gungsuh" w:hAnsi="Gungsuh" w:cs="Gungsuh"/>
+                <w:highlight w:val="yellow"/>
               </w:rPr>
               <w:t>√</w:t>
             </w:r>
@@ -14662,11 +14924,13 @@
               <w:jc w:val="center"/>
               <w:rPr>
                 <w:rFonts w:eastAsia="Times New Roman"/>
+                <w:highlight w:val="yellow"/>
               </w:rPr>
             </w:pPr>
             <w:r>
               <w:rPr>
                 <w:rFonts w:ascii="Gungsuh" w:eastAsia="Gungsuh" w:hAnsi="Gungsuh" w:cs="Gungsuh"/>
+                <w:highlight w:val="yellow"/>
               </w:rPr>
               <w:t>√</w:t>
             </w:r>
@@ -14680,6 +14944,7 @@
             <w:pPr>
               <w:rPr>
                 <w:rFonts w:eastAsia="Times New Roman"/>
+                <w:highlight w:val="yellow"/>
               </w:rPr>
             </w:pPr>
           </w:p>
@@ -14730,7 +14995,6 @@
         <w:rPr>
           <w:rFonts w:eastAsia="Times New Roman"/>
         </w:rPr>
-        <w:lastRenderedPageBreak/>
         <w:t>Pasangkanlah pernyataan di bawah ini dengan tepat!</w:t>
       </w:r>
     </w:p>
@@ -14817,13 +15081,29 @@
               <w:jc w:val="center"/>
               <w:rPr>
                 <w:rFonts w:eastAsia="Times New Roman"/>
-              </w:rPr>
-            </w:pPr>
-            <w:r>
-              <w:rPr>
-                <w:rFonts w:eastAsia="Times New Roman"/>
-              </w:rPr>
-              <w:t>1.</w:t>
+                <w:highlight w:val="yellow"/>
+              </w:rPr>
+            </w:pPr>
+            <w:r>
+              <w:rPr>
+                <w:rFonts w:eastAsia="Times New Roman"/>
+                <w:highlight w:val="yellow"/>
+              </w:rPr>
+              <w:t>1</w:t>
+            </w:r>
+            <w:r>
+              <w:rPr>
+                <w:rFonts w:eastAsia="Times New Roman"/>
+                <w:highlight w:val="yellow"/>
+              </w:rPr>
+              <w:t>a</w:t>
+            </w:r>
+            <w:r>
+              <w:rPr>
+                <w:rFonts w:eastAsia="Times New Roman"/>
+                <w:highlight w:val="yellow"/>
+              </w:rPr>
+              <w:t>.</w:t>
             </w:r>
           </w:p>
         </w:tc>
@@ -14860,13 +15140,29 @@
               <w:jc w:val="center"/>
               <w:rPr>
                 <w:rFonts w:eastAsia="Times New Roman"/>
-              </w:rPr>
-            </w:pPr>
-            <w:r>
-              <w:rPr>
-                <w:rFonts w:eastAsia="Times New Roman"/>
-              </w:rPr>
-              <w:t>2.</w:t>
+                <w:highlight w:val="yellow"/>
+              </w:rPr>
+            </w:pPr>
+            <w:r>
+              <w:rPr>
+                <w:rFonts w:eastAsia="Times New Roman"/>
+                <w:highlight w:val="yellow"/>
+              </w:rPr>
+              <w:t>2</w:t>
+            </w:r>
+            <w:r>
+              <w:rPr>
+                <w:rFonts w:eastAsia="Times New Roman"/>
+                <w:highlight w:val="yellow"/>
+              </w:rPr>
+              <w:t>b</w:t>
+            </w:r>
+            <w:r>
+              <w:rPr>
+                <w:rFonts w:eastAsia="Times New Roman"/>
+                <w:highlight w:val="yellow"/>
+              </w:rPr>
+              <w:t>.</w:t>
             </w:r>
           </w:p>
         </w:tc>
@@ -15115,21 +15411,7 @@
         <w:rPr>
           <w:rFonts w:eastAsia="Times New Roman"/>
         </w:rPr>
-        <w:t xml:space="preserve">Salah satu </w:t>
-      </w:r>
-      <w:proofErr w:type="gramStart"/>
-      <w:r>
-        <w:rPr>
-          <w:rFonts w:eastAsia="Times New Roman"/>
-        </w:rPr>
-        <w:t>cara</w:t>
-      </w:r>
-      <w:proofErr w:type="gramEnd"/>
-      <w:r>
-        <w:rPr>
-          <w:rFonts w:eastAsia="Times New Roman"/>
-        </w:rPr>
-        <w:t xml:space="preserve"> untuk menjaga keamanan data adalah….</w:t>
+        <w:t>Salah satu cara untuk menjaga keamanan data adalah….</w:t>
       </w:r>
     </w:p>
     <w:p>
@@ -15163,11 +15445,13 @@
         <w:jc w:val="both"/>
         <w:rPr>
           <w:rFonts w:eastAsia="Times New Roman"/>
-        </w:rPr>
-      </w:pPr>
-      <w:r>
-        <w:rPr>
-          <w:rFonts w:eastAsia="Times New Roman"/>
+          <w:highlight w:val="yellow"/>
+        </w:rPr>
+      </w:pPr>
+      <w:r>
+        <w:rPr>
+          <w:rFonts w:eastAsia="Times New Roman"/>
+          <w:highlight w:val="yellow"/>
         </w:rPr>
         <w:t xml:space="preserve">Menggunakan autentikasi dua faktor dan tidak membagikan informasi pribadi sembarangan. </w:t>
       </w:r>
@@ -15189,21 +15473,7 @@
         <w:rPr>
           <w:rFonts w:eastAsia="Times New Roman"/>
         </w:rPr>
-        <w:t xml:space="preserve">Menyimpan semua kata sandi dalam satu dokumen yang dapat diakses oleh semua </w:t>
-      </w:r>
-      <w:proofErr w:type="gramStart"/>
-      <w:r>
-        <w:rPr>
-          <w:rFonts w:eastAsia="Times New Roman"/>
-        </w:rPr>
-        <w:t>tim</w:t>
-      </w:r>
-      <w:proofErr w:type="gramEnd"/>
-      <w:r>
-        <w:rPr>
-          <w:rFonts w:eastAsia="Times New Roman"/>
-        </w:rPr>
-        <w:t>.</w:t>
+        <w:t>Menyimpan semua kata sandi dalam satu dokumen yang dapat diakses oleh semua tim.</w:t>
       </w:r>
     </w:p>
     <w:p>
@@ -15248,19 +15518,7 @@
         <w:rPr>
           <w:rFonts w:eastAsia="Times New Roman"/>
         </w:rPr>
-        <w:t>Perhatikan deskri</w:t>
-      </w:r>
-      <w:r>
-        <w:rPr>
-          <w:rFonts w:eastAsia="Times New Roman"/>
-        </w:rPr>
-        <w:t>p</w:t>
-      </w:r>
-      <w:r>
-        <w:rPr>
-          <w:rFonts w:eastAsia="Times New Roman"/>
-        </w:rPr>
-        <w:t>si berikut!</w:t>
+        <w:t>Perhatikan deskripsi berikut!</w:t>
       </w:r>
       <w:r>
         <w:rPr>
@@ -15484,6 +15742,7 @@
               <w:rPr>
                 <w:rFonts w:eastAsia="Times New Roman"/>
               </w:rPr>
+              <w:lastRenderedPageBreak/>
               <w:t>Checklist</w:t>
             </w:r>
           </w:p>
@@ -15524,8 +15783,16 @@
               <w:jc w:val="center"/>
               <w:rPr>
                 <w:rFonts w:eastAsia="Times New Roman"/>
-              </w:rPr>
-            </w:pPr>
+                <w:highlight w:val="yellow"/>
+              </w:rPr>
+            </w:pPr>
+            <w:r>
+              <w:rPr>
+                <w:rFonts w:eastAsia="Times New Roman"/>
+                <w:highlight w:val="yellow"/>
+              </w:rPr>
+              <w:t>a</w:t>
+            </w:r>
           </w:p>
         </w:tc>
         <w:tc>
@@ -15562,8 +15829,16 @@
               <w:jc w:val="center"/>
               <w:rPr>
                 <w:rFonts w:eastAsia="Times New Roman"/>
-              </w:rPr>
-            </w:pPr>
+                <w:highlight w:val="yellow"/>
+              </w:rPr>
+            </w:pPr>
+            <w:r>
+              <w:rPr>
+                <w:rFonts w:eastAsia="Times New Roman"/>
+                <w:highlight w:val="yellow"/>
+              </w:rPr>
+              <w:t>a</w:t>
+            </w:r>
           </w:p>
         </w:tc>
         <w:tc>
@@ -15813,8 +16088,16 @@
               <w:jc w:val="center"/>
               <w:rPr>
                 <w:rFonts w:eastAsia="Times New Roman"/>
-              </w:rPr>
-            </w:pPr>
+                <w:highlight w:val="yellow"/>
+              </w:rPr>
+            </w:pPr>
+            <w:r>
+              <w:rPr>
+                <w:rFonts w:eastAsia="Times New Roman"/>
+                <w:highlight w:val="yellow"/>
+              </w:rPr>
+              <w:t>a</w:t>
+            </w:r>
           </w:p>
         </w:tc>
         <w:tc>
@@ -15827,6 +16110,7 @@
               <w:jc w:val="center"/>
               <w:rPr>
                 <w:rFonts w:eastAsia="Times New Roman"/>
+                <w:highlight w:val="yellow"/>
               </w:rPr>
             </w:pPr>
           </w:p>
@@ -15866,6 +16150,7 @@
               <w:jc w:val="center"/>
               <w:rPr>
                 <w:rFonts w:eastAsia="Times New Roman"/>
+                <w:highlight w:val="yellow"/>
               </w:rPr>
             </w:pPr>
           </w:p>
@@ -15880,8 +16165,16 @@
               <w:jc w:val="center"/>
               <w:rPr>
                 <w:rFonts w:eastAsia="Times New Roman"/>
-              </w:rPr>
-            </w:pPr>
+                <w:highlight w:val="yellow"/>
+              </w:rPr>
+            </w:pPr>
+            <w:r>
+              <w:rPr>
+                <w:rFonts w:eastAsia="Times New Roman"/>
+                <w:highlight w:val="yellow"/>
+              </w:rPr>
+              <w:t>a</w:t>
+            </w:r>
           </w:p>
         </w:tc>
       </w:tr>
@@ -15918,8 +16211,16 @@
               <w:jc w:val="center"/>
               <w:rPr>
                 <w:rFonts w:eastAsia="Times New Roman"/>
-              </w:rPr>
-            </w:pPr>
+                <w:highlight w:val="yellow"/>
+              </w:rPr>
+            </w:pPr>
+            <w:r>
+              <w:rPr>
+                <w:rFonts w:eastAsia="Times New Roman"/>
+                <w:highlight w:val="yellow"/>
+              </w:rPr>
+              <w:t>a</w:t>
+            </w:r>
           </w:p>
         </w:tc>
         <w:tc>
@@ -15930,6 +16231,7 @@
             <w:pPr>
               <w:rPr>
                 <w:rFonts w:eastAsia="Times New Roman"/>
+                <w:highlight w:val="yellow"/>
               </w:rPr>
             </w:pPr>
           </w:p>
@@ -16046,13 +16348,29 @@
               <w:jc w:val="center"/>
               <w:rPr>
                 <w:rFonts w:eastAsia="Times New Roman"/>
-              </w:rPr>
-            </w:pPr>
-            <w:r>
-              <w:rPr>
-                <w:rFonts w:eastAsia="Times New Roman"/>
-              </w:rPr>
-              <w:t>1.</w:t>
+                <w:highlight w:val="yellow"/>
+              </w:rPr>
+            </w:pPr>
+            <w:r>
+              <w:rPr>
+                <w:rFonts w:eastAsia="Times New Roman"/>
+                <w:highlight w:val="yellow"/>
+              </w:rPr>
+              <w:t>1</w:t>
+            </w:r>
+            <w:r>
+              <w:rPr>
+                <w:rFonts w:eastAsia="Times New Roman"/>
+                <w:highlight w:val="yellow"/>
+              </w:rPr>
+              <w:t>a</w:t>
+            </w:r>
+            <w:r>
+              <w:rPr>
+                <w:rFonts w:eastAsia="Times New Roman"/>
+                <w:highlight w:val="yellow"/>
+              </w:rPr>
+              <w:t>.</w:t>
             </w:r>
           </w:p>
         </w:tc>
@@ -16089,13 +16407,29 @@
               <w:jc w:val="center"/>
               <w:rPr>
                 <w:rFonts w:eastAsia="Times New Roman"/>
-              </w:rPr>
-            </w:pPr>
-            <w:r>
-              <w:rPr>
-                <w:rFonts w:eastAsia="Times New Roman"/>
-              </w:rPr>
-              <w:t>2.</w:t>
+                <w:highlight w:val="yellow"/>
+              </w:rPr>
+            </w:pPr>
+            <w:r>
+              <w:rPr>
+                <w:rFonts w:eastAsia="Times New Roman"/>
+                <w:highlight w:val="yellow"/>
+              </w:rPr>
+              <w:t>2</w:t>
+            </w:r>
+            <w:r>
+              <w:rPr>
+                <w:rFonts w:eastAsia="Times New Roman"/>
+                <w:highlight w:val="yellow"/>
+              </w:rPr>
+              <w:t>b</w:t>
+            </w:r>
+            <w:r>
+              <w:rPr>
+                <w:rFonts w:eastAsia="Times New Roman"/>
+                <w:highlight w:val="yellow"/>
+              </w:rPr>
+              <w:t>.</w:t>
             </w:r>
           </w:p>
         </w:tc>
@@ -16345,19 +16679,7 @@
         <w:rPr>
           <w:rFonts w:eastAsia="Times New Roman"/>
         </w:rPr>
-        <w:t>Perhatikan deskri</w:t>
-      </w:r>
-      <w:r>
-        <w:rPr>
-          <w:rFonts w:eastAsia="Times New Roman"/>
-        </w:rPr>
-        <w:t>p</w:t>
-      </w:r>
-      <w:r>
-        <w:rPr>
-          <w:rFonts w:eastAsia="Times New Roman"/>
-        </w:rPr>
-        <w:t>si berikut!</w:t>
+        <w:t>Perhatikan deskripsi berikut!</w:t>
       </w:r>
       <w:r>
         <w:rPr>
@@ -16511,6 +16833,7 @@
         <w:rPr>
           <w:rFonts w:eastAsia="Times New Roman"/>
         </w:rPr>
+        <w:lastRenderedPageBreak/>
         <w:t>Keamanan dan keselamatan – IoT digunakan dalam sistem keamanan rumah seperti kamera pintar dan alarm otomatis.</w:t>
       </w:r>
     </w:p>
@@ -16525,21 +16848,7 @@
         <w:rPr>
           <w:rFonts w:eastAsia="Times New Roman"/>
         </w:rPr>
-        <w:t xml:space="preserve">Teknologi IoT dapat meningkatkan efisiensi di bidang transportasi dengan </w:t>
-      </w:r>
-      <w:proofErr w:type="gramStart"/>
-      <w:r>
-        <w:rPr>
-          <w:rFonts w:eastAsia="Times New Roman"/>
-        </w:rPr>
-        <w:t>cara</w:t>
-      </w:r>
-      <w:proofErr w:type="gramEnd"/>
-      <w:r>
-        <w:rPr>
-          <w:rFonts w:eastAsia="Times New Roman"/>
-        </w:rPr>
-        <w:t>….</w:t>
+        <w:t>Teknologi IoT dapat meningkatkan efisiensi di bidang transportasi dengan cara….</w:t>
       </w:r>
       <w:r>
         <w:rPr>
@@ -16559,17 +16868,25 @@
           <w:rFonts w:eastAsia="Times New Roman"/>
         </w:rPr>
         <w:br/>
+      </w:r>
+      <w:r>
+        <w:rPr>
+          <w:rFonts w:eastAsia="Times New Roman"/>
+          <w:highlight w:val="yellow"/>
+        </w:rPr>
         <w:t xml:space="preserve">B. </w:t>
       </w:r>
       <w:r>
         <w:rPr>
           <w:rFonts w:eastAsia="Times New Roman"/>
+          <w:highlight w:val="yellow"/>
         </w:rPr>
         <w:t>Mengurangi kebutuhan pengemudi m</w:t>
       </w:r>
       <w:r>
         <w:rPr>
           <w:rFonts w:eastAsia="Times New Roman"/>
+          <w:highlight w:val="yellow"/>
         </w:rPr>
         <w:t>anusia melalui kendaraan otonom</w:t>
       </w:r>
@@ -16642,7 +16959,6 @@
         <w:rPr>
           <w:rFonts w:eastAsia="Times New Roman"/>
         </w:rPr>
-        <w:lastRenderedPageBreak/>
         <w:t>Pasangkanlah pernyataan di bawah ini dengan tepat!</w:t>
       </w:r>
     </w:p>
@@ -16726,13 +17042,29 @@
               <w:jc w:val="center"/>
               <w:rPr>
                 <w:rFonts w:eastAsia="Times New Roman"/>
-              </w:rPr>
-            </w:pPr>
-            <w:r>
-              <w:rPr>
-                <w:rFonts w:eastAsia="Times New Roman"/>
-              </w:rPr>
-              <w:t>1.</w:t>
+                <w:highlight w:val="yellow"/>
+              </w:rPr>
+            </w:pPr>
+            <w:r>
+              <w:rPr>
+                <w:rFonts w:eastAsia="Times New Roman"/>
+                <w:highlight w:val="yellow"/>
+              </w:rPr>
+              <w:t>1</w:t>
+            </w:r>
+            <w:r>
+              <w:rPr>
+                <w:rFonts w:eastAsia="Times New Roman"/>
+                <w:highlight w:val="yellow"/>
+              </w:rPr>
+              <w:t>c</w:t>
+            </w:r>
+            <w:r>
+              <w:rPr>
+                <w:rFonts w:eastAsia="Times New Roman"/>
+                <w:highlight w:val="yellow"/>
+              </w:rPr>
+              <w:t>.</w:t>
             </w:r>
           </w:p>
         </w:tc>
@@ -16766,13 +17098,31 @@
               <w:jc w:val="center"/>
               <w:rPr>
                 <w:rFonts w:eastAsia="Times New Roman"/>
-              </w:rPr>
-            </w:pPr>
-            <w:r>
-              <w:rPr>
-                <w:rFonts w:eastAsia="Times New Roman"/>
-              </w:rPr>
-              <w:t>2.</w:t>
+                <w:highlight w:val="yellow"/>
+              </w:rPr>
+            </w:pPr>
+            <w:bookmarkStart w:id="2" w:name="_GoBack"/>
+            <w:bookmarkEnd w:id="2"/>
+            <w:r>
+              <w:rPr>
+                <w:rFonts w:eastAsia="Times New Roman"/>
+                <w:highlight w:val="yellow"/>
+              </w:rPr>
+              <w:t>2</w:t>
+            </w:r>
+            <w:r>
+              <w:rPr>
+                <w:rFonts w:eastAsia="Times New Roman"/>
+                <w:highlight w:val="yellow"/>
+              </w:rPr>
+              <w:t>b</w:t>
+            </w:r>
+            <w:r>
+              <w:rPr>
+                <w:rFonts w:eastAsia="Times New Roman"/>
+                <w:highlight w:val="yellow"/>
+              </w:rPr>
+              <w:t>.</w:t>
             </w:r>
           </w:p>
         </w:tc>
@@ -17404,7 +17754,6 @@
           <w:sz w:val="22"/>
           <w:szCs w:val="22"/>
         </w:rPr>
-        <w:lastRenderedPageBreak/>
         <w:t>KUNCI JAWABAN</w:t>
       </w:r>
     </w:p>
@@ -18374,15 +18723,7 @@
                 <w:sz w:val="22"/>
                 <w:szCs w:val="22"/>
               </w:rPr>
-              <w:t>(1,C) (2,</w:t>
-            </w:r>
-            <w:r>
-              <w:rPr>
-                <w:rFonts w:eastAsia="Times New Roman"/>
-                <w:sz w:val="22"/>
-                <w:szCs w:val="22"/>
-              </w:rPr>
-              <w:t>A)</w:t>
+              <w:t>(1,C) (2,A)</w:t>
             </w:r>
           </w:p>
           <w:p>
@@ -19197,7 +19538,7 @@
 </file>
 
 <file path=word/endnotes.xml><?xml version="1.0" encoding="utf-8"?>
-<w:endnotes xmlns:wpc="http://schemas.microsoft.com/office/word/2010/wordprocessingCanvas" xmlns:cx="http://schemas.microsoft.com/office/drawing/2014/chartex" xmlns:cx1="http://schemas.microsoft.com/office/drawing/2015/9/8/chartex" xmlns:mc="http://schemas.openxmlformats.org/markup-compatibility/2006" xmlns:o="urn:schemas-microsoft-com:office:office" xmlns:r="http://schemas.openxmlformats.org/officeDocument/2006/relationships" xmlns:m="http://schemas.openxmlformats.org/officeDocument/2006/math" xmlns:v="urn:schemas-microsoft-com:vml" xmlns:wp14="http://schemas.microsoft.com/office/word/2010/wordprocessingDrawing" xmlns:wp="http://schemas.openxmlformats.org/drawingml/2006/wordprocessingDrawing" xmlns:w10="urn:schemas-microsoft-com:office:word" xmlns:w="http://schemas.openxmlformats.org/wordprocessingml/2006/main" xmlns:w14="http://schemas.microsoft.com/office/word/2010/wordml" xmlns:w15="http://schemas.microsoft.com/office/word/2012/wordml" xmlns:w16se="http://schemas.microsoft.com/office/word/2015/wordml/symex" xmlns:wpg="http://schemas.microsoft.com/office/word/2010/wordprocessingGroup" xmlns:wpi="http://schemas.microsoft.com/office/word/2010/wordprocessingInk" xmlns:wne="http://schemas.microsoft.com/office/word/2006/wordml" xmlns:wps="http://schemas.microsoft.com/office/word/2010/wordprocessingShape" mc:Ignorable="w14 w15 w16se wp14">
+<w:endnotes xmlns:wpc="http://schemas.microsoft.com/office/word/2010/wordprocessingCanvas" xmlns:cx="http://schemas.microsoft.com/office/drawing/2014/chartex" xmlns:cx1="http://schemas.microsoft.com/office/drawing/2015/9/8/chartex" xmlns:cx2="http://schemas.microsoft.com/office/drawing/2015/10/21/chartex" xmlns:cx3="http://schemas.microsoft.com/office/drawing/2016/5/9/chartex" xmlns:cx4="http://schemas.microsoft.com/office/drawing/2016/5/10/chartex" xmlns:cx5="http://schemas.microsoft.com/office/drawing/2016/5/11/chartex" xmlns:cx6="http://schemas.microsoft.com/office/drawing/2016/5/12/chartex" xmlns:cx7="http://schemas.microsoft.com/office/drawing/2016/5/13/chartex" xmlns:cx8="http://schemas.microsoft.com/office/drawing/2016/5/14/chartex" xmlns:mc="http://schemas.openxmlformats.org/markup-compatibility/2006" xmlns:aink="http://schemas.microsoft.com/office/drawing/2016/ink" xmlns:am3d="http://schemas.microsoft.com/office/drawing/2017/model3d" xmlns:o="urn:schemas-microsoft-com:office:office" xmlns:r="http://schemas.openxmlformats.org/officeDocument/2006/relationships" xmlns:m="http://schemas.openxmlformats.org/officeDocument/2006/math" xmlns:v="urn:schemas-microsoft-com:vml" xmlns:wp14="http://schemas.microsoft.com/office/word/2010/wordprocessingDrawing" xmlns:wp="http://schemas.openxmlformats.org/drawingml/2006/wordprocessingDrawing" xmlns:w10="urn:schemas-microsoft-com:office:word" xmlns:w="http://schemas.openxmlformats.org/wordprocessingml/2006/main" xmlns:w14="http://schemas.microsoft.com/office/word/2010/wordml" xmlns:w15="http://schemas.microsoft.com/office/word/2012/wordml" xmlns:w16cex="http://schemas.microsoft.com/office/word/2018/wordml/cex" xmlns:w16cid="http://schemas.microsoft.com/office/word/2016/wordml/cid" xmlns:w16="http://schemas.microsoft.com/office/word/2018/wordml" xmlns:w16se="http://schemas.microsoft.com/office/word/2015/wordml/symex" xmlns:wpg="http://schemas.microsoft.com/office/word/2010/wordprocessingGroup" xmlns:wpi="http://schemas.microsoft.com/office/word/2010/wordprocessingInk" xmlns:wne="http://schemas.microsoft.com/office/word/2006/wordml" xmlns:wps="http://schemas.microsoft.com/office/word/2010/wordprocessingShape" mc:Ignorable="w14 w15 w16se w16cid w16 w16cex wp14">
   <w:endnote w:type="separator" w:id="-1">
     <w:p>
       <w:r>
@@ -19216,7 +19557,7 @@
 </file>
 
 <file path=word/footnotes.xml><?xml version="1.0" encoding="utf-8"?>
-<w:footnotes xmlns:wpc="http://schemas.microsoft.com/office/word/2010/wordprocessingCanvas" xmlns:cx="http://schemas.microsoft.com/office/drawing/2014/chartex" xmlns:cx1="http://schemas.microsoft.com/office/drawing/2015/9/8/chartex" xmlns:mc="http://schemas.openxmlformats.org/markup-compatibility/2006" xmlns:o="urn:schemas-microsoft-com:office:office" xmlns:r="http://schemas.openxmlformats.org/officeDocument/2006/relationships" xmlns:m="http://schemas.openxmlformats.org/officeDocument/2006/math" xmlns:v="urn:schemas-microsoft-com:vml" xmlns:wp14="http://schemas.microsoft.com/office/word/2010/wordprocessingDrawing" xmlns:wp="http://schemas.openxmlformats.org/drawingml/2006/wordprocessingDrawing" xmlns:w10="urn:schemas-microsoft-com:office:word" xmlns:w="http://schemas.openxmlformats.org/wordprocessingml/2006/main" xmlns:w14="http://schemas.microsoft.com/office/word/2010/wordml" xmlns:w15="http://schemas.microsoft.com/office/word/2012/wordml" xmlns:w16se="http://schemas.microsoft.com/office/word/2015/wordml/symex" xmlns:wpg="http://schemas.microsoft.com/office/word/2010/wordprocessingGroup" xmlns:wpi="http://schemas.microsoft.com/office/word/2010/wordprocessingInk" xmlns:wne="http://schemas.microsoft.com/office/word/2006/wordml" xmlns:wps="http://schemas.microsoft.com/office/word/2010/wordprocessingShape" mc:Ignorable="w14 w15 w16se wp14">
+<w:footnotes xmlns:wpc="http://schemas.microsoft.com/office/word/2010/wordprocessingCanvas" xmlns:cx="http://schemas.microsoft.com/office/drawing/2014/chartex" xmlns:cx1="http://schemas.microsoft.com/office/drawing/2015/9/8/chartex" xmlns:cx2="http://schemas.microsoft.com/office/drawing/2015/10/21/chartex" xmlns:cx3="http://schemas.microsoft.com/office/drawing/2016/5/9/chartex" xmlns:cx4="http://schemas.microsoft.com/office/drawing/2016/5/10/chartex" xmlns:cx5="http://schemas.microsoft.com/office/drawing/2016/5/11/chartex" xmlns:cx6="http://schemas.microsoft.com/office/drawing/2016/5/12/chartex" xmlns:cx7="http://schemas.microsoft.com/office/drawing/2016/5/13/chartex" xmlns:cx8="http://schemas.microsoft.com/office/drawing/2016/5/14/chartex" xmlns:mc="http://schemas.openxmlformats.org/markup-compatibility/2006" xmlns:aink="http://schemas.microsoft.com/office/drawing/2016/ink" xmlns:am3d="http://schemas.microsoft.com/office/drawing/2017/model3d" xmlns:o="urn:schemas-microsoft-com:office:office" xmlns:r="http://schemas.openxmlformats.org/officeDocument/2006/relationships" xmlns:m="http://schemas.openxmlformats.org/officeDocument/2006/math" xmlns:v="urn:schemas-microsoft-com:vml" xmlns:wp14="http://schemas.microsoft.com/office/word/2010/wordprocessingDrawing" xmlns:wp="http://schemas.openxmlformats.org/drawingml/2006/wordprocessingDrawing" xmlns:w10="urn:schemas-microsoft-com:office:word" xmlns:w="http://schemas.openxmlformats.org/wordprocessingml/2006/main" xmlns:w14="http://schemas.microsoft.com/office/word/2010/wordml" xmlns:w15="http://schemas.microsoft.com/office/word/2012/wordml" xmlns:w16cex="http://schemas.microsoft.com/office/word/2018/wordml/cex" xmlns:w16cid="http://schemas.microsoft.com/office/word/2016/wordml/cid" xmlns:w16="http://schemas.microsoft.com/office/word/2018/wordml" xmlns:w16se="http://schemas.microsoft.com/office/word/2015/wordml/symex" xmlns:wpg="http://schemas.microsoft.com/office/word/2010/wordprocessingGroup" xmlns:wpi="http://schemas.microsoft.com/office/word/2010/wordprocessingInk" xmlns:wne="http://schemas.microsoft.com/office/word/2006/wordml" xmlns:wps="http://schemas.microsoft.com/office/word/2010/wordprocessingShape" mc:Ignorable="w14 w15 w16se w16cid w16 w16cex wp14">
   <w:footnote w:type="separator" w:id="-1">
     <w:p>
       <w:r>
@@ -19235,7 +19576,7 @@
 </file>
 
 <file path=word/header1.xml><?xml version="1.0" encoding="utf-8"?>
-<w:hdr xmlns:wpc="http://schemas.microsoft.com/office/word/2010/wordprocessingCanvas" xmlns:cx="http://schemas.microsoft.com/office/drawing/2014/chartex" xmlns:cx1="http://schemas.microsoft.com/office/drawing/2015/9/8/chartex" xmlns:mc="http://schemas.openxmlformats.org/markup-compatibility/2006" xmlns:o="urn:schemas-microsoft-com:office:office" xmlns:r="http://schemas.openxmlformats.org/officeDocument/2006/relationships" xmlns:m="http://schemas.openxmlformats.org/officeDocument/2006/math" xmlns:v="urn:schemas-microsoft-com:vml" xmlns:wp14="http://schemas.microsoft.com/office/word/2010/wordprocessingDrawing" xmlns:wp="http://schemas.openxmlformats.org/drawingml/2006/wordprocessingDrawing" xmlns:w10="urn:schemas-microsoft-com:office:word" xmlns:w="http://schemas.openxmlformats.org/wordprocessingml/2006/main" xmlns:w14="http://schemas.microsoft.com/office/word/2010/wordml" xmlns:w15="http://schemas.microsoft.com/office/word/2012/wordml" xmlns:w16se="http://schemas.microsoft.com/office/word/2015/wordml/symex" xmlns:wpg="http://schemas.microsoft.com/office/word/2010/wordprocessingGroup" xmlns:wpi="http://schemas.microsoft.com/office/word/2010/wordprocessingInk" xmlns:wne="http://schemas.microsoft.com/office/word/2006/wordml" xmlns:wps="http://schemas.microsoft.com/office/word/2010/wordprocessingShape" mc:Ignorable="w14 w15 w16se wp14">
+<w:hdr xmlns:wpc="http://schemas.microsoft.com/office/word/2010/wordprocessingCanvas" xmlns:cx="http://schemas.microsoft.com/office/drawing/2014/chartex" xmlns:cx1="http://schemas.microsoft.com/office/drawing/2015/9/8/chartex" xmlns:cx2="http://schemas.microsoft.com/office/drawing/2015/10/21/chartex" xmlns:cx3="http://schemas.microsoft.com/office/drawing/2016/5/9/chartex" xmlns:cx4="http://schemas.microsoft.com/office/drawing/2016/5/10/chartex" xmlns:cx5="http://schemas.microsoft.com/office/drawing/2016/5/11/chartex" xmlns:cx6="http://schemas.microsoft.com/office/drawing/2016/5/12/chartex" xmlns:cx7="http://schemas.microsoft.com/office/drawing/2016/5/13/chartex" xmlns:cx8="http://schemas.microsoft.com/office/drawing/2016/5/14/chartex" xmlns:mc="http://schemas.openxmlformats.org/markup-compatibility/2006" xmlns:aink="http://schemas.microsoft.com/office/drawing/2016/ink" xmlns:am3d="http://schemas.microsoft.com/office/drawing/2017/model3d" xmlns:o="urn:schemas-microsoft-com:office:office" xmlns:r="http://schemas.openxmlformats.org/officeDocument/2006/relationships" xmlns:m="http://schemas.openxmlformats.org/officeDocument/2006/math" xmlns:v="urn:schemas-microsoft-com:vml" xmlns:wp14="http://schemas.microsoft.com/office/word/2010/wordprocessingDrawing" xmlns:wp="http://schemas.openxmlformats.org/drawingml/2006/wordprocessingDrawing" xmlns:w10="urn:schemas-microsoft-com:office:word" xmlns:w="http://schemas.openxmlformats.org/wordprocessingml/2006/main" xmlns:w14="http://schemas.microsoft.com/office/word/2010/wordml" xmlns:w15="http://schemas.microsoft.com/office/word/2012/wordml" xmlns:w16cex="http://schemas.microsoft.com/office/word/2018/wordml/cex" xmlns:w16cid="http://schemas.microsoft.com/office/word/2016/wordml/cid" xmlns:w16="http://schemas.microsoft.com/office/word/2018/wordml" xmlns:w16se="http://schemas.microsoft.com/office/word/2015/wordml/symex" xmlns:wpg="http://schemas.microsoft.com/office/word/2010/wordprocessingGroup" xmlns:wpi="http://schemas.microsoft.com/office/word/2010/wordprocessingInk" xmlns:wne="http://schemas.microsoft.com/office/word/2006/wordml" xmlns:wps="http://schemas.microsoft.com/office/word/2010/wordprocessingShape" mc:Ignorable="w14 w15 w16se w16cid w16 w16cex wp14">
   <w:p>
     <w:pPr>
       <w:pStyle w:val="Header"/>
@@ -19256,7 +19597,7 @@
 </file>
 
 <file path=word/numbering.xml><?xml version="1.0" encoding="utf-8"?>
-<w:numbering xmlns:wpc="http://schemas.microsoft.com/office/word/2010/wordprocessingCanvas" xmlns:cx="http://schemas.microsoft.com/office/drawing/2014/chartex" xmlns:cx1="http://schemas.microsoft.com/office/drawing/2015/9/8/chartex" xmlns:mc="http://schemas.openxmlformats.org/markup-compatibility/2006" xmlns:o="urn:schemas-microsoft-com:office:office" xmlns:r="http://schemas.openxmlformats.org/officeDocument/2006/relationships" xmlns:m="http://schemas.openxmlformats.org/officeDocument/2006/math" xmlns:v="urn:schemas-microsoft-com:vml" xmlns:wp14="http://schemas.microsoft.com/office/word/2010/wordprocessingDrawing" xmlns:wp="http://schemas.openxmlformats.org/drawingml/2006/wordprocessingDrawing" xmlns:w10="urn:schemas-microsoft-com:office:word" xmlns:w="http://schemas.openxmlformats.org/wordprocessingml/2006/main" xmlns:w14="http://schemas.microsoft.com/office/word/2010/wordml" xmlns:w15="http://schemas.microsoft.com/office/word/2012/wordml" xmlns:w16se="http://schemas.microsoft.com/office/word/2015/wordml/symex" xmlns:wpg="http://schemas.microsoft.com/office/word/2010/wordprocessingGroup" xmlns:wpi="http://schemas.microsoft.com/office/word/2010/wordprocessingInk" xmlns:wne="http://schemas.microsoft.com/office/word/2006/wordml" xmlns:wps="http://schemas.microsoft.com/office/word/2010/wordprocessingShape" mc:Ignorable="w14 w15 w16se wp14">
+<w:numbering xmlns:wpc="http://schemas.microsoft.com/office/word/2010/wordprocessingCanvas" xmlns:cx="http://schemas.microsoft.com/office/drawing/2014/chartex" xmlns:cx1="http://schemas.microsoft.com/office/drawing/2015/9/8/chartex" xmlns:cx2="http://schemas.microsoft.com/office/drawing/2015/10/21/chartex" xmlns:cx3="http://schemas.microsoft.com/office/drawing/2016/5/9/chartex" xmlns:cx4="http://schemas.microsoft.com/office/drawing/2016/5/10/chartex" xmlns:cx5="http://schemas.microsoft.com/office/drawing/2016/5/11/chartex" xmlns:cx6="http://schemas.microsoft.com/office/drawing/2016/5/12/chartex" xmlns:cx7="http://schemas.microsoft.com/office/drawing/2016/5/13/chartex" xmlns:cx8="http://schemas.microsoft.com/office/drawing/2016/5/14/chartex" xmlns:mc="http://schemas.openxmlformats.org/markup-compatibility/2006" xmlns:aink="http://schemas.microsoft.com/office/drawing/2016/ink" xmlns:am3d="http://schemas.microsoft.com/office/drawing/2017/model3d" xmlns:o="urn:schemas-microsoft-com:office:office" xmlns:r="http://schemas.openxmlformats.org/officeDocument/2006/relationships" xmlns:m="http://schemas.openxmlformats.org/officeDocument/2006/math" xmlns:v="urn:schemas-microsoft-com:vml" xmlns:wp14="http://schemas.microsoft.com/office/word/2010/wordprocessingDrawing" xmlns:wp="http://schemas.openxmlformats.org/drawingml/2006/wordprocessingDrawing" xmlns:w10="urn:schemas-microsoft-com:office:word" xmlns:w="http://schemas.openxmlformats.org/wordprocessingml/2006/main" xmlns:w14="http://schemas.microsoft.com/office/word/2010/wordml" xmlns:w15="http://schemas.microsoft.com/office/word/2012/wordml" xmlns:w16cex="http://schemas.microsoft.com/office/word/2018/wordml/cex" xmlns:w16cid="http://schemas.microsoft.com/office/word/2016/wordml/cid" xmlns:w16="http://schemas.microsoft.com/office/word/2018/wordml" xmlns:w16se="http://schemas.microsoft.com/office/word/2015/wordml/symex" xmlns:wpg="http://schemas.microsoft.com/office/word/2010/wordprocessingGroup" xmlns:wpi="http://schemas.microsoft.com/office/word/2010/wordprocessingInk" xmlns:wne="http://schemas.microsoft.com/office/word/2006/wordml" xmlns:wps="http://schemas.microsoft.com/office/word/2010/wordprocessingShape" mc:Ignorable="w14 w15 w16se w16cid w16 w16cex wp14">
   <w:abstractNum w:abstractNumId="0" w15:restartNumberingAfterBreak="0">
     <w:nsid w:val="1066411A"/>
     <w:multiLevelType w:val="hybridMultilevel"/>
@@ -20824,7 +21165,7 @@
 </file>
 
 <file path=word/styles.xml><?xml version="1.0" encoding="utf-8"?>
-<w:styles xmlns:mc="http://schemas.openxmlformats.org/markup-compatibility/2006" xmlns:r="http://schemas.openxmlformats.org/officeDocument/2006/relationships" xmlns:w="http://schemas.openxmlformats.org/wordprocessingml/2006/main" xmlns:w14="http://schemas.microsoft.com/office/word/2010/wordml" xmlns:w15="http://schemas.microsoft.com/office/word/2012/wordml" xmlns:w16se="http://schemas.microsoft.com/office/word/2015/wordml/symex" mc:Ignorable="w14 w15 w16se">
+<w:styles xmlns:mc="http://schemas.openxmlformats.org/markup-compatibility/2006" xmlns:r="http://schemas.openxmlformats.org/officeDocument/2006/relationships" xmlns:w="http://schemas.openxmlformats.org/wordprocessingml/2006/main" xmlns:w14="http://schemas.microsoft.com/office/word/2010/wordml" xmlns:w15="http://schemas.microsoft.com/office/word/2012/wordml" xmlns:w16cex="http://schemas.microsoft.com/office/word/2018/wordml/cex" xmlns:w16cid="http://schemas.microsoft.com/office/word/2016/wordml/cid" xmlns:w16="http://schemas.microsoft.com/office/word/2018/wordml" xmlns:w16se="http://schemas.microsoft.com/office/word/2015/wordml/symex" mc:Ignorable="w14 w15 w16se w16cid w16 w16cex">
   <w:docDefaults>
     <w:rPrDefault>
       <w:rPr>
@@ -20840,7 +21181,7 @@
       </w:pPr>
     </w:pPrDefault>
   </w:docDefaults>
-  <w:latentStyles w:defLockedState="0" w:defUIPriority="99" w:defSemiHidden="0" w:defUnhideWhenUsed="0" w:defQFormat="0" w:count="371">
+  <w:latentStyles w:defLockedState="0" w:defUIPriority="99" w:defSemiHidden="0" w:defUnhideWhenUsed="0" w:defQFormat="0" w:count="376">
     <w:lsdException w:name="Normal" w:uiPriority="0" w:qFormat="1"/>
     <w:lsdException w:name="heading 1" w:uiPriority="9" w:qFormat="1"/>
     <w:lsdException w:name="heading 2" w:semiHidden="1" w:uiPriority="0" w:unhideWhenUsed="1" w:qFormat="1"/>
@@ -20946,7 +21287,6 @@
     <w:lsdException w:name="HTML Sample" w:semiHidden="1" w:unhideWhenUsed="1"/>
     <w:lsdException w:name="HTML Typewriter" w:semiHidden="1" w:unhideWhenUsed="1"/>
     <w:lsdException w:name="HTML Variable" w:semiHidden="1" w:unhideWhenUsed="1"/>
-    <w:lsdException w:name="Normal Table" w:semiHidden="1" w:unhideWhenUsed="1"/>
     <w:lsdException w:name="annotation subject" w:semiHidden="1" w:unhideWhenUsed="1"/>
     <w:lsdException w:name="No List" w:semiHidden="1" w:unhideWhenUsed="1"/>
     <w:lsdException w:name="Outline List 1" w:semiHidden="1" w:unhideWhenUsed="1"/>
@@ -20989,11 +21329,8 @@
     <w:lsdException w:name="Table Contemporary" w:semiHidden="1" w:unhideWhenUsed="1"/>
     <w:lsdException w:name="Table Elegant" w:semiHidden="1" w:unhideWhenUsed="1"/>
     <w:lsdException w:name="Table Professional" w:semiHidden="1" w:unhideWhenUsed="1"/>
-    <w:lsdException w:name="Table Subtle 1" w:semiHidden="1" w:unhideWhenUsed="1"/>
     <w:lsdException w:name="Table Subtle 2" w:semiHidden="1" w:unhideWhenUsed="1"/>
     <w:lsdException w:name="Table Web 1" w:semiHidden="1" w:unhideWhenUsed="1"/>
-    <w:lsdException w:name="Table Web 2" w:semiHidden="1" w:unhideWhenUsed="1"/>
-    <w:lsdException w:name="Table Web 3" w:semiHidden="1" w:unhideWhenUsed="1"/>
     <w:lsdException w:name="Balloon Text" w:semiHidden="1" w:unhideWhenUsed="1"/>
     <w:lsdException w:name="Table Grid" w:uiPriority="59"/>
     <w:lsdException w:name="Table Theme" w:semiHidden="1" w:unhideWhenUsed="1"/>
@@ -21212,6 +21549,11 @@
     <w:lsdException w:name="List Table 5 Dark Accent 6" w:uiPriority="50"/>
     <w:lsdException w:name="List Table 6 Colorful Accent 6" w:uiPriority="51"/>
     <w:lsdException w:name="List Table 7 Colorful Accent 6" w:uiPriority="52"/>
+    <w:lsdException w:name="Mention" w:semiHidden="1" w:unhideWhenUsed="1"/>
+    <w:lsdException w:name="Smart Hyperlink" w:semiHidden="1" w:unhideWhenUsed="1"/>
+    <w:lsdException w:name="Hashtag" w:semiHidden="1" w:unhideWhenUsed="1"/>
+    <w:lsdException w:name="Unresolved Mention" w:semiHidden="1" w:unhideWhenUsed="1"/>
+    <w:lsdException w:name="Smart Link" w:semiHidden="1" w:unhideWhenUsed="1"/>
   </w:latentStyles>
   <w:style w:type="paragraph" w:default="1" w:styleId="Normal">
     <w:name w:val="Normal"/>
@@ -21293,6 +21635,7 @@
   <w:style w:type="character" w:default="1" w:styleId="DefaultParagraphFont">
     <w:name w:val="Default Paragraph Font"/>
     <w:uiPriority w:val="1"/>
+    <w:semiHidden/>
     <w:unhideWhenUsed/>
   </w:style>
   <w:style w:type="table" w:default="1" w:styleId="TableNormal">

--- a/yang-diujikan/informatika - pembahasan.docx
+++ b/yang-diujikan/informatika - pembahasan.docx
@@ -345,7 +345,25 @@
           <w:sz w:val="26"/>
           <w:szCs w:val="26"/>
         </w:rPr>
-        <w:t>TAHUN PELAJARAN 20../20..</w:t>
+        <w:t xml:space="preserve">TAHUN PELAJARAN </w:t>
+      </w:r>
+      <w:proofErr w:type="gramStart"/>
+      <w:r>
+        <w:rPr>
+          <w:b/>
+          <w:sz w:val="26"/>
+          <w:szCs w:val="26"/>
+        </w:rPr>
+        <w:t>20..</w:t>
+      </w:r>
+      <w:proofErr w:type="gramEnd"/>
+      <w:r>
+        <w:rPr>
+          <w:b/>
+          <w:sz w:val="26"/>
+          <w:szCs w:val="26"/>
+        </w:rPr>
+        <w:t>/20..</w:t>
       </w:r>
     </w:p>
     <w:p>
@@ -937,6 +955,12 @@
           <w:rFonts w:eastAsia="Times New Roman"/>
         </w:rPr>
         <w:br/>
+      </w:r>
+      <w:r>
+        <w:rPr>
+          <w:rFonts w:eastAsia="Times New Roman"/>
+        </w:rPr>
+        <w:lastRenderedPageBreak/>
         <w:t xml:space="preserve">C. </w:t>
       </w:r>
       <w:r>
@@ -950,12 +974,6 @@
           <w:rFonts w:eastAsia="Times New Roman"/>
         </w:rPr>
         <w:br/>
-      </w:r>
-      <w:r>
-        <w:rPr>
-          <w:rFonts w:eastAsia="Times New Roman"/>
-        </w:rPr>
-        <w:lastRenderedPageBreak/>
         <w:t xml:space="preserve">D. </w:t>
       </w:r>
       <w:r>
@@ -963,6 +981,24 @@
           <w:rFonts w:eastAsia="Times New Roman"/>
         </w:rPr>
         <w:t>Melakukan analisis cukup sekali dengan teliti</w:t>
+      </w:r>
+    </w:p>
+    <w:p>
+      <w:pPr>
+        <w:spacing w:line="276" w:lineRule="auto"/>
+        <w:rPr>
+          <w:b/>
+          <w:bCs/>
+        </w:rPr>
+      </w:pPr>
+      <w:bookmarkStart w:id="0" w:name="_GoBack"/>
+      <w:bookmarkEnd w:id="0"/>
+      <w:r>
+        <w:rPr>
+          <w:rFonts w:eastAsia="Times New Roman"/>
+          <w:highlight w:val="cyan"/>
+        </w:rPr>
+        <w:t>Salah satu teknik pengembangan perangkat lunak adalah memecah suatu masalah menjadi masalah-masalah kecil supaya masing-masing pecahan itu mudah dikerjakan secara bersama-sama oleh orang-orang yang berbeda-beda sehingga menjadi lebih efektif dalam pengembangan suatu produk / mengatasi masalah. Kalau saat ini, memecah suatu masalah menjadi kecil-kecil, akan menjadi lebih mudah dikerjakan oleh agen-agen AI sehingga pekerjaan menjadi lebih cepat. Ini adalah fundamental dari prinsip-prinsip pengembangan perangkat lunak.</w:t>
       </w:r>
       <w:r>
         <w:rPr>
@@ -1588,7 +1624,14 @@
         <w:rPr>
           <w:rFonts w:eastAsia="Times New Roman"/>
         </w:rPr>
-        <w:t xml:space="preserve"> yang tepat, perangkat lunak tidak akan memiliki platform untuk berjalan</w:t>
+        <w:t xml:space="preserve"> yang tepat, perangkat lunak tidak akan memiliki platform </w:t>
+      </w:r>
+      <w:r>
+        <w:rPr>
+          <w:rFonts w:eastAsia="Times New Roman"/>
+        </w:rPr>
+        <w:lastRenderedPageBreak/>
+        <w:t>untuk berjalan</w:t>
       </w:r>
       <w:r>
         <w:rPr>
@@ -1632,7 +1675,6 @@
         <w:rPr>
           <w:rFonts w:eastAsia="Times New Roman"/>
         </w:rPr>
-        <w:lastRenderedPageBreak/>
         <w:br/>
       </w:r>
       <w:r>
@@ -2483,6 +2525,7 @@
         <w:rPr>
           <w:rFonts w:eastAsia="Times New Roman"/>
         </w:rPr>
+        <w:lastRenderedPageBreak/>
         <w:br/>
       </w:r>
       <w:r>
@@ -2528,7 +2571,6 @@
           <w:rFonts w:eastAsia="Times New Roman"/>
           <w:highlight w:val="yellow"/>
         </w:rPr>
-        <w:lastRenderedPageBreak/>
         <w:t xml:space="preserve">C. </w:t>
       </w:r>
       <w:r>
@@ -3359,6 +3401,7 @@
               <w:rPr>
                 <w:rFonts w:eastAsia="Times New Roman"/>
               </w:rPr>
+              <w:lastRenderedPageBreak/>
               <w:t>No.</w:t>
             </w:r>
           </w:p>
@@ -3496,7 +3539,23 @@
                 <w:rFonts w:eastAsia="Times New Roman"/>
                 <w:highlight w:val="white"/>
               </w:rPr>
-              <w:t xml:space="preserve">Fungsi Wide Area Network ( WAN )  </w:t>
+              <w:t xml:space="preserve">Fungsi Wide Area Network </w:t>
+            </w:r>
+            <w:proofErr w:type="gramStart"/>
+            <w:r>
+              <w:rPr>
+                <w:rFonts w:eastAsia="Times New Roman"/>
+                <w:highlight w:val="white"/>
+              </w:rPr>
+              <w:t>( WAN</w:t>
+            </w:r>
+            <w:proofErr w:type="gramEnd"/>
+            <w:r>
+              <w:rPr>
+                <w:rFonts w:eastAsia="Times New Roman"/>
+                <w:highlight w:val="white"/>
+              </w:rPr>
+              <w:t xml:space="preserve"> )  </w:t>
             </w:r>
           </w:p>
         </w:tc>
@@ -4263,6 +4322,14 @@
           <w:bCs/>
         </w:rPr>
         <w:br/>
+      </w:r>
+      <w:r>
+        <w:rPr>
+          <w:rFonts w:eastAsia="Times New Roman"/>
+          <w:b/>
+          <w:bCs/>
+        </w:rPr>
+        <w:lastRenderedPageBreak/>
         <w:t xml:space="preserve">    </w:t>
       </w:r>
       <w:r>
@@ -4308,7 +4375,6 @@
         <w:rPr>
           <w:rFonts w:eastAsia="Times New Roman"/>
         </w:rPr>
-        <w:lastRenderedPageBreak/>
         <w:br/>
       </w:r>
       <w:r>
@@ -5268,8 +5334,8 @@
         </w:rPr>
         <w:t>, Tidak ada satu simbol yang mewakili bilangan dua.</w:t>
       </w:r>
-      <w:bookmarkStart w:id="0" w:name="_3znysh7" w:colFirst="0" w:colLast="0"/>
-      <w:bookmarkEnd w:id="0"/>
+      <w:bookmarkStart w:id="1" w:name="_3znysh7" w:colFirst="0" w:colLast="0"/>
+      <w:bookmarkEnd w:id="1"/>
       <w:r>
         <w:rPr>
           <w:rFonts w:eastAsia="Times New Roman"/>
@@ -5374,6 +5440,7 @@
         <w:rPr>
           <w:rFonts w:eastAsia="Times New Roman"/>
         </w:rPr>
+        <w:lastRenderedPageBreak/>
         <w:t>Contoh: Ubah 25 ke biner</w:t>
       </w:r>
     </w:p>
@@ -5473,7 +5540,6 @@
         <w:rPr>
           <w:rFonts w:eastAsia="Times New Roman"/>
         </w:rPr>
-        <w:lastRenderedPageBreak/>
         <w:t xml:space="preserve">3 ÷ 2 = 1 sisa </w:t>
       </w:r>
       <w:r>
@@ -6643,7 +6709,14 @@
         <w:rPr>
           <w:rFonts w:eastAsia="Times New Roman"/>
         </w:rPr>
-        <w:t>Algoritma adalah sebuah proses atau serangkaian langkah yang digunakan untuk menyelesaikan masalah atau mencapai tujuan tertentu. Ini bisa digunakan dalam berbagai situasi seperti dalam membuat kopi, memasak nasi, mencari rute terpendek untuk sampai ke tujuan dengan menggunakan aplikasi navigasi, atau mencari produk terbaik dengan harga terbaik dalam belanja online. Konsep algoritma sangat penting dalam bidang teknologi dan ilmu komputer, namun juga sangat berguna dalam kehidupan sehari-hari.</w:t>
+        <w:t xml:space="preserve">Algoritma adalah sebuah proses atau serangkaian langkah yang digunakan untuk </w:t>
+      </w:r>
+      <w:r>
+        <w:rPr>
+          <w:rFonts w:eastAsia="Times New Roman"/>
+        </w:rPr>
+        <w:lastRenderedPageBreak/>
+        <w:t>menyelesaikan masalah atau mencapai tujuan tertentu. Ini bisa digunakan dalam berbagai situasi seperti dalam membuat kopi, memasak nasi, mencari rute terpendek untuk sampai ke tujuan dengan menggunakan aplikasi navigasi, atau mencari produk terbaik dengan harga terbaik dalam belanja online. Konsep algoritma sangat penting dalam bidang teknologi dan ilmu komputer, namun juga sangat berguna dalam kehidupan sehari-hari.</w:t>
       </w:r>
       <w:r>
         <w:rPr>
@@ -6662,14 +6735,7 @@
         <w:rPr>
           <w:rFonts w:eastAsia="Times New Roman"/>
         </w:rPr>
-        <w:t xml:space="preserve">Konsep algoritma sangat penting dalam pemecahan masalah, terutama dalam </w:t>
-      </w:r>
-      <w:r>
-        <w:rPr>
-          <w:rFonts w:eastAsia="Times New Roman"/>
-        </w:rPr>
-        <w:lastRenderedPageBreak/>
-        <w:t>pemrograman komputer. Dengan algoritma yang baik, kita dapat menyelesaikan tugas secara lebih efisien dan sistematis.</w:t>
+        <w:t>Konsep algoritma sangat penting dalam pemecahan masalah, terutama dalam pemrograman komputer. Dengan algoritma yang baik, kita dapat menyelesaikan tugas secara lebih efisien dan sistematis.</w:t>
       </w:r>
       <w:r>
         <w:rPr>
@@ -7494,6 +7560,7 @@
           <w:rFonts w:eastAsia="Times New Roman"/>
           <w:color w:val="000000"/>
         </w:rPr>
+        <w:lastRenderedPageBreak/>
         <w:t>Perangkat lunak pemrograman, softwere yang digunakan untuk menterjemahkan instruksi dari bahasa pemrograman ke kode bahasa mesin melalui prosedur tertentu adar dapat diterima dan dibaca komputer umumnya perangkat kunak ini untuk menterjemahkan, menulis, menguji, mengembangkan.</w:t>
       </w:r>
     </w:p>
@@ -7522,7 +7589,6 @@
           <w:rFonts w:eastAsia="Times New Roman"/>
           <w:color w:val="000000"/>
         </w:rPr>
-        <w:lastRenderedPageBreak/>
         <w:t>Perangkat lunak tambahan, Softwere ini merupakan aplikasi yang berguna untuk membantu pengelolaan komputer, seperti mengkompres file, mengkopi data, dan lain-lain.</w:t>
       </w:r>
     </w:p>
@@ -8359,7 +8425,21 @@
         <w:rPr>
           <w:rFonts w:eastAsia="Times New Roman"/>
         </w:rPr>
-        <w:t>Software merupakan  perangkat lunak yang digunakan untuk mengoperasikan satu atau lebih aplikasi seperti program basis data, program pengolah kata, program pengeditan video, atau program browser web. Selain itu, perangkat lunak aplikasi juga berarti program yang berdiri sendiri dalam memenuhi kebutuha</w:t>
+        <w:t xml:space="preserve">Software </w:t>
+      </w:r>
+      <w:proofErr w:type="gramStart"/>
+      <w:r>
+        <w:rPr>
+          <w:rFonts w:eastAsia="Times New Roman"/>
+        </w:rPr>
+        <w:t>merupakan  perangkat</w:t>
+      </w:r>
+      <w:proofErr w:type="gramEnd"/>
+      <w:r>
+        <w:rPr>
+          <w:rFonts w:eastAsia="Times New Roman"/>
+        </w:rPr>
+        <w:t xml:space="preserve"> lunak yang digunakan untuk mengoperasikan satu atau lebih aplikasi seperti program basis data, program pengolah kata, program pengeditan video, atau program browser web. Selain itu, perangkat lunak aplikasi juga berarti program yang berdiri sendiri dalam memenuhi kebutuha</w:t>
       </w:r>
       <w:r>
         <w:rPr>
@@ -8446,6 +8526,7 @@
               <w:rPr>
                 <w:rFonts w:eastAsia="Times New Roman"/>
               </w:rPr>
+              <w:lastRenderedPageBreak/>
               <w:t>Pernyataan</w:t>
             </w:r>
           </w:p>
@@ -8626,7 +8707,6 @@
               <w:rPr>
                 <w:rFonts w:eastAsia="Times New Roman"/>
               </w:rPr>
-              <w:lastRenderedPageBreak/>
               <w:t>Untuk mengedit dan memanipulasi gambar atau foto secara profesional, adalah aplikasi Windows Media Player</w:t>
             </w:r>
           </w:p>
@@ -9468,6 +9548,7 @@
                 <w:rFonts w:eastAsia="Times New Roman"/>
                 <w:highlight w:val="yellow"/>
               </w:rPr>
+              <w:lastRenderedPageBreak/>
               <w:t>A</w:t>
             </w:r>
           </w:p>
@@ -9595,7 +9676,6 @@
         <w:rPr>
           <w:rFonts w:eastAsia="Times New Roman"/>
         </w:rPr>
-        <w:lastRenderedPageBreak/>
         <w:t>Pilih jawaban benar atau salah sesuai pernyataan yang tepat!</w:t>
       </w:r>
     </w:p>
@@ -10357,8 +10437,8 @@
         </w:rPr>
         <w:t>Scratch adalah salah satu contoh terbaik bagaimana VPL dapat digunakan untuk mengajarkan pemrograman kepada anak-anak. Bahasa pemrograman visual Scratch di buat oleh MIT Media Lab, Scratch menggunakan blok kode berwarna-warni yang dapat disusun untuk menciptakan animasi, game, dan cerita interaktif. Setiap blok mewakili perintah atau aksi tertentu, seperti gerakan, suara, atau kontrol alur.</w:t>
       </w:r>
-      <w:bookmarkStart w:id="1" w:name="_3dy6vkm" w:colFirst="0" w:colLast="0"/>
-      <w:bookmarkEnd w:id="1"/>
+      <w:bookmarkStart w:id="2" w:name="_3dy6vkm" w:colFirst="0" w:colLast="0"/>
+      <w:bookmarkEnd w:id="2"/>
       <w:r>
         <w:rPr>
           <w:rFonts w:eastAsia="Times New Roman"/>
@@ -10526,6 +10606,7 @@
         <w:rPr>
           <w:rFonts w:eastAsia="Times New Roman"/>
         </w:rPr>
+        <w:lastRenderedPageBreak/>
         <w:t>Menyediakan database untuk menyimpan informasi pengguna</w:t>
       </w:r>
       <w:r>
@@ -11708,6 +11789,7 @@
         <w:rPr>
           <w:rFonts w:eastAsia="Times New Roman"/>
         </w:rPr>
+        <w:lastRenderedPageBreak/>
         <w:t>Apa tujuan dari menyesuaikan tampilan blog….</w:t>
       </w:r>
       <w:r>
@@ -11884,7 +11966,6 @@
                 <w:rFonts w:ascii="Gungsuh" w:eastAsia="Gungsuh" w:hAnsi="Gungsuh" w:cs="Gungsuh"/>
                 <w:highlight w:val="yellow"/>
               </w:rPr>
-              <w:lastRenderedPageBreak/>
               <w:t>√</w:t>
             </w:r>
           </w:p>
@@ -12870,6 +12951,7 @@
               <w:rPr>
                 <w:rFonts w:eastAsia="Times New Roman"/>
               </w:rPr>
+              <w:lastRenderedPageBreak/>
               <w:t>C.</w:t>
             </w:r>
           </w:p>
@@ -12976,14 +13058,7 @@
         <w:rPr>
           <w:rFonts w:eastAsia="Times New Roman"/>
         </w:rPr>
-        <w:t xml:space="preserve">Dalam dunia perkantoran modern, berbagai aplikasi digunakan untuk </w:t>
-      </w:r>
-      <w:r>
-        <w:rPr>
-          <w:rFonts w:eastAsia="Times New Roman"/>
-        </w:rPr>
-        <w:lastRenderedPageBreak/>
-        <w:t>meningkatkan efisiensi kerja, seperti pengolah kata, lembar kerja, email, dan manajemen proyek. Agar lebih efektif, aplikasi-aplikasi ini dapat diintegrasikan, memungkinkan pengguna berbagi data dan bekerja secara kolaboratif. Contohnya, integrasi antara Microsoft Word dan Excel memungkinkan pengguna menyisipkan data dari lembar kerja langsung ke dokumen teks. Selain itu, layanan cloud seperti Google Workspace dan Microsoft 365 memungkinkan sinkronisasi otomatis antara berbagai aplikasi perkantoran sehingga pekerjaan dapat diakses dari mana saja.</w:t>
+        <w:t>Dalam dunia perkantoran modern, berbagai aplikasi digunakan untuk meningkatkan efisiensi kerja, seperti pengolah kata, lembar kerja, email, dan manajemen proyek. Agar lebih efektif, aplikasi-aplikasi ini dapat diintegrasikan, memungkinkan pengguna berbagi data dan bekerja secara kolaboratif. Contohnya, integrasi antara Microsoft Word dan Excel memungkinkan pengguna menyisipkan data dari lembar kerja langsung ke dokumen teks. Selain itu, layanan cloud seperti Google Workspace dan Microsoft 365 memungkinkan sinkronisasi otomatis antara berbagai aplikasi perkantoran sehingga pekerjaan dapat diakses dari mana saja.</w:t>
       </w:r>
       <w:r>
         <w:rPr>
@@ -13723,6 +13798,7 @@
           <w:b/>
           <w:bCs/>
         </w:rPr>
+        <w:lastRenderedPageBreak/>
         <w:tab/>
       </w:r>
       <w:r>
@@ -13759,7 +13835,6 @@
         <w:rPr>
           <w:rFonts w:eastAsia="Times New Roman"/>
         </w:rPr>
-        <w:lastRenderedPageBreak/>
         <w:br/>
       </w:r>
       <w:r>
@@ -14658,6 +14733,7 @@
         <w:rPr>
           <w:rFonts w:eastAsia="Times New Roman"/>
         </w:rPr>
+        <w:lastRenderedPageBreak/>
         <w:t>Untuk menjaga keamanan data, pengguna harus menggunakan kata sandi yang kuat, mengaktifkan autentikasi dua faktor, dan tidak membagikan informasi pribadi sembarangan.</w:t>
       </w:r>
       <w:r>
@@ -14848,7 +14924,6 @@
               <w:rPr>
                 <w:rFonts w:eastAsia="Times New Roman"/>
               </w:rPr>
-              <w:lastRenderedPageBreak/>
               <w:t>Keamanan data hanya mengandalkan penggunaan kata sandi yang kuat tanpa tindakan tambahan lainnya</w:t>
             </w:r>
           </w:p>
@@ -15658,6 +15733,7 @@
         <w:rPr>
           <w:rFonts w:eastAsia="Times New Roman"/>
         </w:rPr>
+        <w:lastRenderedPageBreak/>
         <w:t>Malware – Perangkat lunak berbahaya yang dapat merusak sistem komputer atau mencuri data pribadi.</w:t>
       </w:r>
     </w:p>
@@ -15742,7 +15818,6 @@
               <w:rPr>
                 <w:rFonts w:eastAsia="Times New Roman"/>
               </w:rPr>
-              <w:lastRenderedPageBreak/>
               <w:t>Checklist</w:t>
             </w:r>
           </w:p>
@@ -16747,6 +16822,7 @@
         <w:rPr>
           <w:rFonts w:eastAsia="Times New Roman"/>
         </w:rPr>
+        <w:lastRenderedPageBreak/>
         <w:br/>
       </w:r>
       <w:r>
@@ -16833,7 +16909,6 @@
         <w:rPr>
           <w:rFonts w:eastAsia="Times New Roman"/>
         </w:rPr>
-        <w:lastRenderedPageBreak/>
         <w:t>Keamanan dan keselamatan – IoT digunakan dalam sistem keamanan rumah seperti kamera pintar dan alarm otomatis.</w:t>
       </w:r>
     </w:p>
@@ -17101,8 +17176,6 @@
                 <w:highlight w:val="yellow"/>
               </w:rPr>
             </w:pPr>
-            <w:bookmarkStart w:id="2" w:name="_GoBack"/>
-            <w:bookmarkEnd w:id="2"/>
             <w:r>
               <w:rPr>
                 <w:rFonts w:eastAsia="Times New Roman"/>
@@ -18040,7 +18113,25 @@
                 <w:sz w:val="22"/>
                 <w:szCs w:val="22"/>
               </w:rPr>
-              <w:t>(1,A) (2,B)</w:t>
+              <w:t>(</w:t>
+            </w:r>
+            <w:proofErr w:type="gramStart"/>
+            <w:r>
+              <w:rPr>
+                <w:rFonts w:eastAsia="Times New Roman"/>
+                <w:sz w:val="22"/>
+                <w:szCs w:val="22"/>
+              </w:rPr>
+              <w:t>1,A</w:t>
+            </w:r>
+            <w:proofErr w:type="gramEnd"/>
+            <w:r>
+              <w:rPr>
+                <w:rFonts w:eastAsia="Times New Roman"/>
+                <w:sz w:val="22"/>
+                <w:szCs w:val="22"/>
+              </w:rPr>
+              <w:t>) (2,B)</w:t>
             </w:r>
           </w:p>
           <w:p>
@@ -18100,7 +18191,25 @@
                 <w:sz w:val="22"/>
                 <w:szCs w:val="22"/>
               </w:rPr>
-              <w:t xml:space="preserve"> (1,B) (2,A)</w:t>
+              <w:t xml:space="preserve"> (</w:t>
+            </w:r>
+            <w:proofErr w:type="gramStart"/>
+            <w:r>
+              <w:rPr>
+                <w:rFonts w:eastAsia="Times New Roman"/>
+                <w:sz w:val="22"/>
+                <w:szCs w:val="22"/>
+              </w:rPr>
+              <w:t>1,B</w:t>
+            </w:r>
+            <w:proofErr w:type="gramEnd"/>
+            <w:r>
+              <w:rPr>
+                <w:rFonts w:eastAsia="Times New Roman"/>
+                <w:sz w:val="22"/>
+                <w:szCs w:val="22"/>
+              </w:rPr>
+              <w:t>) (2,A)</w:t>
             </w:r>
           </w:p>
           <w:p>
@@ -18339,7 +18448,25 @@
                 <w:sz w:val="22"/>
                 <w:szCs w:val="22"/>
               </w:rPr>
-              <w:t>(1,A) (2,C)</w:t>
+              <w:t>(</w:t>
+            </w:r>
+            <w:proofErr w:type="gramStart"/>
+            <w:r>
+              <w:rPr>
+                <w:rFonts w:eastAsia="Times New Roman"/>
+                <w:sz w:val="22"/>
+                <w:szCs w:val="22"/>
+              </w:rPr>
+              <w:t>1,A</w:t>
+            </w:r>
+            <w:proofErr w:type="gramEnd"/>
+            <w:r>
+              <w:rPr>
+                <w:rFonts w:eastAsia="Times New Roman"/>
+                <w:sz w:val="22"/>
+                <w:szCs w:val="22"/>
+              </w:rPr>
+              <w:t>) (2,C)</w:t>
             </w:r>
           </w:p>
           <w:p>
@@ -18408,7 +18535,25 @@
                 <w:sz w:val="22"/>
                 <w:szCs w:val="22"/>
               </w:rPr>
-              <w:t>(1,C) (2,B)</w:t>
+              <w:t>(</w:t>
+            </w:r>
+            <w:proofErr w:type="gramStart"/>
+            <w:r>
+              <w:rPr>
+                <w:rFonts w:eastAsia="Times New Roman"/>
+                <w:sz w:val="22"/>
+                <w:szCs w:val="22"/>
+              </w:rPr>
+              <w:t>1,C</w:t>
+            </w:r>
+            <w:proofErr w:type="gramEnd"/>
+            <w:r>
+              <w:rPr>
+                <w:rFonts w:eastAsia="Times New Roman"/>
+                <w:sz w:val="22"/>
+                <w:szCs w:val="22"/>
+              </w:rPr>
+              <w:t>) (2,B)</w:t>
             </w:r>
           </w:p>
           <w:p>
@@ -18477,7 +18622,25 @@
                 <w:sz w:val="22"/>
                 <w:szCs w:val="22"/>
               </w:rPr>
-              <w:t>(1,B) (2,C)</w:t>
+              <w:t>(</w:t>
+            </w:r>
+            <w:proofErr w:type="gramStart"/>
+            <w:r>
+              <w:rPr>
+                <w:rFonts w:eastAsia="Times New Roman"/>
+                <w:sz w:val="22"/>
+                <w:szCs w:val="22"/>
+              </w:rPr>
+              <w:t>1,B</w:t>
+            </w:r>
+            <w:proofErr w:type="gramEnd"/>
+            <w:r>
+              <w:rPr>
+                <w:rFonts w:eastAsia="Times New Roman"/>
+                <w:sz w:val="22"/>
+                <w:szCs w:val="22"/>
+              </w:rPr>
+              <w:t>) (2,C)</w:t>
             </w:r>
           </w:p>
         </w:tc>
@@ -18723,7 +18886,25 @@
                 <w:sz w:val="22"/>
                 <w:szCs w:val="22"/>
               </w:rPr>
-              <w:t>(1,C) (2,A)</w:t>
+              <w:t>(</w:t>
+            </w:r>
+            <w:proofErr w:type="gramStart"/>
+            <w:r>
+              <w:rPr>
+                <w:rFonts w:eastAsia="Times New Roman"/>
+                <w:sz w:val="22"/>
+                <w:szCs w:val="22"/>
+              </w:rPr>
+              <w:t>1,C</w:t>
+            </w:r>
+            <w:proofErr w:type="gramEnd"/>
+            <w:r>
+              <w:rPr>
+                <w:rFonts w:eastAsia="Times New Roman"/>
+                <w:sz w:val="22"/>
+                <w:szCs w:val="22"/>
+              </w:rPr>
+              <w:t>) (2,A)</w:t>
             </w:r>
           </w:p>
           <w:p>
@@ -18792,7 +18973,25 @@
                 <w:sz w:val="22"/>
                 <w:szCs w:val="22"/>
               </w:rPr>
-              <w:t>(1,A) (2,C)</w:t>
+              <w:t>(</w:t>
+            </w:r>
+            <w:proofErr w:type="gramStart"/>
+            <w:r>
+              <w:rPr>
+                <w:rFonts w:eastAsia="Times New Roman"/>
+                <w:sz w:val="22"/>
+                <w:szCs w:val="22"/>
+              </w:rPr>
+              <w:t>1,A</w:t>
+            </w:r>
+            <w:proofErr w:type="gramEnd"/>
+            <w:r>
+              <w:rPr>
+                <w:rFonts w:eastAsia="Times New Roman"/>
+                <w:sz w:val="22"/>
+                <w:szCs w:val="22"/>
+              </w:rPr>
+              <w:t>) (2,C)</w:t>
             </w:r>
           </w:p>
           <w:p>
@@ -19032,7 +19231,25 @@
                 <w:sz w:val="22"/>
                 <w:szCs w:val="22"/>
               </w:rPr>
-              <w:t>(1,A) (2,C)</w:t>
+              <w:t>(</w:t>
+            </w:r>
+            <w:proofErr w:type="gramStart"/>
+            <w:r>
+              <w:rPr>
+                <w:rFonts w:eastAsia="Times New Roman"/>
+                <w:sz w:val="22"/>
+                <w:szCs w:val="22"/>
+              </w:rPr>
+              <w:t>1,A</w:t>
+            </w:r>
+            <w:proofErr w:type="gramEnd"/>
+            <w:r>
+              <w:rPr>
+                <w:rFonts w:eastAsia="Times New Roman"/>
+                <w:sz w:val="22"/>
+                <w:szCs w:val="22"/>
+              </w:rPr>
+              <w:t>) (2,C)</w:t>
             </w:r>
           </w:p>
           <w:p>
@@ -19101,7 +19318,25 @@
                 <w:sz w:val="22"/>
                 <w:szCs w:val="22"/>
               </w:rPr>
-              <w:t>(1,A) (2,B)</w:t>
+              <w:t>(</w:t>
+            </w:r>
+            <w:proofErr w:type="gramStart"/>
+            <w:r>
+              <w:rPr>
+                <w:rFonts w:eastAsia="Times New Roman"/>
+                <w:sz w:val="22"/>
+                <w:szCs w:val="22"/>
+              </w:rPr>
+              <w:t>1,A</w:t>
+            </w:r>
+            <w:proofErr w:type="gramEnd"/>
+            <w:r>
+              <w:rPr>
+                <w:rFonts w:eastAsia="Times New Roman"/>
+                <w:sz w:val="22"/>
+                <w:szCs w:val="22"/>
+              </w:rPr>
+              <w:t>) (2,B)</w:t>
             </w:r>
           </w:p>
           <w:p>
@@ -19171,7 +19406,25 @@
                 <w:sz w:val="22"/>
                 <w:szCs w:val="22"/>
               </w:rPr>
-              <w:t>(1,B) (2,C)</w:t>
+              <w:t>(</w:t>
+            </w:r>
+            <w:proofErr w:type="gramStart"/>
+            <w:r>
+              <w:rPr>
+                <w:rFonts w:eastAsia="Times New Roman"/>
+                <w:sz w:val="22"/>
+                <w:szCs w:val="22"/>
+              </w:rPr>
+              <w:t>1,B</w:t>
+            </w:r>
+            <w:proofErr w:type="gramEnd"/>
+            <w:r>
+              <w:rPr>
+                <w:rFonts w:eastAsia="Times New Roman"/>
+                <w:sz w:val="22"/>
+                <w:szCs w:val="22"/>
+              </w:rPr>
+              <w:t>) (2,C)</w:t>
             </w:r>
           </w:p>
         </w:tc>
@@ -19410,7 +19663,25 @@
                 <w:sz w:val="22"/>
                 <w:szCs w:val="22"/>
               </w:rPr>
-              <w:t>(1,A) (2,B)</w:t>
+              <w:t>(</w:t>
+            </w:r>
+            <w:proofErr w:type="gramStart"/>
+            <w:r>
+              <w:rPr>
+                <w:rFonts w:eastAsia="Times New Roman"/>
+                <w:sz w:val="22"/>
+                <w:szCs w:val="22"/>
+              </w:rPr>
+              <w:t>1,A</w:t>
+            </w:r>
+            <w:proofErr w:type="gramEnd"/>
+            <w:r>
+              <w:rPr>
+                <w:rFonts w:eastAsia="Times New Roman"/>
+                <w:sz w:val="22"/>
+                <w:szCs w:val="22"/>
+              </w:rPr>
+              <w:t>) (2,B)</w:t>
             </w:r>
           </w:p>
           <w:p>
@@ -19479,7 +19750,25 @@
                 <w:sz w:val="22"/>
                 <w:szCs w:val="22"/>
               </w:rPr>
-              <w:t>(1,A) (2,B)</w:t>
+              <w:t>(</w:t>
+            </w:r>
+            <w:proofErr w:type="gramStart"/>
+            <w:r>
+              <w:rPr>
+                <w:rFonts w:eastAsia="Times New Roman"/>
+                <w:sz w:val="22"/>
+                <w:szCs w:val="22"/>
+              </w:rPr>
+              <w:t>1,A</w:t>
+            </w:r>
+            <w:proofErr w:type="gramEnd"/>
+            <w:r>
+              <w:rPr>
+                <w:rFonts w:eastAsia="Times New Roman"/>
+                <w:sz w:val="22"/>
+                <w:szCs w:val="22"/>
+              </w:rPr>
+              <w:t>) (2,B)</w:t>
             </w:r>
           </w:p>
           <w:p>
@@ -19512,7 +19801,25 @@
                 <w:sz w:val="22"/>
                 <w:szCs w:val="22"/>
               </w:rPr>
-              <w:t>(1,C) (2,B)</w:t>
+              <w:t>(</w:t>
+            </w:r>
+            <w:proofErr w:type="gramStart"/>
+            <w:r>
+              <w:rPr>
+                <w:rFonts w:eastAsia="Times New Roman"/>
+                <w:sz w:val="22"/>
+                <w:szCs w:val="22"/>
+              </w:rPr>
+              <w:t>1,C</w:t>
+            </w:r>
+            <w:proofErr w:type="gramEnd"/>
+            <w:r>
+              <w:rPr>
+                <w:rFonts w:eastAsia="Times New Roman"/>
+                <w:sz w:val="22"/>
+                <w:szCs w:val="22"/>
+              </w:rPr>
+              <w:t>) (2,B)</w:t>
             </w:r>
           </w:p>
         </w:tc>
@@ -21287,6 +21594,7 @@
     <w:lsdException w:name="HTML Sample" w:semiHidden="1" w:unhideWhenUsed="1"/>
     <w:lsdException w:name="HTML Typewriter" w:semiHidden="1" w:unhideWhenUsed="1"/>
     <w:lsdException w:name="HTML Variable" w:semiHidden="1" w:unhideWhenUsed="1"/>
+    <w:lsdException w:name="Normal Table" w:semiHidden="1" w:unhideWhenUsed="1"/>
     <w:lsdException w:name="annotation subject" w:semiHidden="1" w:unhideWhenUsed="1"/>
     <w:lsdException w:name="No List" w:semiHidden="1" w:unhideWhenUsed="1"/>
     <w:lsdException w:name="Outline List 1" w:semiHidden="1" w:unhideWhenUsed="1"/>
@@ -21329,8 +21637,11 @@
     <w:lsdException w:name="Table Contemporary" w:semiHidden="1" w:unhideWhenUsed="1"/>
     <w:lsdException w:name="Table Elegant" w:semiHidden="1" w:unhideWhenUsed="1"/>
     <w:lsdException w:name="Table Professional" w:semiHidden="1" w:unhideWhenUsed="1"/>
+    <w:lsdException w:name="Table Subtle 1" w:semiHidden="1" w:unhideWhenUsed="1"/>
     <w:lsdException w:name="Table Subtle 2" w:semiHidden="1" w:unhideWhenUsed="1"/>
     <w:lsdException w:name="Table Web 1" w:semiHidden="1" w:unhideWhenUsed="1"/>
+    <w:lsdException w:name="Table Web 2" w:semiHidden="1" w:unhideWhenUsed="1"/>
+    <w:lsdException w:name="Table Web 3" w:semiHidden="1" w:unhideWhenUsed="1"/>
     <w:lsdException w:name="Balloon Text" w:semiHidden="1" w:unhideWhenUsed="1"/>
     <w:lsdException w:name="Table Grid" w:uiPriority="59"/>
     <w:lsdException w:name="Table Theme" w:semiHidden="1" w:unhideWhenUsed="1"/>

--- a/yang-diujikan/informatika - pembahasan.docx
+++ b/yang-diujikan/informatika - pembahasan.docx
@@ -991,8 +991,6 @@
           <w:bCs/>
         </w:rPr>
       </w:pPr>
-      <w:bookmarkStart w:id="0" w:name="_GoBack"/>
-      <w:bookmarkEnd w:id="0"/>
       <w:r>
         <w:rPr>
           <w:rFonts w:eastAsia="Times New Roman"/>
@@ -1517,6 +1515,13 @@
           <w:rFonts w:eastAsia="Times New Roman"/>
         </w:rPr>
       </w:pPr>
+      <w:r>
+        <w:rPr>
+          <w:rFonts w:eastAsia="Times New Roman"/>
+          <w:highlight w:val="cyan"/>
+        </w:rPr>
+        <w:t>Selain memecah, prinsip dekomposisi (chunking) adalah pengelompokkan. Pada robot Gundam di atas, komponen-komponen yang terpisah itu dikelompokkan dulu, mana yang bagian badan, mana bagian kakinya, dan sebagainya. Kemudian, analisa dari kelompok-kelompok tersebut, mana yang paling cepat dikerjakan terlebih dahulu, jika pengerjaannya adalah seri (berurutan) tidak paralel (mengerjakan bersamaan sekaligus)</w:t>
+      </w:r>
     </w:p>
     <w:p>
       <w:pPr>
@@ -1554,6 +1559,7 @@
         <w:rPr>
           <w:rFonts w:eastAsia="Times New Roman"/>
         </w:rPr>
+        <w:lastRenderedPageBreak/>
         <w:tab/>
       </w:r>
       <w:r>
@@ -1624,14 +1630,7 @@
         <w:rPr>
           <w:rFonts w:eastAsia="Times New Roman"/>
         </w:rPr>
-        <w:t xml:space="preserve"> yang tepat, perangkat lunak tidak akan memiliki platform </w:t>
-      </w:r>
-      <w:r>
-        <w:rPr>
-          <w:rFonts w:eastAsia="Times New Roman"/>
-        </w:rPr>
-        <w:lastRenderedPageBreak/>
-        <w:t>untuk berjalan</w:t>
+        <w:t xml:space="preserve"> yang tepat, perangkat lunak tidak akan memiliki platform untuk berjalan</w:t>
       </w:r>
       <w:r>
         <w:rPr>
@@ -1956,8 +1955,51 @@
         <w:spacing w:after="160" w:line="259" w:lineRule="auto"/>
         <w:rPr>
           <w:rFonts w:eastAsia="Times New Roman"/>
-        </w:rPr>
-      </w:pPr>
+          <w:highlight w:val="cyan"/>
+        </w:rPr>
+      </w:pPr>
+      <w:r>
+        <w:rPr>
+          <w:rFonts w:eastAsia="Times New Roman"/>
+          <w:highlight w:val="cyan"/>
+        </w:rPr>
+        <w:t>CPU itu bentuknya seperti lempengan kecil berbentuk persegi. Biasanya merk Intel atau AMD. Tugasnya sebagai pusat yang mengatur semua operasi di dalam komputer</w:t>
+      </w:r>
+    </w:p>
+    <w:p>
+      <w:pPr>
+        <w:keepNext/>
+        <w:shd w:val="clear" w:color="auto" w:fill="FFFFFF"/>
+        <w:spacing w:after="160" w:line="259" w:lineRule="auto"/>
+        <w:rPr>
+          <w:rFonts w:eastAsia="Times New Roman"/>
+          <w:highlight w:val="cyan"/>
+        </w:rPr>
+      </w:pPr>
+      <w:r>
+        <w:rPr>
+          <w:rFonts w:eastAsia="Times New Roman"/>
+          <w:highlight w:val="cyan"/>
+        </w:rPr>
+        <w:t>GPU itu tidak berdiri sendiri di motherboard tapi berada di dalam kartu grafis yang ada kipasnya itu. Dan kartu grafis ini kan fokusnya pada rendering grafis. Makanya, biasanya disalahartikan sebagai fungsi untuk bermain game saja. Padahal, GPU ini fungsinya sama seperti CPU tapi lebih powerful karena memiliki banyak core yang bekerja secara paralel sehingga cocok untuk rendering video, rendering game, mining Bitcoin, hingga data training machine learning (AI)</w:t>
+      </w:r>
+    </w:p>
+    <w:p>
+      <w:pPr>
+        <w:keepNext/>
+        <w:shd w:val="clear" w:color="auto" w:fill="FFFFFF"/>
+        <w:spacing w:after="160" w:line="259" w:lineRule="auto"/>
+        <w:rPr>
+          <w:rFonts w:eastAsia="Times New Roman"/>
+        </w:rPr>
+      </w:pPr>
+      <w:r>
+        <w:rPr>
+          <w:rFonts w:eastAsia="Times New Roman"/>
+          <w:highlight w:val="cyan"/>
+        </w:rPr>
+        <w:t>Motherboard adalah papan PCB yang menjadi rumah bagi berbagai komponen di dalam kotak CPU</w:t>
+      </w:r>
     </w:p>
     <w:p>
       <w:pPr>
@@ -2374,6 +2416,13 @@
           <w:rFonts w:eastAsia="Times New Roman"/>
         </w:rPr>
       </w:pPr>
+      <w:r>
+        <w:rPr>
+          <w:rFonts w:eastAsia="Times New Roman"/>
+          <w:highlight w:val="cyan"/>
+        </w:rPr>
+        <w:t>Ini sepertinya tidak perlu penjelasan. Semuanya sudah paham.</w:t>
+      </w:r>
     </w:p>
     <w:p>
       <w:pPr>
@@ -2458,7 +2507,15 @@
           <w:rFonts w:eastAsia="Times New Roman"/>
           <w:highlight w:val="white"/>
         </w:rPr>
-        <w:t xml:space="preserve">Merujuk pada seperangkat norma, nilai, dan prinsip yang mengatur perilaku dan interaksi kita dalam dunia digital. Ini melibatkan cara kita menggunakan teknologi, berkomunikasi </w:t>
+        <w:t xml:space="preserve">Merujuk pada seperangkat norma, nilai, dan prinsip yang mengatur perilaku dan interaksi kita dalam dunia digital. Ini melibatkan cara kita menggunakan teknologi, </w:t>
+      </w:r>
+      <w:r>
+        <w:rPr>
+          <w:rFonts w:eastAsia="Times New Roman"/>
+          <w:highlight w:val="white"/>
+        </w:rPr>
+        <w:lastRenderedPageBreak/>
+        <w:t xml:space="preserve">berkomunikasi </w:t>
       </w:r>
       <w:r>
         <w:rPr>
@@ -2525,7 +2582,6 @@
         <w:rPr>
           <w:rFonts w:eastAsia="Times New Roman"/>
         </w:rPr>
-        <w:lastRenderedPageBreak/>
         <w:br/>
       </w:r>
       <w:r>
@@ -2602,6 +2658,13 @@
           <w:rFonts w:eastAsia="Times New Roman"/>
         </w:rPr>
       </w:pPr>
+      <w:r>
+        <w:rPr>
+          <w:rFonts w:eastAsia="Times New Roman"/>
+          <w:highlight w:val="cyan"/>
+        </w:rPr>
+        <w:t>Ini sepertinya sudah jelas</w:t>
+      </w:r>
     </w:p>
     <w:p>
       <w:pPr>
@@ -2864,11 +2927,17 @@
       <w:pPr>
         <w:pStyle w:val="ListParagraph"/>
         <w:widowControl w:val="0"/>
-        <w:jc w:val="both"/>
-        <w:rPr>
-          <w:rFonts w:eastAsia="Times New Roman"/>
-        </w:rPr>
-      </w:pPr>
+        <w:rPr>
+          <w:rFonts w:eastAsia="Times New Roman"/>
+        </w:rPr>
+      </w:pPr>
+      <w:r>
+        <w:rPr>
+          <w:rFonts w:ascii="Gungsuh" w:eastAsia="Gungsuh" w:hAnsi="Gungsuh" w:cs="Gungsuh"/>
+          <w:highlight w:val="cyan"/>
+        </w:rPr>
+        <w:t>Ini juga sudah jelas</w:t>
+      </w:r>
       <w:r>
         <w:rPr>
           <w:rFonts w:ascii="Gungsuh" w:eastAsia="Gungsuh" w:hAnsi="Gungsuh" w:cs="Gungsuh"/>
@@ -3175,6 +3244,13 @@
           <w:rFonts w:eastAsia="Times New Roman"/>
         </w:rPr>
       </w:pPr>
+      <w:r>
+        <w:rPr>
+          <w:rFonts w:eastAsia="Times New Roman"/>
+          <w:highlight w:val="cyan"/>
+        </w:rPr>
+        <w:t>Ini juga sudah jelas</w:t>
+      </w:r>
     </w:p>
     <w:p>
       <w:pPr>
@@ -3251,7 +3327,15 @@
           <w:rFonts w:eastAsia="Times New Roman"/>
           <w:highlight w:val="white"/>
         </w:rPr>
-        <w:t>Dalam kehidupan sehari-hari, kita sering menggunakan jaringan komputer untuk berbagai keperluan, seperti berbagi file, mengakses internet, dan berkomunikasi. Jaringan komputer terdiri dari beberapa jenis berdasarkan cakupan wilayahnya, yaitu:</w:t>
+        <w:t xml:space="preserve">Dalam kehidupan sehari-hari, kita sering menggunakan jaringan komputer untuk </w:t>
+      </w:r>
+      <w:r>
+        <w:rPr>
+          <w:rFonts w:eastAsia="Times New Roman"/>
+          <w:highlight w:val="white"/>
+        </w:rPr>
+        <w:lastRenderedPageBreak/>
+        <w:t>berbagai keperluan, seperti berbagi file, mengakses internet, dan berkomunikasi. Jaringan komputer terdiri dari beberapa jenis berdasarkan cakupan wilayahnya, yaitu:</w:t>
       </w:r>
     </w:p>
     <w:p>
@@ -3401,7 +3485,6 @@
               <w:rPr>
                 <w:rFonts w:eastAsia="Times New Roman"/>
               </w:rPr>
-              <w:lastRenderedPageBreak/>
               <w:t>No.</w:t>
             </w:r>
           </w:p>
@@ -3578,6 +3661,13 @@
           <w:rFonts w:eastAsia="Times New Roman"/>
         </w:rPr>
       </w:pPr>
+      <w:r>
+        <w:rPr>
+          <w:rFonts w:eastAsia="Times New Roman"/>
+          <w:highlight w:val="cyan"/>
+        </w:rPr>
+        <w:t>LAN itu jaringan antara satu komputer dengan komputer yang lain dihubungkan dengan perangkat sederhana seperti kabel internet, router, maupun pemancar wifi. Sedangkan WAN itu menjangkau area yang sangat luas dan menggunakan berbagai macam perangkat. Contoh dari WAN yang paling besar adalah jaringan internet</w:t>
+      </w:r>
     </w:p>
     <w:tbl>
       <w:tblPr>
@@ -3906,6 +3996,13 @@
           <w:rFonts w:eastAsia="Times New Roman"/>
         </w:rPr>
       </w:pPr>
+      <w:r>
+        <w:rPr>
+          <w:rFonts w:eastAsia="Times New Roman"/>
+          <w:highlight w:val="cyan"/>
+        </w:rPr>
+        <w:t>Penjelasannya sama seperti nomor sebelumnya</w:t>
+      </w:r>
     </w:p>
     <w:p>
       <w:pPr>
@@ -4006,6 +4103,7 @@
         <w:rPr>
           <w:rFonts w:eastAsia="Times New Roman"/>
         </w:rPr>
+        <w:lastRenderedPageBreak/>
         <w:br/>
       </w:r>
       <w:r>
@@ -4257,6 +4355,15 @@
           <w:rFonts w:eastAsia="Times New Roman"/>
         </w:rPr>
       </w:pPr>
+      <w:bookmarkStart w:id="0" w:name="_GoBack"/>
+      <w:bookmarkEnd w:id="0"/>
+      <w:r>
+        <w:rPr>
+          <w:rFonts w:eastAsia="Times New Roman"/>
+          <w:highlight w:val="cyan"/>
+        </w:rPr>
+        <w:t>Untuk yang nomor 2 tentu saja WAN, bukan LAN. Sedangkan, untuk nomor 4, tidak ada kaitannya dengan LAN</w:t>
+      </w:r>
     </w:p>
     <w:p>
       <w:pPr>
@@ -4322,14 +4429,6 @@
           <w:bCs/>
         </w:rPr>
         <w:br/>
-      </w:r>
-      <w:r>
-        <w:rPr>
-          <w:rFonts w:eastAsia="Times New Roman"/>
-          <w:b/>
-          <w:bCs/>
-        </w:rPr>
-        <w:lastRenderedPageBreak/>
         <w:t xml:space="preserve">    </w:t>
       </w:r>
       <w:r>
@@ -5211,6 +5310,7 @@
         <w:rPr>
           <w:rFonts w:eastAsia="Times New Roman"/>
         </w:rPr>
+        <w:lastRenderedPageBreak/>
         <w:t>Perhatikan desktipsi berikut!</w:t>
       </w:r>
       <w:r>
@@ -5440,7 +5540,6 @@
         <w:rPr>
           <w:rFonts w:eastAsia="Times New Roman"/>
         </w:rPr>
-        <w:lastRenderedPageBreak/>
         <w:t>Contoh: Ubah 25 ke biner</w:t>
       </w:r>
     </w:p>
@@ -6261,6 +6360,7 @@
               <w:rPr>
                 <w:rFonts w:eastAsia="Times New Roman"/>
               </w:rPr>
+              <w:lastRenderedPageBreak/>
               <w:t>No.</w:t>
             </w:r>
           </w:p>
@@ -6709,14 +6809,7 @@
         <w:rPr>
           <w:rFonts w:eastAsia="Times New Roman"/>
         </w:rPr>
-        <w:t xml:space="preserve">Algoritma adalah sebuah proses atau serangkaian langkah yang digunakan untuk </w:t>
-      </w:r>
-      <w:r>
-        <w:rPr>
-          <w:rFonts w:eastAsia="Times New Roman"/>
-        </w:rPr>
-        <w:lastRenderedPageBreak/>
-        <w:t>menyelesaikan masalah atau mencapai tujuan tertentu. Ini bisa digunakan dalam berbagai situasi seperti dalam membuat kopi, memasak nasi, mencari rute terpendek untuk sampai ke tujuan dengan menggunakan aplikasi navigasi, atau mencari produk terbaik dengan harga terbaik dalam belanja online. Konsep algoritma sangat penting dalam bidang teknologi dan ilmu komputer, namun juga sangat berguna dalam kehidupan sehari-hari.</w:t>
+        <w:t>Algoritma adalah sebuah proses atau serangkaian langkah yang digunakan untuk menyelesaikan masalah atau mencapai tujuan tertentu. Ini bisa digunakan dalam berbagai situasi seperti dalam membuat kopi, memasak nasi, mencari rute terpendek untuk sampai ke tujuan dengan menggunakan aplikasi navigasi, atau mencari produk terbaik dengan harga terbaik dalam belanja online. Konsep algoritma sangat penting dalam bidang teknologi dan ilmu komputer, namun juga sangat berguna dalam kehidupan sehari-hari.</w:t>
       </w:r>
       <w:r>
         <w:rPr>
@@ -7285,6 +7378,7 @@
               <w:rPr>
                 <w:rFonts w:eastAsia="Times New Roman"/>
               </w:rPr>
+              <w:lastRenderedPageBreak/>
               <w:t>Serangkaian langkah-langkah terstruktur untuk menyelesaikan masalah</w:t>
             </w:r>
           </w:p>
@@ -7560,7 +7654,6 @@
           <w:rFonts w:eastAsia="Times New Roman"/>
           <w:color w:val="000000"/>
         </w:rPr>
-        <w:lastRenderedPageBreak/>
         <w:t>Perangkat lunak pemrograman, softwere yang digunakan untuk menterjemahkan instruksi dari bahasa pemrograman ke kode bahasa mesin melalui prosedur tertentu adar dapat diterima dan dibaca komputer umumnya perangkat kunak ini untuk menterjemahkan, menulis, menguji, mengembangkan.</w:t>
       </w:r>
     </w:p>
@@ -8157,6 +8250,7 @@
               <w:rPr>
                 <w:rFonts w:eastAsia="Times New Roman"/>
               </w:rPr>
+              <w:lastRenderedPageBreak/>
               <w:t>Checklist</w:t>
             </w:r>
           </w:p>
@@ -8526,7 +8620,6 @@
               <w:rPr>
                 <w:rFonts w:eastAsia="Times New Roman"/>
               </w:rPr>
-              <w:lastRenderedPageBreak/>
               <w:t>Pernyataan</w:t>
             </w:r>
           </w:p>
@@ -9338,6 +9431,7 @@
           <w:b/>
           <w:bCs/>
         </w:rPr>
+        <w:lastRenderedPageBreak/>
         <w:br/>
       </w:r>
       <w:r>
@@ -9548,7 +9642,6 @@
                 <w:rFonts w:eastAsia="Times New Roman"/>
                 <w:highlight w:val="yellow"/>
               </w:rPr>
-              <w:lastRenderedPageBreak/>
               <w:t>A</w:t>
             </w:r>
           </w:p>
@@ -10390,6 +10483,7 @@
         <w:rPr>
           <w:rFonts w:eastAsia="Times New Roman"/>
         </w:rPr>
+        <w:lastRenderedPageBreak/>
         <w:br/>
       </w:r>
       <w:r>
@@ -10606,7 +10700,6 @@
         <w:rPr>
           <w:rFonts w:eastAsia="Times New Roman"/>
         </w:rPr>
-        <w:lastRenderedPageBreak/>
         <w:t>Menyediakan database untuk menyimpan informasi pengguna</w:t>
       </w:r>
       <w:r>
@@ -11293,6 +11386,7 @@
         <w:rPr>
           <w:rFonts w:eastAsia="Times New Roman"/>
         </w:rPr>
+        <w:lastRenderedPageBreak/>
         <w:t>Mendaftar dan membuat akun – Mengisi data diri dan memilih nama blog yang sesuai.</w:t>
       </w:r>
     </w:p>
@@ -11789,7 +11883,6 @@
         <w:rPr>
           <w:rFonts w:eastAsia="Times New Roman"/>
         </w:rPr>
-        <w:lastRenderedPageBreak/>
         <w:t>Apa tujuan dari menyesuaikan tampilan blog….</w:t>
       </w:r>
       <w:r>
@@ -12326,6 +12419,7 @@
               <w:rPr>
                 <w:rFonts w:eastAsia="Times New Roman"/>
               </w:rPr>
+              <w:lastRenderedPageBreak/>
               <w:t>Pernyataan</w:t>
             </w:r>
           </w:p>
@@ -12951,7 +13045,6 @@
               <w:rPr>
                 <w:rFonts w:eastAsia="Times New Roman"/>
               </w:rPr>
-              <w:lastRenderedPageBreak/>
               <w:t>C.</w:t>
             </w:r>
           </w:p>
@@ -13403,6 +13496,7 @@
                 <w:rFonts w:eastAsia="Times New Roman"/>
                 <w:highlight w:val="yellow"/>
               </w:rPr>
+              <w:lastRenderedPageBreak/>
               <w:t>a</w:t>
             </w:r>
           </w:p>
@@ -13798,7 +13892,6 @@
           <w:b/>
           <w:bCs/>
         </w:rPr>
-        <w:lastRenderedPageBreak/>
         <w:tab/>
       </w:r>
       <w:r>
@@ -14510,6 +14603,7 @@
                 <w:rFonts w:eastAsia="Times New Roman"/>
                 <w:highlight w:val="yellow"/>
               </w:rPr>
+              <w:lastRenderedPageBreak/>
               <w:t>A</w:t>
             </w:r>
           </w:p>
@@ -14733,7 +14827,6 @@
         <w:rPr>
           <w:rFonts w:eastAsia="Times New Roman"/>
         </w:rPr>
-        <w:lastRenderedPageBreak/>
         <w:t>Untuk menjaga keamanan data, pengguna harus menggunakan kata sandi yang kuat, mengaktifkan autentikasi dua faktor, dan tidak membagikan informasi pribadi sembarangan.</w:t>
       </w:r>
       <w:r>
@@ -15528,6 +15621,7 @@
           <w:rFonts w:eastAsia="Times New Roman"/>
           <w:highlight w:val="yellow"/>
         </w:rPr>
+        <w:lastRenderedPageBreak/>
         <w:t xml:space="preserve">Menggunakan autentikasi dua faktor dan tidak membagikan informasi pribadi sembarangan. </w:t>
       </w:r>
     </w:p>
@@ -15733,7 +15827,6 @@
         <w:rPr>
           <w:rFonts w:eastAsia="Times New Roman"/>
         </w:rPr>
-        <w:lastRenderedPageBreak/>
         <w:t>Malware – Perangkat lunak berbahaya yang dapat merusak sistem komputer atau mencuri data pribadi.</w:t>
       </w:r>
     </w:p>
@@ -16337,6 +16430,7 @@
         <w:rPr>
           <w:rFonts w:eastAsia="Times New Roman"/>
         </w:rPr>
+        <w:lastRenderedPageBreak/>
         <w:t>Pasangkanlah pernyataan di bawah ini dengan tepat!</w:t>
       </w:r>
     </w:p>
@@ -16822,7 +16916,6 @@
         <w:rPr>
           <w:rFonts w:eastAsia="Times New Roman"/>
         </w:rPr>
-        <w:lastRenderedPageBreak/>
         <w:br/>
       </w:r>
       <w:r>
